--- a/projet/rapport/livrable1-rapport.docx
+++ b/projet/rapport/livrable1-rapport.docx
@@ -13,7 +13,7 @@
         <w:spacing w:after="60" w:line="331" w:lineRule="auto"/>
         <w:jc w:val="center"/>
         <w:rPr>
-          <w:lang w:val="en-CA"/>
+          <w:lang w:val="fr-CA"/>
         </w:rPr>
       </w:pPr>
       <w:r>
@@ -22,9 +22,9 @@
           <w:b/>
           <w:color w:val="000000"/>
           <w:sz w:val="52"/>
-          <w:lang w:val="en-CA"/>
-        </w:rPr>
-        <w:t>Lab #</w:t>
+          <w:lang w:val="fr-CA"/>
+        </w:rPr>
+        <w:t>Livrable 1</w:t>
       </w:r>
       <w:r>
         <w:rPr>
@@ -32,9 +32,9 @@
           <w:b/>
           <w:color w:val="000000"/>
           <w:sz w:val="52"/>
-          <w:lang w:val="en-CA"/>
-        </w:rPr>
-        <w:t>4</w:t>
+          <w:lang w:val="fr-CA"/>
+        </w:rPr>
+        <w:t xml:space="preserve">: </w:t>
       </w:r>
       <w:r>
         <w:rPr>
@@ -42,19 +42,9 @@
           <w:b/>
           <w:color w:val="000000"/>
           <w:sz w:val="52"/>
-          <w:lang w:val="en-CA"/>
-        </w:rPr>
-        <w:t xml:space="preserve">: </w:t>
-      </w:r>
-      <w:r>
-        <w:rPr>
-          <w:rFonts w:ascii="Arial" w:eastAsia="Arial" w:hAnsi="Arial" w:cs="Arial"/>
-          <w:b/>
-          <w:color w:val="000000"/>
-          <w:sz w:val="52"/>
-          <w:lang w:val="en-CA"/>
-        </w:rPr>
-        <w:t>Routes Angular</w:t>
+          <w:lang w:val="fr-CA"/>
+        </w:rPr>
+        <w:t>Domaine Initial</w:t>
       </w:r>
     </w:p>
     <w:p>
@@ -67,7 +57,7 @@
         </w:pBdr>
         <w:ind w:left="120" w:right="120"/>
         <w:rPr>
-          <w:lang w:val="en-CA"/>
+          <w:lang w:val="fr-CA"/>
         </w:rPr>
       </w:pPr>
     </w:p>
@@ -91,19 +81,9 @@
           <w:b/>
           <w:color w:val="000000"/>
           <w:sz w:val="28"/>
-          <w:lang w:val="en-CA"/>
-        </w:rPr>
-        <w:t xml:space="preserve">SEG 3502 - ARCHITECT. </w:t>
-      </w:r>
-      <w:r>
-        <w:rPr>
-          <w:rFonts w:ascii="Arial" w:eastAsia="Arial" w:hAnsi="Arial" w:cs="Arial"/>
-          <w:b/>
-          <w:color w:val="000000"/>
-          <w:sz w:val="28"/>
-          <w:lang w:val="fr-CA"/>
-        </w:rPr>
-        <w:t>&amp; CONCEPT. LOGICIEL</w:t>
+          <w:lang w:val="fr-CA"/>
+        </w:rPr>
+        <w:t>SEG 3502 - ARCHITECT. &amp; CONCEPT. LOGICIEL</w:t>
       </w:r>
     </w:p>
     <w:p>
@@ -214,8 +194,281 @@
           <w:bottom w:val="none" w:sz="4" w:space="0" w:color="000000"/>
           <w:right w:val="none" w:sz="4" w:space="0" w:color="000000"/>
         </w:pBdr>
+        <w:spacing w:after="0" w:line="331" w:lineRule="auto"/>
+        <w:jc w:val="center"/>
+        <w:rPr>
+          <w:lang w:val="fr-CA"/>
+        </w:rPr>
+      </w:pPr>
+      <w:r>
+        <w:rPr>
+          <w:rFonts w:ascii="Arial" w:eastAsia="Arial" w:hAnsi="Arial" w:cs="Arial"/>
+          <w:color w:val="000000"/>
+          <w:lang w:val="fr-CA"/>
+        </w:rPr>
+        <w:t>Professeur:</w:t>
+      </w:r>
+      <w:r>
+        <w:rPr>
+          <w:rFonts w:ascii="Arial" w:eastAsia="Arial" w:hAnsi="Arial" w:cs="Arial"/>
+          <w:color w:val="000000"/>
+          <w:lang w:val="fr-CA"/>
+        </w:rPr>
+        <w:t xml:space="preserve"> </w:t>
+      </w:r>
+      <w:r>
+        <w:rPr>
+          <w:rFonts w:ascii="Arial" w:eastAsia="Arial" w:hAnsi="Arial" w:cs="Arial"/>
+          <w:color w:val="000000"/>
+          <w:lang w:val="fr-CA"/>
+        </w:rPr>
+        <w:t>Kalonji Kalala</w:t>
+      </w:r>
+    </w:p>
+    <w:p>
+      <w:pPr>
+        <w:pBdr>
+          <w:top w:val="none" w:sz="4" w:space="0" w:color="000000"/>
+          <w:left w:val="none" w:sz="4" w:space="0" w:color="000000"/>
+          <w:bottom w:val="none" w:sz="4" w:space="0" w:color="000000"/>
+          <w:right w:val="none" w:sz="4" w:space="0" w:color="000000"/>
+        </w:pBdr>
         <w:ind w:left="120" w:right="120"/>
         <w:rPr>
+          <w:lang w:val="fr-CA"/>
+        </w:rPr>
+      </w:pPr>
+    </w:p>
+    <w:p>
+      <w:pPr>
+        <w:pBdr>
+          <w:top w:val="none" w:sz="4" w:space="0" w:color="000000"/>
+          <w:left w:val="none" w:sz="4" w:space="0" w:color="000000"/>
+          <w:bottom w:val="none" w:sz="4" w:space="0" w:color="000000"/>
+          <w:right w:val="none" w:sz="4" w:space="0" w:color="000000"/>
+        </w:pBdr>
+        <w:ind w:left="120" w:right="120"/>
+        <w:rPr>
+          <w:lang w:val="fr-CA"/>
+        </w:rPr>
+      </w:pPr>
+    </w:p>
+    <w:p>
+      <w:pPr>
+        <w:pBdr>
+          <w:top w:val="none" w:sz="4" w:space="0" w:color="000000"/>
+          <w:left w:val="none" w:sz="4" w:space="0" w:color="000000"/>
+          <w:bottom w:val="none" w:sz="4" w:space="0" w:color="000000"/>
+          <w:right w:val="none" w:sz="4" w:space="0" w:color="000000"/>
+        </w:pBdr>
+        <w:ind w:left="120" w:right="120"/>
+        <w:rPr>
+          <w:lang w:val="fr-CA"/>
+        </w:rPr>
+      </w:pPr>
+    </w:p>
+    <w:p>
+      <w:pPr>
+        <w:pBdr>
+          <w:top w:val="none" w:sz="4" w:space="0" w:color="000000"/>
+          <w:left w:val="none" w:sz="4" w:space="0" w:color="000000"/>
+          <w:bottom w:val="none" w:sz="4" w:space="0" w:color="000000"/>
+          <w:right w:val="none" w:sz="4" w:space="0" w:color="000000"/>
+        </w:pBdr>
+        <w:ind w:left="120" w:right="120"/>
+        <w:rPr>
+          <w:lang w:val="fr-CA"/>
+        </w:rPr>
+      </w:pPr>
+    </w:p>
+    <w:p>
+      <w:pPr>
+        <w:pBdr>
+          <w:top w:val="none" w:sz="4" w:space="0" w:color="000000"/>
+          <w:left w:val="none" w:sz="4" w:space="0" w:color="000000"/>
+          <w:bottom w:val="none" w:sz="4" w:space="0" w:color="000000"/>
+          <w:right w:val="none" w:sz="4" w:space="0" w:color="000000"/>
+        </w:pBdr>
+        <w:ind w:left="120" w:right="120"/>
+        <w:jc w:val="center"/>
+        <w:rPr>
+          <w:b/>
+          <w:bCs/>
+          <w:sz w:val="32"/>
+          <w:szCs w:val="32"/>
+          <w:u w:val="single"/>
+          <w:lang w:val="fr-CA"/>
+        </w:rPr>
+      </w:pPr>
+      <w:r>
+        <w:rPr>
+          <w:b/>
+          <w:bCs/>
+          <w:sz w:val="32"/>
+          <w:szCs w:val="32"/>
+          <w:u w:val="single"/>
+          <w:lang w:val="fr-CA"/>
+        </w:rPr>
+        <w:t>CAR-HMS</w:t>
+      </w:r>
+    </w:p>
+    <w:p>
+      <w:pPr>
+        <w:pBdr>
+          <w:top w:val="none" w:sz="4" w:space="0" w:color="000000"/>
+          <w:left w:val="none" w:sz="4" w:space="0" w:color="000000"/>
+          <w:bottom w:val="none" w:sz="4" w:space="0" w:color="000000"/>
+          <w:right w:val="none" w:sz="4" w:space="0" w:color="000000"/>
+        </w:pBdr>
+        <w:ind w:left="120" w:right="120"/>
+        <w:jc w:val="center"/>
+        <w:rPr>
+          <w:b/>
+          <w:bCs/>
+          <w:lang w:val="fr-CA"/>
+        </w:rPr>
+      </w:pPr>
+      <w:r>
+        <w:rPr>
+          <w:b/>
+          <w:bCs/>
+          <w:lang w:val="fr-CA"/>
+        </w:rPr>
+        <w:t>Par uOCode</w:t>
+      </w:r>
+      <w:r>
+        <w:rPr>
+          <w:b/>
+          <w:bCs/>
+          <w:lang w:val="fr-CA"/>
+        </w:rPr>
+        <w:t>-10</w:t>
+      </w:r>
+    </w:p>
+    <w:p>
+      <w:pPr>
+        <w:pBdr>
+          <w:top w:val="none" w:sz="4" w:space="0" w:color="000000"/>
+          <w:left w:val="none" w:sz="4" w:space="0" w:color="000000"/>
+          <w:bottom w:val="none" w:sz="4" w:space="0" w:color="000000"/>
+          <w:right w:val="none" w:sz="4" w:space="0" w:color="000000"/>
+        </w:pBdr>
+        <w:ind w:left="120" w:right="120"/>
+        <w:jc w:val="center"/>
+        <w:rPr>
+          <w:lang w:val="fr-CA"/>
+        </w:rPr>
+      </w:pPr>
+      <w:r>
+        <w:rPr>
+          <w:lang w:val="fr-CA"/>
+        </w:rPr>
+        <w:drawing>
+          <wp:inline distT="0" distB="0" distL="0" distR="0" wp14:anchorId="63E3E133" wp14:editId="3843543C">
+            <wp:extent cx="1131683" cy="1131683"/>
+            <wp:effectExtent l="0" t="0" r="0" b="0"/>
+            <wp:docPr id="688498772" name="Image 1"/>
+            <wp:cNvGraphicFramePr>
+              <a:graphicFrameLocks xmlns:a="http://schemas.openxmlformats.org/drawingml/2006/main" noChangeAspect="1"/>
+            </wp:cNvGraphicFramePr>
+            <a:graphic xmlns:a="http://schemas.openxmlformats.org/drawingml/2006/main">
+              <a:graphicData uri="http://schemas.openxmlformats.org/drawingml/2006/picture">
+                <pic:pic xmlns:pic="http://schemas.openxmlformats.org/drawingml/2006/picture">
+                  <pic:nvPicPr>
+                    <pic:cNvPr id="688498772" name=""/>
+                    <pic:cNvPicPr/>
+                  </pic:nvPicPr>
+                  <pic:blipFill>
+                    <a:blip r:embed="rId7"/>
+                    <a:stretch>
+                      <a:fillRect/>
+                    </a:stretch>
+                  </pic:blipFill>
+                  <pic:spPr>
+                    <a:xfrm>
+                      <a:off x="0" y="0"/>
+                      <a:ext cx="1136612" cy="1136612"/>
+                    </a:xfrm>
+                    <a:prstGeom prst="rect">
+                      <a:avLst/>
+                    </a:prstGeom>
+                  </pic:spPr>
+                </pic:pic>
+              </a:graphicData>
+            </a:graphic>
+          </wp:inline>
+        </w:drawing>
+      </w:r>
+    </w:p>
+    <w:p>
+      <w:pPr>
+        <w:pBdr>
+          <w:top w:val="none" w:sz="4" w:space="0" w:color="000000"/>
+          <w:left w:val="none" w:sz="4" w:space="0" w:color="000000"/>
+          <w:bottom w:val="none" w:sz="4" w:space="0" w:color="000000"/>
+          <w:right w:val="none" w:sz="4" w:space="0" w:color="000000"/>
+        </w:pBdr>
+        <w:ind w:left="120" w:right="120"/>
+        <w:jc w:val="center"/>
+        <w:rPr>
+          <w:lang w:val="fr-CA"/>
+        </w:rPr>
+      </w:pPr>
+    </w:p>
+    <w:p>
+      <w:pPr>
+        <w:pBdr>
+          <w:top w:val="none" w:sz="4" w:space="0" w:color="000000"/>
+          <w:left w:val="none" w:sz="4" w:space="0" w:color="000000"/>
+          <w:bottom w:val="none" w:sz="4" w:space="0" w:color="000000"/>
+          <w:right w:val="none" w:sz="4" w:space="0" w:color="000000"/>
+        </w:pBdr>
+        <w:ind w:left="120" w:right="120"/>
+        <w:rPr>
+          <w:lang w:val="fr-CA"/>
+        </w:rPr>
+      </w:pPr>
+    </w:p>
+    <w:p>
+      <w:pPr>
+        <w:pBdr>
+          <w:top w:val="none" w:sz="4" w:space="0" w:color="000000"/>
+          <w:left w:val="none" w:sz="4" w:space="0" w:color="000000"/>
+          <w:bottom w:val="none" w:sz="4" w:space="0" w:color="000000"/>
+          <w:right w:val="none" w:sz="4" w:space="0" w:color="000000"/>
+        </w:pBdr>
+        <w:ind w:left="120" w:right="120"/>
+        <w:rPr>
+          <w:lang w:val="fr-CA"/>
+        </w:rPr>
+      </w:pPr>
+    </w:p>
+    <w:p>
+      <w:pPr>
+        <w:pBdr>
+          <w:top w:val="none" w:sz="4" w:space="0" w:color="000000"/>
+          <w:left w:val="none" w:sz="4" w:space="0" w:color="000000"/>
+          <w:bottom w:val="none" w:sz="4" w:space="0" w:color="000000"/>
+          <w:right w:val="none" w:sz="4" w:space="0" w:color="000000"/>
+        </w:pBdr>
+        <w:spacing w:after="0" w:line="331" w:lineRule="auto"/>
+        <w:rPr>
+          <w:lang w:val="fr-CA"/>
+        </w:rPr>
+      </w:pPr>
+    </w:p>
+    <w:p>
+      <w:pPr>
+        <w:pBdr>
+          <w:top w:val="none" w:sz="4" w:space="0" w:color="000000"/>
+          <w:left w:val="none" w:sz="4" w:space="0" w:color="000000"/>
+          <w:bottom w:val="none" w:sz="4" w:space="0" w:color="000000"/>
+          <w:right w:val="none" w:sz="4" w:space="0" w:color="000000"/>
+        </w:pBdr>
+        <w:ind w:left="120" w:right="120"/>
+        <w:rPr>
+          <w:sz w:val="24"/>
+          <w:szCs w:val="24"/>
           <w:lang w:val="fr-CA"/>
         </w:rPr>
       </w:pPr>
@@ -231,61 +484,22 @@
         <w:spacing w:after="0" w:line="331" w:lineRule="auto"/>
         <w:jc w:val="center"/>
         <w:rPr>
-          <w:lang w:val="fr-CA"/>
-        </w:rPr>
-      </w:pPr>
-      <w:r>
-        <w:rPr>
-          <w:rFonts w:ascii="Arial" w:eastAsia="Arial" w:hAnsi="Arial" w:cs="Arial"/>
-          <w:color w:val="000000"/>
-          <w:lang w:val="fr-CA"/>
-        </w:rPr>
-        <w:t>Professeur:   Kalonji Kalala</w:t>
-      </w:r>
-    </w:p>
-    <w:p>
-      <w:pPr>
-        <w:pBdr>
-          <w:top w:val="none" w:sz="4" w:space="0" w:color="000000"/>
-          <w:left w:val="none" w:sz="4" w:space="0" w:color="000000"/>
-          <w:bottom w:val="none" w:sz="4" w:space="0" w:color="000000"/>
-          <w:right w:val="none" w:sz="4" w:space="0" w:color="000000"/>
-        </w:pBdr>
-        <w:ind w:left="120" w:right="120"/>
-        <w:rPr>
-          <w:lang w:val="fr-CA"/>
-        </w:rPr>
-      </w:pPr>
-    </w:p>
-    <w:p>
-      <w:pPr>
-        <w:pBdr>
-          <w:top w:val="none" w:sz="4" w:space="0" w:color="000000"/>
-          <w:left w:val="none" w:sz="4" w:space="0" w:color="000000"/>
-          <w:bottom w:val="none" w:sz="4" w:space="0" w:color="000000"/>
-          <w:right w:val="none" w:sz="4" w:space="0" w:color="000000"/>
-        </w:pBdr>
-        <w:spacing w:after="0" w:line="331" w:lineRule="auto"/>
-        <w:rPr>
-          <w:lang w:val="fr-CA"/>
-        </w:rPr>
-      </w:pPr>
-    </w:p>
-    <w:p>
-      <w:pPr>
-        <w:pBdr>
-          <w:top w:val="none" w:sz="4" w:space="0" w:color="000000"/>
-          <w:left w:val="none" w:sz="4" w:space="0" w:color="000000"/>
-          <w:bottom w:val="none" w:sz="4" w:space="0" w:color="000000"/>
-          <w:right w:val="none" w:sz="4" w:space="0" w:color="000000"/>
-        </w:pBdr>
-        <w:ind w:left="120" w:right="120"/>
-        <w:rPr>
+          <w:color w:val="000000" w:themeColor="text1"/>
           <w:sz w:val="24"/>
           <w:szCs w:val="24"/>
           <w:lang w:val="fr-CA"/>
         </w:rPr>
       </w:pPr>
+      <w:r>
+        <w:rPr>
+          <w:rFonts w:ascii="Arial" w:eastAsia="Arial" w:hAnsi="Arial" w:cs="Arial"/>
+          <w:color w:val="000000" w:themeColor="text1"/>
+          <w:sz w:val="24"/>
+          <w:szCs w:val="24"/>
+          <w:lang w:val="fr-CA"/>
+        </w:rPr>
+        <w:t>Étudiant 1: Robichaud, Tristan (300391286)</w:t>
+      </w:r>
     </w:p>
     <w:p>
       <w:pPr>
@@ -298,6 +512,7 @@
         <w:spacing w:after="0" w:line="331" w:lineRule="auto"/>
         <w:jc w:val="center"/>
         <w:rPr>
+          <w:color w:val="000000" w:themeColor="text1"/>
           <w:sz w:val="24"/>
           <w:szCs w:val="24"/>
           <w:lang w:val="fr-CA"/>
@@ -306,34 +521,7 @@
       <w:r>
         <w:rPr>
           <w:rFonts w:ascii="Arial" w:eastAsia="Arial" w:hAnsi="Arial" w:cs="Arial"/>
-          <w:color w:val="000000"/>
-          <w:sz w:val="24"/>
-          <w:szCs w:val="24"/>
-          <w:lang w:val="fr-CA"/>
-        </w:rPr>
-        <w:t>Étudiant 1: Robichaud, Tristan (300391286)</w:t>
-      </w:r>
-    </w:p>
-    <w:p>
-      <w:pPr>
-        <w:pBdr>
-          <w:top w:val="none" w:sz="4" w:space="0" w:color="000000"/>
-          <w:left w:val="none" w:sz="4" w:space="0" w:color="000000"/>
-          <w:bottom w:val="none" w:sz="4" w:space="0" w:color="000000"/>
-          <w:right w:val="none" w:sz="4" w:space="0" w:color="000000"/>
-        </w:pBdr>
-        <w:spacing w:after="0" w:line="331" w:lineRule="auto"/>
-        <w:jc w:val="center"/>
-        <w:rPr>
-          <w:sz w:val="24"/>
-          <w:szCs w:val="24"/>
-          <w:lang w:val="fr-CA"/>
-        </w:rPr>
-      </w:pPr>
-      <w:r>
-        <w:rPr>
-          <w:rFonts w:ascii="Arial" w:eastAsia="Arial" w:hAnsi="Arial" w:cs="Arial"/>
-          <w:color w:val="222222"/>
+          <w:color w:val="000000" w:themeColor="text1"/>
           <w:sz w:val="24"/>
           <w:szCs w:val="24"/>
           <w:highlight w:val="white"/>
@@ -345,6 +533,7 @@
     <w:p>
       <w:pPr>
         <w:rPr>
+          <w:color w:val="000000" w:themeColor="text1"/>
           <w:sz w:val="24"/>
           <w:szCs w:val="24"/>
           <w:lang w:val="fr-CA"/>
@@ -352,6 +541,7 @@
       </w:pPr>
       <w:r>
         <w:rPr>
+          <w:color w:val="000000" w:themeColor="text1"/>
           <w:sz w:val="24"/>
           <w:szCs w:val="24"/>
           <w:lang w:val="fr-CA"/>
@@ -361,6 +551,7 @@
     </w:p>
     <w:p>
       <w:pPr>
+        <w:pStyle w:val="Titre2"/>
         <w:rPr>
           <w:lang w:val="fr-CA"/>
         </w:rPr>
@@ -370,36 +561,20 @@
           <w:lang w:val="fr-CA"/>
         </w:rPr>
         <w:lastRenderedPageBreak/>
-        <w:t xml:space="preserve">Lien </w:t>
-      </w:r>
-      <w:proofErr w:type="spellStart"/>
-      <w:r>
-        <w:rPr>
-          <w:lang w:val="fr-CA"/>
-        </w:rPr>
-        <w:t>Github</w:t>
-      </w:r>
-      <w:proofErr w:type="spellEnd"/>
-      <w:r>
-        <w:rPr>
-          <w:lang w:val="fr-CA"/>
-        </w:rPr>
-        <w:t xml:space="preserve"> : </w:t>
-      </w:r>
-      <w:hyperlink r:id="rId7" w:tooltip="https://github.com/uOttawa-SEG3502-A2026-G10/uOttawa-SEG3502-A2026-G10" w:history="1">
-        <w:r>
-          <w:rPr>
-            <w:rStyle w:val="Hyperlien"/>
-            <w:lang w:val="fr-CA"/>
-          </w:rPr>
-          <w:t>https://github.com/uOttawa-SEG3502-A2026-G10/uOttawa-SEG3502-A2026-G10</w:t>
-        </w:r>
-      </w:hyperlink>
-      <w:r>
-        <w:rPr>
-          <w:lang w:val="fr-CA"/>
-        </w:rPr>
-        <w:t xml:space="preserve"> </w:t>
+        <w:t>Sommaire exécutif</w:t>
+      </w:r>
+    </w:p>
+    <w:p>
+      <w:pPr>
+        <w:rPr>
+          <w:lang w:val="fr-CA"/>
+        </w:rPr>
+      </w:pPr>
+      <w:r>
+        <w:rPr>
+          <w:lang w:val="fr-CA"/>
+        </w:rPr>
+        <w:t>Ce document présente l’analyse initiale du domaine du système de gestion des événements de randonnée du Club Cairn (CAR-HMS). Il s’adresse au client, aux parties prenantes et à l’équipe de développement. Il décrit les hypothèses retenues, le contexte du système, les sous-domaines identifiés et les cas d’utilisation afin d’établir une base commune pour la conception et l’implémentation.</w:t>
       </w:r>
     </w:p>
     <w:p>
@@ -413,177 +588,217 @@
         <w:rPr>
           <w:lang w:val="fr-CA"/>
         </w:rPr>
-        <w:t>Des captures d’écran de l’application;</w:t>
-      </w:r>
-    </w:p>
-    <w:p>
-      <w:pPr>
-        <w:rPr>
-          <w:lang w:val="fr-CA"/>
-        </w:rPr>
-      </w:pPr>
-    </w:p>
-    <w:p>
-      <w:pPr>
-        <w:jc w:val="center"/>
-        <w:rPr>
-          <w:lang w:val="fr-CA"/>
-        </w:rPr>
-      </w:pPr>
-    </w:p>
-    <w:p>
-      <w:pPr>
-        <w:jc w:val="center"/>
-        <w:rPr>
-          <w:lang w:val="fr-CA"/>
-        </w:rPr>
-      </w:pPr>
-    </w:p>
-    <w:p>
-      <w:pPr>
-        <w:rPr>
-          <w:rStyle w:val="Titre2Car"/>
-          <w:lang w:val="fr-CA"/>
-        </w:rPr>
-      </w:pPr>
-      <w:r>
-        <w:rPr>
-          <w:lang w:val="fr-CA"/>
-        </w:rPr>
-        <w:br w:type="page" w:clear="all"/>
-      </w:r>
-      <w:r>
-        <w:rPr>
-          <w:rStyle w:val="Titre2Car"/>
-          <w:lang w:val="fr-CA"/>
-        </w:rPr>
-        <w:lastRenderedPageBreak/>
-        <w:t>Une brève description du travail réalisé;</w:t>
-      </w:r>
-    </w:p>
-    <w:p>
-      <w:pPr>
-        <w:rPr>
-          <w:lang w:val="fr-CA"/>
-        </w:rPr>
-      </w:pPr>
-      <w:r>
-        <w:rPr>
-          <w:lang w:val="fr-CA"/>
-        </w:rPr>
-        <w:t xml:space="preserve">Pour ce </w:t>
-      </w:r>
-      <w:proofErr w:type="spellStart"/>
-      <w:r>
-        <w:rPr>
-          <w:lang w:val="fr-CA"/>
-        </w:rPr>
-        <w:t>lab</w:t>
-      </w:r>
-      <w:proofErr w:type="spellEnd"/>
-      <w:r>
-        <w:rPr>
-          <w:lang w:val="fr-CA"/>
-        </w:rPr>
-        <w:t xml:space="preserve">, nous avons démarré un nouveau projet </w:t>
-      </w:r>
-      <w:proofErr w:type="spellStart"/>
-      <w:r>
-        <w:rPr>
-          <w:lang w:val="fr-CA"/>
-        </w:rPr>
-        <w:t>Angular</w:t>
-      </w:r>
-      <w:proofErr w:type="spellEnd"/>
-      <w:r>
-        <w:rPr>
-          <w:lang w:val="fr-CA"/>
-        </w:rPr>
-        <w:t xml:space="preserve"> en s’assurant d’utiliser </w:t>
-      </w:r>
-      <w:proofErr w:type="spellStart"/>
-      <w:r>
-        <w:rPr>
-          <w:lang w:val="fr-CA"/>
-        </w:rPr>
-        <w:t>angular</w:t>
-      </w:r>
-      <w:proofErr w:type="spellEnd"/>
-      <w:r>
-        <w:rPr>
-          <w:lang w:val="fr-CA"/>
-        </w:rPr>
-        <w:t xml:space="preserve"> router.</w:t>
-      </w:r>
-      <w:r>
-        <w:rPr>
-          <w:lang w:val="fr-CA"/>
-        </w:rPr>
-        <w:t xml:space="preserve"> Ensuite, </w:t>
-      </w:r>
-      <w:r>
-        <w:rPr>
-          <w:lang w:val="fr-CA"/>
-        </w:rPr>
-        <w:t xml:space="preserve">nous avons créé notre entité, </w:t>
-      </w:r>
-      <w:r>
-        <w:rPr>
-          <w:lang w:val="fr-CA"/>
-        </w:rPr>
-        <w:t>ajouté les deux composants, et nous les avons connectés</w:t>
-      </w:r>
-      <w:r>
-        <w:rPr>
-          <w:lang w:val="fr-CA"/>
-        </w:rPr>
-        <w:t xml:space="preserve"> avec des routes de routeur</w:t>
-      </w:r>
-      <w:r>
-        <w:rPr>
-          <w:lang w:val="fr-CA"/>
-        </w:rPr>
-        <w:t xml:space="preserve">. Finalement, </w:t>
-      </w:r>
-      <w:r>
-        <w:rPr>
-          <w:lang w:val="fr-CA"/>
-        </w:rPr>
-        <w:t>nous avons ajouté un peu de CSS pour formatter le tout.</w:t>
-      </w:r>
-      <w:r>
-        <w:rPr>
-          <w:lang w:val="fr-CA"/>
-        </w:rPr>
-        <w:t xml:space="preserve"> </w:t>
-      </w:r>
-    </w:p>
-    <w:p>
-      <w:pPr>
-        <w:rPr>
-          <w:lang w:val="fr-CA"/>
-        </w:rPr>
-      </w:pPr>
-      <w:r>
-        <w:rPr>
-          <w:lang w:val="fr-CA"/>
-        </w:rPr>
-        <w:t xml:space="preserve">Nous avons aussi eu à créer un service, </w:t>
-      </w:r>
-      <w:proofErr w:type="spellStart"/>
-      <w:r>
-        <w:rPr>
-          <w:lang w:val="fr-CA"/>
-        </w:rPr>
-        <w:t>ResultService</w:t>
-      </w:r>
-      <w:proofErr w:type="spellEnd"/>
-      <w:r>
-        <w:rPr>
-          <w:lang w:val="fr-CA"/>
-        </w:rPr>
-        <w:t>, afin de partager les informations entre les pages.</w:t>
-      </w:r>
+        <w:t>Description de l’équipe et des rôles</w:t>
+      </w:r>
+    </w:p>
+    <w:tbl>
+      <w:tblPr>
+        <w:tblStyle w:val="Grilledutableau"/>
+        <w:tblW w:w="0" w:type="auto"/>
+        <w:tblLook w:val="04A0" w:firstRow="1" w:lastRow="0" w:firstColumn="1" w:lastColumn="0" w:noHBand="0" w:noVBand="1"/>
+      </w:tblPr>
+      <w:tblGrid>
+        <w:gridCol w:w="2263"/>
+        <w:gridCol w:w="5529"/>
+        <w:gridCol w:w="1558"/>
+      </w:tblGrid>
+      <w:tr>
+        <w:tc>
+          <w:tcPr>
+            <w:tcW w:w="2263" w:type="dxa"/>
+          </w:tcPr>
+          <w:p>
+            <w:pPr>
+              <w:rPr>
+                <w:lang w:val="fr-CA"/>
+              </w:rPr>
+            </w:pPr>
+            <w:r>
+              <w:rPr>
+                <w:lang w:val="fr-CA"/>
+              </w:rPr>
+              <w:t>Nom</w:t>
+            </w:r>
+          </w:p>
+        </w:tc>
+        <w:tc>
+          <w:tcPr>
+            <w:tcW w:w="5529" w:type="dxa"/>
+          </w:tcPr>
+          <w:p>
+            <w:pPr>
+              <w:rPr>
+                <w:lang w:val="fr-CA"/>
+              </w:rPr>
+            </w:pPr>
+            <w:r>
+              <w:rPr>
+                <w:lang w:val="fr-CA"/>
+              </w:rPr>
+              <w:t>Description</w:t>
+            </w:r>
+          </w:p>
+        </w:tc>
+        <w:tc>
+          <w:tcPr>
+            <w:tcW w:w="1558" w:type="dxa"/>
+          </w:tcPr>
+          <w:p>
+            <w:pPr>
+              <w:rPr>
+                <w:lang w:val="fr-CA"/>
+              </w:rPr>
+            </w:pPr>
+            <w:r>
+              <w:rPr>
+                <w:lang w:val="fr-CA"/>
+              </w:rPr>
+              <w:t>Pourcentage</w:t>
+            </w:r>
+          </w:p>
+        </w:tc>
+      </w:tr>
+      <w:tr>
+        <w:tc>
+          <w:tcPr>
+            <w:tcW w:w="2263" w:type="dxa"/>
+          </w:tcPr>
+          <w:p>
+            <w:pPr>
+              <w:rPr>
+                <w:lang w:val="fr-CA"/>
+              </w:rPr>
+            </w:pPr>
+            <w:r>
+              <w:rPr>
+                <w:lang w:val="fr-CA"/>
+              </w:rPr>
+              <w:t>Sébastien Dufresne</w:t>
+            </w:r>
+          </w:p>
+        </w:tc>
+        <w:tc>
+          <w:tcPr>
+            <w:tcW w:w="5529" w:type="dxa"/>
+          </w:tcPr>
+          <w:p>
+            <w:pPr>
+              <w:rPr>
+                <w:lang w:val="fr-CA"/>
+              </w:rPr>
+            </w:pPr>
+            <w:r>
+              <w:rPr>
+                <w:lang w:val="fr-CA"/>
+              </w:rPr>
+              <w:t>Rapport</w:t>
+            </w:r>
+          </w:p>
+        </w:tc>
+        <w:tc>
+          <w:tcPr>
+            <w:tcW w:w="1558" w:type="dxa"/>
+          </w:tcPr>
+          <w:p>
+            <w:pPr>
+              <w:rPr>
+                <w:lang w:val="fr-CA"/>
+              </w:rPr>
+            </w:pPr>
+            <w:r>
+              <w:rPr>
+                <w:lang w:val="fr-CA"/>
+              </w:rPr>
+              <w:t>50%</w:t>
+            </w:r>
+          </w:p>
+        </w:tc>
+      </w:tr>
+      <w:tr>
+        <w:tc>
+          <w:tcPr>
+            <w:tcW w:w="2263" w:type="dxa"/>
+          </w:tcPr>
+          <w:p>
+            <w:pPr>
+              <w:rPr>
+                <w:lang w:val="fr-CA"/>
+              </w:rPr>
+            </w:pPr>
+            <w:r>
+              <w:rPr>
+                <w:lang w:val="fr-CA"/>
+              </w:rPr>
+              <w:t>Tristan Robichaud</w:t>
+            </w:r>
+          </w:p>
+        </w:tc>
+        <w:tc>
+          <w:tcPr>
+            <w:tcW w:w="5529" w:type="dxa"/>
+          </w:tcPr>
+          <w:p>
+            <w:pPr>
+              <w:rPr>
+                <w:lang w:val="fr-CA"/>
+              </w:rPr>
+            </w:pPr>
+            <w:r>
+              <w:rPr>
+                <w:lang w:val="fr-CA"/>
+              </w:rPr>
+              <w:t xml:space="preserve">Structure </w:t>
+            </w:r>
+            <w:proofErr w:type="spellStart"/>
+            <w:r>
+              <w:rPr>
+                <w:lang w:val="fr-CA"/>
+              </w:rPr>
+              <w:t>Kotlin</w:t>
+            </w:r>
+            <w:proofErr w:type="spellEnd"/>
+            <w:r>
+              <w:rPr>
+                <w:lang w:val="fr-CA"/>
+              </w:rPr>
+              <w:t xml:space="preserve"> et contrats </w:t>
+            </w:r>
+            <w:proofErr w:type="spellStart"/>
+            <w:r>
+              <w:rPr>
+                <w:lang w:val="fr-CA"/>
+              </w:rPr>
+              <w:t>Cucumber</w:t>
+            </w:r>
+            <w:proofErr w:type="spellEnd"/>
+          </w:p>
+        </w:tc>
+        <w:tc>
+          <w:tcPr>
+            <w:tcW w:w="1558" w:type="dxa"/>
+          </w:tcPr>
+          <w:p>
+            <w:pPr>
+              <w:rPr>
+                <w:lang w:val="fr-CA"/>
+              </w:rPr>
+            </w:pPr>
+            <w:r>
+              <w:rPr>
+                <w:lang w:val="fr-CA"/>
+              </w:rPr>
+              <w:t>50%</w:t>
+            </w:r>
+          </w:p>
+        </w:tc>
+      </w:tr>
+    </w:tbl>
+    <w:p>
+      <w:pPr>
+        <w:rPr>
+          <w:lang w:val="fr-CA"/>
+        </w:rPr>
+      </w:pPr>
     </w:p>
     <w:p>
       <w:pPr>
@@ -596,57 +811,15 @@
         <w:rPr>
           <w:lang w:val="fr-CA"/>
         </w:rPr>
-        <w:t>Les étapes nécessaires pour installer et exécuter le projet.</w:t>
-      </w:r>
-    </w:p>
-    <w:p>
-      <w:pPr>
-        <w:pStyle w:val="Titre3"/>
-      </w:pPr>
-      <w:r>
-        <w:rPr>
-          <w:lang w:val="fr-CA"/>
-        </w:rPr>
-        <w:t>P</w:t>
-      </w:r>
-      <w:proofErr w:type="spellStart"/>
-      <w:r>
-        <w:t>rérequis</w:t>
-      </w:r>
-      <w:proofErr w:type="spellEnd"/>
-    </w:p>
-    <w:p>
-      <w:pPr>
-        <w:rPr>
-          <w:b/>
-          <w:bCs/>
-        </w:rPr>
-      </w:pPr>
-      <w:proofErr w:type="spellStart"/>
-      <w:proofErr w:type="gramStart"/>
-      <w:r>
-        <w:rPr>
-          <w:b/>
-          <w:bCs/>
-        </w:rPr>
-        <w:t>Installez</w:t>
-      </w:r>
-      <w:proofErr w:type="spellEnd"/>
-      <w:r>
-        <w:rPr>
-          <w:b/>
-          <w:bCs/>
-        </w:rPr>
-        <w:t xml:space="preserve"> :</w:t>
-      </w:r>
-      <w:proofErr w:type="gramEnd"/>
+        <w:t>Hypothèses</w:t>
+      </w:r>
     </w:p>
     <w:p>
       <w:pPr>
         <w:pStyle w:val="Paragraphedeliste"/>
         <w:numPr>
           <w:ilvl w:val="0"/>
-          <w:numId w:val="1"/>
+          <w:numId w:val="16"/>
         </w:numPr>
         <w:rPr>
           <w:lang w:val="fr-CA"/>
@@ -656,7 +829,7 @@
         <w:rPr>
           <w:lang w:val="fr-CA"/>
         </w:rPr>
-        <w:t>Node.js 22.22.3 ou une version compatible plus récente</w:t>
+        <w:t>Lorsqu'une place se libère, le premier randonneur en liste d'attente est promu automatiquement et reçoit une notification.</w:t>
       </w:r>
     </w:p>
     <w:p>
@@ -664,27 +837,17 @@
         <w:pStyle w:val="Paragraphedeliste"/>
         <w:numPr>
           <w:ilvl w:val="0"/>
-          <w:numId w:val="1"/>
+          <w:numId w:val="16"/>
         </w:numPr>
         <w:rPr>
           <w:lang w:val="fr-CA"/>
         </w:rPr>
       </w:pPr>
-      <w:proofErr w:type="spellStart"/>
-      <w:proofErr w:type="gramStart"/>
-      <w:r>
-        <w:rPr>
-          <w:lang w:val="fr-CA"/>
-        </w:rPr>
-        <w:t>npm</w:t>
-      </w:r>
-      <w:proofErr w:type="spellEnd"/>
-      <w:proofErr w:type="gramEnd"/>
-      <w:r>
-        <w:rPr>
-          <w:lang w:val="fr-CA"/>
-        </w:rPr>
-        <w:t xml:space="preserve"> (le projet indique npm@11.19.0)</w:t>
+      <w:r>
+        <w:rPr>
+          <w:lang w:val="fr-CA"/>
+        </w:rPr>
+        <w:t>Si le service météo est indisponible, le rappel est envoyé sans avertissement météo.</w:t>
       </w:r>
     </w:p>
     <w:p>
@@ -692,22 +855,709 @@
         <w:pStyle w:val="Paragraphedeliste"/>
         <w:numPr>
           <w:ilvl w:val="0"/>
-          <w:numId w:val="1"/>
+          <w:numId w:val="16"/>
         </w:numPr>
-      </w:pPr>
-      <w:proofErr w:type="spellStart"/>
-      <w:r>
-        <w:rPr>
-          <w:lang w:val="fr-CA"/>
-        </w:rPr>
-        <w:t>Angular</w:t>
-      </w:r>
-      <w:proofErr w:type="spellEnd"/>
-      <w:r>
-        <w:rPr>
-          <w:lang w:val="fr-CA"/>
-        </w:rPr>
-        <w:t xml:space="preserve"> CLI</w:t>
+        <w:rPr>
+          <w:lang w:val="fr-CA"/>
+        </w:rPr>
+      </w:pPr>
+      <w:r>
+        <w:rPr>
+          <w:lang w:val="fr-CA"/>
+        </w:rPr>
+        <w:t>Une défaillance du service de courriel ne doit pas annuler rétroactivement une opération métier déjà enregistrée; les notifications échouées sont journalisées et peuvent être réessayées.</w:t>
+      </w:r>
+    </w:p>
+    <w:p>
+      <w:pPr>
+        <w:rPr>
+          <w:lang w:val="fr-CA"/>
+        </w:rPr>
+      </w:pPr>
+    </w:p>
+    <w:p>
+      <w:pPr>
+        <w:pStyle w:val="Titre2"/>
+        <w:rPr>
+          <w:lang w:val="fr-CA"/>
+        </w:rPr>
+      </w:pPr>
+      <w:r>
+        <w:rPr>
+          <w:lang w:val="fr-CA"/>
+        </w:rPr>
+        <w:t>Diagramme de contexte du système</w:t>
+      </w:r>
+    </w:p>
+    <w:p>
+      <w:pPr>
+        <w:rPr>
+          <w:lang w:val="fr-CA"/>
+        </w:rPr>
+      </w:pPr>
+      <w:r>
+        <w:rPr>
+          <w:noProof/>
+          <w:lang w:val="fr-CA"/>
+        </w:rPr>
+        <w:drawing>
+          <wp:inline distT="0" distB="0" distL="0" distR="0" wp14:anchorId="7BBC5902" wp14:editId="4E0F95BD">
+            <wp:extent cx="5943600" cy="2059940"/>
+            <wp:effectExtent l="0" t="0" r="0" b="0"/>
+            <wp:docPr id="442219605" name="Image 1"/>
+            <wp:cNvGraphicFramePr>
+              <a:graphicFrameLocks xmlns:a="http://schemas.openxmlformats.org/drawingml/2006/main" noChangeAspect="1"/>
+            </wp:cNvGraphicFramePr>
+            <a:graphic xmlns:a="http://schemas.openxmlformats.org/drawingml/2006/main">
+              <a:graphicData uri="http://schemas.openxmlformats.org/drawingml/2006/picture">
+                <pic:pic xmlns:pic="http://schemas.openxmlformats.org/drawingml/2006/picture">
+                  <pic:nvPicPr>
+                    <pic:cNvPr id="442219605" name="Image 442219605"/>
+                    <pic:cNvPicPr/>
+                  </pic:nvPicPr>
+                  <pic:blipFill>
+                    <a:blip r:embed="rId8">
+                      <a:extLst>
+                        <a:ext uri="{28A0092B-C50C-407E-A947-70E740481C1C}">
+                          <a14:useLocalDpi xmlns:a14="http://schemas.microsoft.com/office/drawing/2010/main" val="0"/>
+                        </a:ext>
+                      </a:extLst>
+                    </a:blip>
+                    <a:stretch>
+                      <a:fillRect/>
+                    </a:stretch>
+                  </pic:blipFill>
+                  <pic:spPr>
+                    <a:xfrm>
+                      <a:off x="0" y="0"/>
+                      <a:ext cx="5943600" cy="2059940"/>
+                    </a:xfrm>
+                    <a:prstGeom prst="rect">
+                      <a:avLst/>
+                    </a:prstGeom>
+                  </pic:spPr>
+                </pic:pic>
+              </a:graphicData>
+            </a:graphic>
+          </wp:inline>
+        </w:drawing>
+      </w:r>
+    </w:p>
+    <w:p>
+      <w:pPr>
+        <w:pStyle w:val="Titre2"/>
+        <w:rPr>
+          <w:lang w:val="fr-CA"/>
+        </w:rPr>
+      </w:pPr>
+      <w:r>
+        <w:rPr>
+          <w:lang w:val="fr-CA"/>
+        </w:rPr>
+        <w:t>Sous-domaines</w:t>
+      </w:r>
+    </w:p>
+    <w:tbl>
+      <w:tblPr>
+        <w:tblStyle w:val="Grilledutableau"/>
+        <w:tblW w:w="0" w:type="auto"/>
+        <w:tblLook w:val="04A0" w:firstRow="1" w:lastRow="0" w:firstColumn="1" w:lastColumn="0" w:noHBand="0" w:noVBand="1"/>
+      </w:tblPr>
+      <w:tblGrid>
+        <w:gridCol w:w="2830"/>
+        <w:gridCol w:w="1701"/>
+        <w:gridCol w:w="4819"/>
+      </w:tblGrid>
+      <w:tr>
+        <w:tc>
+          <w:tcPr>
+            <w:tcW w:w="2830" w:type="dxa"/>
+            <w:tcBorders>
+              <w:bottom w:val="single" w:sz="4" w:space="0" w:color="auto"/>
+            </w:tcBorders>
+          </w:tcPr>
+          <w:p>
+            <w:pPr>
+              <w:rPr>
+                <w:b/>
+                <w:bCs/>
+                <w:lang w:val="fr-CA"/>
+              </w:rPr>
+            </w:pPr>
+            <w:r>
+              <w:rPr>
+                <w:b/>
+                <w:bCs/>
+                <w:lang w:val="fr-CA"/>
+              </w:rPr>
+              <w:t>Sous-domaine</w:t>
+            </w:r>
+          </w:p>
+        </w:tc>
+        <w:tc>
+          <w:tcPr>
+            <w:tcW w:w="1701" w:type="dxa"/>
+            <w:tcBorders>
+              <w:bottom w:val="single" w:sz="4" w:space="0" w:color="auto"/>
+            </w:tcBorders>
+          </w:tcPr>
+          <w:p>
+            <w:pPr>
+              <w:rPr>
+                <w:b/>
+                <w:bCs/>
+                <w:lang w:val="fr-CA"/>
+              </w:rPr>
+            </w:pPr>
+            <w:r>
+              <w:rPr>
+                <w:b/>
+                <w:bCs/>
+                <w:lang w:val="fr-CA"/>
+              </w:rPr>
+              <w:t>Classification</w:t>
+            </w:r>
+          </w:p>
+        </w:tc>
+        <w:tc>
+          <w:tcPr>
+            <w:tcW w:w="4819" w:type="dxa"/>
+            <w:tcBorders>
+              <w:bottom w:val="single" w:sz="4" w:space="0" w:color="auto"/>
+            </w:tcBorders>
+          </w:tcPr>
+          <w:p>
+            <w:pPr>
+              <w:rPr>
+                <w:b/>
+                <w:bCs/>
+                <w:lang w:val="fr-CA"/>
+              </w:rPr>
+            </w:pPr>
+            <w:r>
+              <w:rPr>
+                <w:b/>
+                <w:bCs/>
+                <w:lang w:val="fr-CA"/>
+              </w:rPr>
+              <w:t>Justification</w:t>
+            </w:r>
+          </w:p>
+        </w:tc>
+      </w:tr>
+      <w:tr>
+        <w:tc>
+          <w:tcPr>
+            <w:tcW w:w="2830" w:type="dxa"/>
+            <w:tcBorders>
+              <w:top w:val="single" w:sz="4" w:space="0" w:color="auto"/>
+            </w:tcBorders>
+          </w:tcPr>
+          <w:p>
+            <w:pPr>
+              <w:rPr>
+                <w:lang w:val="fr-CA"/>
+              </w:rPr>
+            </w:pPr>
+            <w:r>
+              <w:rPr>
+                <w:lang w:val="fr-CA"/>
+              </w:rPr>
+              <w:t>Gestion des randonnées</w:t>
+            </w:r>
+          </w:p>
+        </w:tc>
+        <w:tc>
+          <w:tcPr>
+            <w:tcW w:w="1701" w:type="dxa"/>
+            <w:tcBorders>
+              <w:top w:val="single" w:sz="4" w:space="0" w:color="auto"/>
+            </w:tcBorders>
+          </w:tcPr>
+          <w:p>
+            <w:pPr>
+              <w:rPr>
+                <w:lang w:val="fr-CA"/>
+              </w:rPr>
+            </w:pPr>
+            <w:r>
+              <w:rPr>
+                <w:lang w:val="fr-CA"/>
+              </w:rPr>
+              <w:t>Coeur</w:t>
+            </w:r>
+          </w:p>
+        </w:tc>
+        <w:tc>
+          <w:tcPr>
+            <w:tcW w:w="4819" w:type="dxa"/>
+            <w:tcBorders>
+              <w:top w:val="single" w:sz="4" w:space="0" w:color="auto"/>
+            </w:tcBorders>
+          </w:tcPr>
+          <w:p>
+            <w:pPr>
+              <w:rPr>
+                <w:lang w:val="fr-CA"/>
+              </w:rPr>
+            </w:pPr>
+            <w:r>
+              <w:rPr>
+                <w:lang w:val="fr-CA"/>
+              </w:rPr>
+              <w:t>Le système est principalement destiné à planifier et gérer les événements, y compris leur création, leur annulation et leur cycle de vie.</w:t>
+            </w:r>
+          </w:p>
+        </w:tc>
+      </w:tr>
+      <w:tr>
+        <w:tc>
+          <w:tcPr>
+            <w:tcW w:w="2830" w:type="dxa"/>
+          </w:tcPr>
+          <w:p>
+            <w:pPr>
+              <w:rPr>
+                <w:lang w:val="fr-CA"/>
+              </w:rPr>
+            </w:pPr>
+            <w:r>
+              <w:rPr>
+                <w:lang w:val="fr-CA"/>
+              </w:rPr>
+              <w:lastRenderedPageBreak/>
+              <w:t>Gestion des inscriptions</w:t>
+            </w:r>
+          </w:p>
+        </w:tc>
+        <w:tc>
+          <w:tcPr>
+            <w:tcW w:w="1701" w:type="dxa"/>
+          </w:tcPr>
+          <w:p>
+            <w:pPr>
+              <w:rPr>
+                <w:lang w:val="fr-CA"/>
+              </w:rPr>
+            </w:pPr>
+            <w:r>
+              <w:rPr>
+                <w:lang w:val="fr-CA"/>
+              </w:rPr>
+              <w:t>Cœur</w:t>
+            </w:r>
+          </w:p>
+        </w:tc>
+        <w:tc>
+          <w:tcPr>
+            <w:tcW w:w="4819" w:type="dxa"/>
+          </w:tcPr>
+          <w:p>
+            <w:pPr>
+              <w:rPr>
+                <w:lang w:val="fr-CA"/>
+              </w:rPr>
+            </w:pPr>
+            <w:r>
+              <w:rPr>
+                <w:lang w:val="fr-CA"/>
+              </w:rPr>
+              <w:t>La capacité, les inscriptions confirmées, la liste d'attente et la promotion automatique sont des règles centrales de l'expérience du club.</w:t>
+            </w:r>
+          </w:p>
+        </w:tc>
+      </w:tr>
+      <w:tr>
+        <w:tc>
+          <w:tcPr>
+            <w:tcW w:w="2830" w:type="dxa"/>
+          </w:tcPr>
+          <w:p>
+            <w:pPr>
+              <w:rPr>
+                <w:lang w:val="fr-CA"/>
+              </w:rPr>
+            </w:pPr>
+            <w:r>
+              <w:rPr>
+                <w:lang w:val="fr-CA"/>
+              </w:rPr>
+              <w:t>Gestion des randonneurs et organisateurs</w:t>
+            </w:r>
+          </w:p>
+        </w:tc>
+        <w:tc>
+          <w:tcPr>
+            <w:tcW w:w="1701" w:type="dxa"/>
+          </w:tcPr>
+          <w:p>
+            <w:pPr>
+              <w:rPr>
+                <w:lang w:val="fr-CA"/>
+              </w:rPr>
+            </w:pPr>
+            <w:r>
+              <w:rPr>
+                <w:lang w:val="fr-CA"/>
+              </w:rPr>
+              <w:t>Support</w:t>
+            </w:r>
+          </w:p>
+        </w:tc>
+        <w:tc>
+          <w:tcPr>
+            <w:tcW w:w="4819" w:type="dxa"/>
+          </w:tcPr>
+          <w:p>
+            <w:pPr>
+              <w:rPr>
+                <w:lang w:val="fr-CA"/>
+              </w:rPr>
+            </w:pPr>
+            <w:r>
+              <w:rPr>
+                <w:lang w:val="fr-CA"/>
+              </w:rPr>
+              <w:t>Les profils, statuts d'adhésion, niveaux et certifications soutiennent les règles d'accès et d'admissibilité.</w:t>
+            </w:r>
+          </w:p>
+        </w:tc>
+      </w:tr>
+      <w:tr>
+        <w:tc>
+          <w:tcPr>
+            <w:tcW w:w="2830" w:type="dxa"/>
+          </w:tcPr>
+          <w:p>
+            <w:pPr>
+              <w:rPr>
+                <w:lang w:val="fr-CA"/>
+              </w:rPr>
+            </w:pPr>
+            <w:r>
+              <w:rPr>
+                <w:lang w:val="fr-CA"/>
+              </w:rPr>
+              <w:t>Consultation des sentiers</w:t>
+            </w:r>
+          </w:p>
+        </w:tc>
+        <w:tc>
+          <w:tcPr>
+            <w:tcW w:w="1701" w:type="dxa"/>
+          </w:tcPr>
+          <w:p>
+            <w:pPr>
+              <w:rPr>
+                <w:lang w:val="fr-CA"/>
+              </w:rPr>
+            </w:pPr>
+            <w:r>
+              <w:rPr>
+                <w:lang w:val="fr-CA"/>
+              </w:rPr>
+              <w:t>Support</w:t>
+            </w:r>
+          </w:p>
+        </w:tc>
+        <w:tc>
+          <w:tcPr>
+            <w:tcW w:w="4819" w:type="dxa"/>
+          </w:tcPr>
+          <w:p>
+            <w:pPr>
+              <w:rPr>
+                <w:lang w:val="fr-CA"/>
+              </w:rPr>
+            </w:pPr>
+            <w:r>
+              <w:rPr>
+                <w:lang w:val="fr-CA"/>
+              </w:rPr>
+              <w:t>Les données de sentiers publiées par la CCN permettent de choisir des parcours permis et de vérifier la saison et la difficulté.</w:t>
+            </w:r>
+          </w:p>
+        </w:tc>
+      </w:tr>
+      <w:tr>
+        <w:tc>
+          <w:tcPr>
+            <w:tcW w:w="2830" w:type="dxa"/>
+          </w:tcPr>
+          <w:p>
+            <w:pPr>
+              <w:rPr>
+                <w:lang w:val="fr-CA"/>
+              </w:rPr>
+            </w:pPr>
+            <w:r>
+              <w:rPr>
+                <w:lang w:val="fr-CA"/>
+              </w:rPr>
+              <w:t>Notifications et rappels</w:t>
+            </w:r>
+          </w:p>
+        </w:tc>
+        <w:tc>
+          <w:tcPr>
+            <w:tcW w:w="1701" w:type="dxa"/>
+          </w:tcPr>
+          <w:p>
+            <w:pPr>
+              <w:rPr>
+                <w:lang w:val="fr-CA"/>
+              </w:rPr>
+            </w:pPr>
+            <w:r>
+              <w:rPr>
+                <w:lang w:val="fr-CA"/>
+              </w:rPr>
+              <w:t>Support</w:t>
+            </w:r>
+          </w:p>
+        </w:tc>
+        <w:tc>
+          <w:tcPr>
+            <w:tcW w:w="4819" w:type="dxa"/>
+          </w:tcPr>
+          <w:p>
+            <w:pPr>
+              <w:rPr>
+                <w:lang w:val="fr-CA"/>
+              </w:rPr>
+            </w:pPr>
+            <w:r>
+              <w:rPr>
+                <w:lang w:val="fr-CA"/>
+              </w:rPr>
+              <w:t>Les courriels facilitent les confirmations, les rappels et les avis d'annulation, mais ne représentent pas à eux seuls la proposition de valeur principale.</w:t>
+            </w:r>
+          </w:p>
+        </w:tc>
+      </w:tr>
+      <w:tr>
+        <w:tc>
+          <w:tcPr>
+            <w:tcW w:w="2830" w:type="dxa"/>
+          </w:tcPr>
+          <w:p>
+            <w:pPr>
+              <w:rPr>
+                <w:lang w:val="fr-CA"/>
+              </w:rPr>
+            </w:pPr>
+            <w:r>
+              <w:rPr>
+                <w:lang w:val="fr-CA"/>
+              </w:rPr>
+              <w:t>Authentification et autorisation</w:t>
+            </w:r>
+          </w:p>
+        </w:tc>
+        <w:tc>
+          <w:tcPr>
+            <w:tcW w:w="1701" w:type="dxa"/>
+          </w:tcPr>
+          <w:p>
+            <w:pPr>
+              <w:rPr>
+                <w:lang w:val="fr-CA"/>
+              </w:rPr>
+            </w:pPr>
+            <w:r>
+              <w:rPr>
+                <w:lang w:val="fr-CA"/>
+              </w:rPr>
+              <w:t>Générique</w:t>
+            </w:r>
+          </w:p>
+        </w:tc>
+        <w:tc>
+          <w:tcPr>
+            <w:tcW w:w="4819" w:type="dxa"/>
+          </w:tcPr>
+          <w:p>
+            <w:pPr>
+              <w:rPr>
+                <w:lang w:val="fr-CA"/>
+              </w:rPr>
+            </w:pPr>
+            <w:r>
+              <w:rPr>
+                <w:lang w:val="fr-CA"/>
+              </w:rPr>
+              <w:t>L'identification et le contrôle d'accès sont des besoins logiciels transversaux pour lesquels des solutions standardisées existent.</w:t>
+            </w:r>
+          </w:p>
+        </w:tc>
+      </w:tr>
+      <w:tr>
+        <w:tc>
+          <w:tcPr>
+            <w:tcW w:w="2830" w:type="dxa"/>
+          </w:tcPr>
+          <w:p>
+            <w:pPr>
+              <w:rPr>
+                <w:lang w:val="fr-CA"/>
+              </w:rPr>
+            </w:pPr>
+            <w:r>
+              <w:rPr>
+                <w:lang w:val="fr-CA"/>
+              </w:rPr>
+              <w:t>Rapports d’utilisation des sentiers</w:t>
+            </w:r>
+          </w:p>
+        </w:tc>
+        <w:tc>
+          <w:tcPr>
+            <w:tcW w:w="1701" w:type="dxa"/>
+          </w:tcPr>
+          <w:p>
+            <w:pPr>
+              <w:rPr>
+                <w:lang w:val="fr-CA"/>
+              </w:rPr>
+            </w:pPr>
+            <w:r>
+              <w:rPr>
+                <w:lang w:val="fr-CA"/>
+              </w:rPr>
+              <w:t>Support</w:t>
+            </w:r>
+          </w:p>
+        </w:tc>
+        <w:tc>
+          <w:tcPr>
+            <w:tcW w:w="4819" w:type="dxa"/>
+          </w:tcPr>
+          <w:p>
+            <w:pPr>
+              <w:rPr>
+                <w:lang w:val="fr-CA"/>
+              </w:rPr>
+            </w:pPr>
+            <w:r>
+              <w:rPr>
+                <w:lang w:val="fr-CA"/>
+              </w:rPr>
+              <w:t>Les statistiques sont propres aux besoins administratifs du club, mais reposent sur les données produites par les autres sous-domaines.</w:t>
+            </w:r>
+          </w:p>
+        </w:tc>
+      </w:tr>
+    </w:tbl>
+    <w:p>
+      <w:pPr>
+        <w:rPr>
+          <w:lang w:val="fr-CA"/>
+        </w:rPr>
+      </w:pPr>
+    </w:p>
+    <w:p>
+      <w:pPr>
+        <w:pStyle w:val="Titre2"/>
+        <w:rPr>
+          <w:lang w:val="fr-CA"/>
+        </w:rPr>
+      </w:pPr>
+      <w:r>
+        <w:rPr>
+          <w:lang w:val="fr-CA"/>
+        </w:rPr>
+        <w:t>Analyse des cas d’utilisation</w:t>
+      </w:r>
+    </w:p>
+    <w:p>
+      <w:pPr>
+        <w:rPr>
+          <w:lang w:val="fr-CA"/>
+        </w:rPr>
+      </w:pPr>
+    </w:p>
+    <w:p>
+      <w:pPr>
+        <w:rPr>
+          <w:b/>
+          <w:bCs/>
+          <w:u w:val="single"/>
+          <w:lang w:val="fr-CA"/>
+        </w:rPr>
+      </w:pPr>
+      <w:r>
+        <w:rPr>
+          <w:b/>
+          <w:bCs/>
+          <w:u w:val="single"/>
+          <w:lang w:val="fr-CA"/>
+        </w:rPr>
+        <w:t>CU-</w:t>
+      </w:r>
+      <w:r>
+        <w:rPr>
+          <w:b/>
+          <w:bCs/>
+          <w:u w:val="single"/>
+          <w:lang w:val="fr-CA"/>
+        </w:rPr>
+        <w:t xml:space="preserve">01 </w:t>
+      </w:r>
+      <w:r>
+        <w:rPr>
+          <w:b/>
+          <w:bCs/>
+          <w:u w:val="single"/>
+          <w:lang w:val="fr-CA"/>
+        </w:rPr>
+        <w:t>-</w:t>
+      </w:r>
+      <w:r>
+        <w:rPr>
+          <w:b/>
+          <w:bCs/>
+          <w:u w:val="single"/>
+          <w:lang w:val="fr-CA"/>
+        </w:rPr>
+        <w:t xml:space="preserve"> Parcourir les randonnées</w:t>
+      </w:r>
+    </w:p>
+    <w:p>
+      <w:pPr>
+        <w:rPr>
+          <w:lang w:val="fr-CA"/>
+        </w:rPr>
+      </w:pPr>
+      <w:r>
+        <w:rPr>
+          <w:b/>
+          <w:bCs/>
+          <w:lang w:val="fr-CA"/>
+        </w:rPr>
+        <w:t>Acteurs principaux:</w:t>
+      </w:r>
+      <w:r>
+        <w:rPr>
+          <w:lang w:val="fr-CA"/>
+        </w:rPr>
+        <w:t xml:space="preserve"> Visiteur ou utilisateur enregistré</w:t>
+      </w:r>
+    </w:p>
+    <w:p>
+      <w:pPr>
+        <w:rPr>
+          <w:b/>
+          <w:bCs/>
+          <w:lang w:val="fr-CA"/>
+        </w:rPr>
+      </w:pPr>
+      <w:r>
+        <w:rPr>
+          <w:b/>
+          <w:bCs/>
+          <w:lang w:val="fr-CA"/>
+        </w:rPr>
+        <w:t>Préconditions</w:t>
       </w:r>
     </w:p>
     <w:p>
@@ -715,11 +1565,35 @@
         <w:pStyle w:val="Paragraphedeliste"/>
         <w:numPr>
           <w:ilvl w:val="0"/>
-          <w:numId w:val="1"/>
+          <w:numId w:val="3"/>
         </w:numPr>
-      </w:pPr>
-      <w:r>
-        <w:t>Git</w:t>
+        <w:rPr>
+          <w:lang w:val="fr-CA"/>
+        </w:rPr>
+      </w:pPr>
+      <w:r>
+        <w:rPr>
+          <w:lang w:val="fr-CA"/>
+        </w:rPr>
+        <w:t>Le CAR-HMS est accessible.</w:t>
+      </w:r>
+    </w:p>
+    <w:p>
+      <w:pPr>
+        <w:pStyle w:val="Paragraphedeliste"/>
+        <w:numPr>
+          <w:ilvl w:val="0"/>
+          <w:numId w:val="3"/>
+        </w:numPr>
+        <w:rPr>
+          <w:lang w:val="fr-CA"/>
+        </w:rPr>
+      </w:pPr>
+      <w:r>
+        <w:rPr>
+          <w:lang w:val="fr-CA"/>
+        </w:rPr>
+        <w:t>Aucun compte n'est requis pour consulter les randonnées ouvertes.</w:t>
       </w:r>
     </w:p>
     <w:p>
@@ -727,248 +1601,4710 @@
         <w:rPr>
           <w:b/>
           <w:bCs/>
-        </w:rPr>
-      </w:pPr>
-      <w:proofErr w:type="spellStart"/>
-      <w:proofErr w:type="gramStart"/>
+          <w:lang w:val="fr-CA"/>
+        </w:rPr>
+      </w:pPr>
       <w:r>
         <w:rPr>
           <w:b/>
           <w:bCs/>
-        </w:rPr>
-        <w:t>Vérification</w:t>
-      </w:r>
-      <w:proofErr w:type="spellEnd"/>
-      <w:r>
+          <w:lang w:val="fr-CA"/>
+        </w:rPr>
+        <w:t>Scénario principal</w:t>
+      </w:r>
+    </w:p>
+    <w:p>
+      <w:pPr>
+        <w:pStyle w:val="Paragraphedeliste"/>
+        <w:numPr>
+          <w:ilvl w:val="0"/>
+          <w:numId w:val="4"/>
+        </w:numPr>
+        <w:rPr>
+          <w:lang w:val="fr-CA"/>
+        </w:rPr>
+      </w:pPr>
+      <w:r>
+        <w:rPr>
+          <w:lang w:val="fr-CA"/>
+        </w:rPr>
+        <w:t>L'utilisateur ouvre la fonction de consultation des randonnées.</w:t>
+      </w:r>
+    </w:p>
+    <w:p>
+      <w:pPr>
+        <w:pStyle w:val="Paragraphedeliste"/>
+        <w:numPr>
+          <w:ilvl w:val="0"/>
+          <w:numId w:val="4"/>
+        </w:numPr>
+        <w:rPr>
+          <w:lang w:val="fr-CA"/>
+        </w:rPr>
+      </w:pPr>
+      <w:r>
+        <w:rPr>
+          <w:lang w:val="fr-CA"/>
+        </w:rPr>
+        <w:t>Le système présente les critères de recherche</w:t>
+      </w:r>
+      <w:r>
+        <w:rPr>
+          <w:lang w:val="fr-CA"/>
+        </w:rPr>
+        <w:t>:</w:t>
+      </w:r>
+      <w:r>
+        <w:rPr>
+          <w:lang w:val="fr-CA"/>
+        </w:rPr>
+        <w:t xml:space="preserve"> nom du sentier, date et difficulté, ainsi que l'option d'afficher toutes les randonnées ouvertes.</w:t>
+      </w:r>
+    </w:p>
+    <w:p>
+      <w:pPr>
+        <w:pStyle w:val="Paragraphedeliste"/>
+        <w:numPr>
+          <w:ilvl w:val="0"/>
+          <w:numId w:val="4"/>
+        </w:numPr>
+        <w:rPr>
+          <w:lang w:val="fr-CA"/>
+        </w:rPr>
+      </w:pPr>
+      <w:r>
+        <w:rPr>
+          <w:lang w:val="fr-CA"/>
+        </w:rPr>
+        <w:t>L'utilisateur saisit un ou plusieurs critères ou demande la liste complète.</w:t>
+      </w:r>
+    </w:p>
+    <w:p>
+      <w:pPr>
+        <w:pStyle w:val="Paragraphedeliste"/>
+        <w:numPr>
+          <w:ilvl w:val="0"/>
+          <w:numId w:val="4"/>
+        </w:numPr>
+        <w:rPr>
+          <w:lang w:val="fr-CA"/>
+        </w:rPr>
+      </w:pPr>
+      <w:r>
+        <w:rPr>
+          <w:lang w:val="fr-CA"/>
+        </w:rPr>
+        <w:t>Le système sélectionne les randonnées ouvertes correspondant aux critères et les trie par date lorsque la liste complète est demandée.</w:t>
+      </w:r>
+    </w:p>
+    <w:p>
+      <w:pPr>
+        <w:pStyle w:val="Paragraphedeliste"/>
+        <w:numPr>
+          <w:ilvl w:val="0"/>
+          <w:numId w:val="4"/>
+        </w:numPr>
+        <w:rPr>
+          <w:lang w:val="fr-CA"/>
+        </w:rPr>
+      </w:pPr>
+      <w:r>
+        <w:rPr>
+          <w:lang w:val="fr-CA"/>
+        </w:rPr>
+        <w:t>Pour chaque randonnée, le système affiche les renseignements sur la randonnée, l'organisateur et le nombre de places restantes.</w:t>
+      </w:r>
+    </w:p>
+    <w:p>
+      <w:pPr>
+        <w:pStyle w:val="Paragraphedeliste"/>
+        <w:numPr>
+          <w:ilvl w:val="0"/>
+          <w:numId w:val="4"/>
+        </w:numPr>
+        <w:rPr>
+          <w:lang w:val="fr-CA"/>
+        </w:rPr>
+      </w:pPr>
+      <w:r>
+        <w:rPr>
+          <w:lang w:val="fr-CA"/>
+        </w:rPr>
+        <w:t>Si l'utilisateur est un randonneur connecté, le système met également en évidence les randonnées correspondant à son niveau d'habileté.</w:t>
+      </w:r>
+    </w:p>
+    <w:p>
+      <w:pPr>
         <w:rPr>
           <w:b/>
           <w:bCs/>
-        </w:rPr>
-        <w:t xml:space="preserve"> :</w:t>
-      </w:r>
-      <w:proofErr w:type="gramEnd"/>
-    </w:p>
-    <w:p>
-      <w:pPr>
-        <w:rPr>
-          <w:i/>
-        </w:rPr>
-      </w:pPr>
-      <w:r>
-        <w:rPr>
-          <w:i/>
-          <w:iCs/>
-        </w:rPr>
-        <w:t>node --version</w:t>
-      </w:r>
-    </w:p>
-    <w:p>
-      <w:pPr>
-        <w:rPr>
-          <w:i/>
-        </w:rPr>
-      </w:pPr>
-      <w:proofErr w:type="spellStart"/>
-      <w:r>
-        <w:rPr>
-          <w:i/>
-          <w:iCs/>
-        </w:rPr>
-        <w:t>npm</w:t>
-      </w:r>
-      <w:proofErr w:type="spellEnd"/>
-      <w:r>
-        <w:rPr>
-          <w:i/>
-          <w:iCs/>
-        </w:rPr>
-        <w:t xml:space="preserve"> --version</w:t>
-      </w:r>
-    </w:p>
-    <w:p>
-      <w:pPr>
-        <w:pStyle w:val="Titre3"/>
-      </w:pPr>
-      <w:r>
-        <w:t xml:space="preserve">Installation et </w:t>
-      </w:r>
-      <w:proofErr w:type="spellStart"/>
-      <w:r>
-        <w:t>exécution</w:t>
-      </w:r>
-      <w:proofErr w:type="spellEnd"/>
-    </w:p>
-    <w:p>
-      <w:pPr>
+          <w:lang w:val="fr-CA"/>
+        </w:rPr>
+      </w:pPr>
+      <w:r>
         <w:rPr>
           <w:b/>
           <w:bCs/>
           <w:lang w:val="fr-CA"/>
         </w:rPr>
-      </w:pPr>
-      <w:r>
+        <w:t>Postconditions</w:t>
+      </w:r>
+    </w:p>
+    <w:p>
+      <w:pPr>
+        <w:pStyle w:val="Paragraphedeliste"/>
+        <w:numPr>
+          <w:ilvl w:val="0"/>
+          <w:numId w:val="3"/>
+        </w:numPr>
+        <w:rPr>
+          <w:lang w:val="fr-CA"/>
+        </w:rPr>
+      </w:pPr>
+      <w:r>
+        <w:rPr>
+          <w:lang w:val="fr-CA"/>
+        </w:rPr>
+        <w:lastRenderedPageBreak/>
+        <w:t>Aucune donnée métier n'est modifiée.</w:t>
+      </w:r>
+    </w:p>
+    <w:p>
+      <w:pPr>
+        <w:pStyle w:val="Paragraphedeliste"/>
+        <w:numPr>
+          <w:ilvl w:val="0"/>
+          <w:numId w:val="3"/>
+        </w:numPr>
+        <w:rPr>
+          <w:lang w:val="fr-CA"/>
+        </w:rPr>
+      </w:pPr>
+      <w:r>
+        <w:rPr>
+          <w:lang w:val="fr-CA"/>
+        </w:rPr>
+        <w:t>L'utilisateur obtient la liste des randonnées ouvertes correspondant à sa demande.</w:t>
+      </w:r>
+    </w:p>
+    <w:p>
+      <w:pPr>
         <w:rPr>
           <w:b/>
           <w:bCs/>
           <w:lang w:val="fr-CA"/>
         </w:rPr>
-        <w:t>Depuis la racine du dépôt Git :</w:t>
-      </w:r>
-    </w:p>
-    <w:p>
-      <w:pPr>
-        <w:rPr>
-          <w:bCs/>
-          <w:i/>
-        </w:rPr>
-      </w:pPr>
-      <w:r>
-        <w:rPr>
-          <w:i/>
-          <w:iCs/>
-        </w:rPr>
-        <w:t>cd la</w:t>
-      </w:r>
-      <w:r>
-        <w:rPr>
-          <w:i/>
-          <w:iCs/>
-        </w:rPr>
-        <w:t>b</w:t>
-      </w:r>
-      <w:r>
-        <w:rPr>
-          <w:i/>
-          <w:iCs/>
-        </w:rPr>
-        <w:t>4</w:t>
-      </w:r>
-      <w:r>
-        <w:rPr>
-          <w:i/>
-          <w:iCs/>
-        </w:rPr>
-        <w:t>/</w:t>
-      </w:r>
-      <w:r>
-        <w:rPr>
-          <w:i/>
-          <w:iCs/>
-        </w:rPr>
-        <w:t>contact-form</w:t>
-      </w:r>
-    </w:p>
-    <w:p>
-      <w:pPr>
-        <w:rPr>
-          <w:bCs/>
-          <w:i/>
-        </w:rPr>
-      </w:pPr>
-      <w:proofErr w:type="spellStart"/>
-      <w:r>
-        <w:rPr>
-          <w:i/>
-          <w:iCs/>
-        </w:rPr>
-        <w:t>npm</w:t>
-      </w:r>
-      <w:proofErr w:type="spellEnd"/>
-      <w:r>
-        <w:rPr>
-          <w:i/>
-          <w:iCs/>
-        </w:rPr>
-        <w:t xml:space="preserve"> </w:t>
-      </w:r>
-      <w:proofErr w:type="spellStart"/>
-      <w:r>
-        <w:rPr>
-          <w:i/>
-          <w:iCs/>
-        </w:rPr>
-        <w:t>i</w:t>
-      </w:r>
-      <w:proofErr w:type="spellEnd"/>
-    </w:p>
-    <w:p>
-      <w:pPr>
-        <w:rPr>
-          <w:bCs/>
-          <w:i/>
-          <w:lang w:val="fr-CA"/>
-        </w:rPr>
-      </w:pPr>
-      <w:proofErr w:type="spellStart"/>
-      <w:proofErr w:type="gramStart"/>
-      <w:r>
-        <w:rPr>
-          <w:i/>
-          <w:iCs/>
-          <w:lang w:val="fr-CA"/>
-        </w:rPr>
-        <w:t>ng</w:t>
-      </w:r>
-      <w:proofErr w:type="spellEnd"/>
-      <w:proofErr w:type="gramEnd"/>
-      <w:r>
-        <w:rPr>
-          <w:i/>
-          <w:iCs/>
-          <w:lang w:val="fr-CA"/>
-        </w:rPr>
-        <w:t xml:space="preserve"> serve</w:t>
-      </w:r>
-    </w:p>
-    <w:p>
-      <w:pPr>
+      </w:pPr>
+      <w:r>
         <w:rPr>
           <w:b/>
           <w:bCs/>
           <w:lang w:val="fr-CA"/>
         </w:rPr>
-      </w:pPr>
-      <w:r>
+        <w:t>Scénarios alternatifs et erreurs</w:t>
+      </w:r>
+    </w:p>
+    <w:p>
+      <w:pPr>
+        <w:pStyle w:val="Paragraphedeliste"/>
+        <w:numPr>
+          <w:ilvl w:val="0"/>
+          <w:numId w:val="3"/>
+        </w:numPr>
+        <w:rPr>
+          <w:lang w:val="fr-CA"/>
+        </w:rPr>
+      </w:pPr>
+      <w:r>
+        <w:rPr>
+          <w:lang w:val="fr-CA"/>
+        </w:rPr>
+        <w:t>Si aucun résultat ne correspond aux critères, le système affiche une liste vide et un message approprié.</w:t>
+      </w:r>
+    </w:p>
+    <w:p>
+      <w:pPr>
+        <w:rPr>
+          <w:lang w:val="fr-CA"/>
+        </w:rPr>
+      </w:pPr>
+    </w:p>
+    <w:p>
+      <w:pPr>
         <w:rPr>
           <w:b/>
           <w:bCs/>
-          <w:lang w:val="fr-CA"/>
-        </w:rPr>
-        <w:t xml:space="preserve">Ouvrez ensuite : </w:t>
-      </w:r>
-      <w:r>
-        <w:rPr>
-          <w:lang w:val="fr-CA"/>
-        </w:rPr>
-        <w:t>http://localhost:4200/</w:t>
-      </w:r>
-    </w:p>
-    <w:p>
-      <w:pPr>
-        <w:rPr>
-          <w:lang w:val="fr-CA"/>
-        </w:rPr>
-      </w:pPr>
-      <w:r>
-        <w:rPr>
-          <w:lang w:val="fr-CA"/>
-        </w:rPr>
-        <w:t xml:space="preserve">Pour arrêter le serveur, utilisez </w:t>
-      </w:r>
-      <w:proofErr w:type="spellStart"/>
-      <w:r>
-        <w:rPr>
-          <w:lang w:val="fr-CA"/>
-        </w:rPr>
-        <w:t>Ctrl+C</w:t>
-      </w:r>
-      <w:proofErr w:type="spellEnd"/>
+          <w:u w:val="single"/>
+          <w:lang w:val="fr-CA"/>
+        </w:rPr>
+      </w:pPr>
+      <w:r>
+        <w:rPr>
+          <w:b/>
+          <w:bCs/>
+          <w:u w:val="single"/>
+          <w:lang w:val="fr-CA"/>
+        </w:rPr>
+        <w:t>CU-</w:t>
+      </w:r>
+      <w:r>
+        <w:rPr>
+          <w:b/>
+          <w:bCs/>
+          <w:u w:val="single"/>
+          <w:lang w:val="fr-CA"/>
+        </w:rPr>
+        <w:t xml:space="preserve">02 </w:t>
+      </w:r>
+      <w:r>
+        <w:rPr>
+          <w:b/>
+          <w:bCs/>
+          <w:u w:val="single"/>
+          <w:lang w:val="fr-CA"/>
+        </w:rPr>
+        <w:t>-</w:t>
+      </w:r>
+      <w:r>
+        <w:rPr>
+          <w:b/>
+          <w:bCs/>
+          <w:u w:val="single"/>
+          <w:lang w:val="fr-CA"/>
+        </w:rPr>
+        <w:t xml:space="preserve"> Enregistrer un randonneur</w:t>
+      </w:r>
+    </w:p>
+    <w:p>
+      <w:pPr>
+        <w:rPr>
+          <w:lang w:val="fr-CA"/>
+        </w:rPr>
+      </w:pPr>
+      <w:r>
+        <w:rPr>
+          <w:b/>
+          <w:bCs/>
+          <w:lang w:val="fr-CA"/>
+        </w:rPr>
+        <w:t>Acteurs principaux:</w:t>
+      </w:r>
+      <w:r>
+        <w:rPr>
+          <w:lang w:val="fr-CA"/>
+        </w:rPr>
+        <w:t xml:space="preserve"> Visiteur membre du club</w:t>
+      </w:r>
+    </w:p>
+    <w:p>
+      <w:pPr>
+        <w:rPr>
+          <w:b/>
+          <w:bCs/>
+          <w:lang w:val="fr-CA"/>
+        </w:rPr>
+      </w:pPr>
+      <w:r>
+        <w:rPr>
+          <w:b/>
+          <w:bCs/>
+          <w:lang w:val="fr-CA"/>
+        </w:rPr>
+        <w:t>Préconditions</w:t>
+      </w:r>
+    </w:p>
+    <w:p>
+      <w:pPr>
+        <w:pStyle w:val="Paragraphedeliste"/>
+        <w:numPr>
+          <w:ilvl w:val="0"/>
+          <w:numId w:val="3"/>
+        </w:numPr>
+        <w:rPr>
+          <w:lang w:val="fr-CA"/>
+        </w:rPr>
+      </w:pPr>
+      <w:r>
+        <w:rPr>
+          <w:lang w:val="fr-CA"/>
+        </w:rPr>
+        <w:t>La personne possède un code d'invitation fourni par un administrateur du club.</w:t>
+      </w:r>
+    </w:p>
+    <w:p>
+      <w:pPr>
+        <w:pStyle w:val="Paragraphedeliste"/>
+        <w:numPr>
+          <w:ilvl w:val="0"/>
+          <w:numId w:val="3"/>
+        </w:numPr>
+        <w:rPr>
+          <w:lang w:val="fr-CA"/>
+        </w:rPr>
+      </w:pPr>
+      <w:r>
+        <w:rPr>
+          <w:lang w:val="fr-CA"/>
+        </w:rPr>
+        <w:t>L</w:t>
+      </w:r>
+      <w:r>
+        <w:rPr>
+          <w:lang w:val="fr-CA"/>
+        </w:rPr>
+        <w:t>’</w:t>
+      </w:r>
+      <w:r>
+        <w:rPr>
+          <w:lang w:val="fr-CA"/>
+        </w:rPr>
+        <w:t>adresse courriel proposée n</w:t>
+      </w:r>
+      <w:r>
+        <w:rPr>
+          <w:lang w:val="fr-CA"/>
+        </w:rPr>
+        <w:t>’</w:t>
+      </w:r>
+      <w:r>
+        <w:rPr>
+          <w:lang w:val="fr-CA"/>
+        </w:rPr>
+        <w:t>est pas déjà associée à un randonneur.</w:t>
+      </w:r>
+    </w:p>
+    <w:p>
+      <w:pPr>
+        <w:rPr>
+          <w:b/>
+          <w:bCs/>
+          <w:lang w:val="fr-CA"/>
+        </w:rPr>
+      </w:pPr>
+      <w:r>
+        <w:rPr>
+          <w:b/>
+          <w:bCs/>
+          <w:lang w:val="fr-CA"/>
+        </w:rPr>
+        <w:t>Scénario principal</w:t>
+      </w:r>
+    </w:p>
+    <w:p>
+      <w:pPr>
+        <w:pStyle w:val="Paragraphedeliste"/>
+        <w:numPr>
+          <w:ilvl w:val="0"/>
+          <w:numId w:val="5"/>
+        </w:numPr>
+        <w:rPr>
+          <w:lang w:val="fr-CA"/>
+        </w:rPr>
+      </w:pPr>
+      <w:r>
+        <w:rPr>
+          <w:lang w:val="fr-CA"/>
+        </w:rPr>
+        <w:t>La personne choisit de s'enregistrer comme randonneur.</w:t>
+      </w:r>
+    </w:p>
+    <w:p>
+      <w:pPr>
+        <w:pStyle w:val="Paragraphedeliste"/>
+        <w:numPr>
+          <w:ilvl w:val="0"/>
+          <w:numId w:val="5"/>
+        </w:numPr>
+        <w:rPr>
+          <w:b/>
+          <w:bCs/>
+          <w:lang w:val="fr-CA"/>
+        </w:rPr>
+      </w:pPr>
+      <w:r>
+        <w:rPr>
+          <w:lang w:val="fr-CA"/>
+        </w:rPr>
+        <w:t>Le système présente un formulaire pour le code d'invitation et les renseignements personnels requis.</w:t>
+      </w:r>
+    </w:p>
+    <w:p>
+      <w:pPr>
+        <w:pStyle w:val="Paragraphedeliste"/>
+        <w:numPr>
+          <w:ilvl w:val="0"/>
+          <w:numId w:val="5"/>
+        </w:numPr>
+        <w:rPr>
+          <w:b/>
+          <w:bCs/>
+          <w:lang w:val="fr-CA"/>
+        </w:rPr>
+      </w:pPr>
+      <w:r>
+        <w:rPr>
+          <w:lang w:val="fr-CA"/>
+        </w:rPr>
+        <w:t>La personne saisit son nom, son adresse courriel, son numéro de téléphone, son adresse domiciliaire, sa date de naissance, les renseignements de sa personne-ressource d'urgence et son niveau d'habileté.</w:t>
+      </w:r>
+    </w:p>
+    <w:p>
+      <w:pPr>
+        <w:pStyle w:val="Paragraphedeliste"/>
+        <w:numPr>
+          <w:ilvl w:val="0"/>
+          <w:numId w:val="5"/>
+        </w:numPr>
+        <w:rPr>
+          <w:b/>
+          <w:bCs/>
+          <w:lang w:val="fr-CA"/>
+        </w:rPr>
+      </w:pPr>
+      <w:r>
+        <w:rPr>
+          <w:lang w:val="fr-CA"/>
+        </w:rPr>
+        <w:t>La personne accepte la décharge de responsabilité; si elle a moins de 18 ans, son tuteur légal l'accepte et son nom est consigné.</w:t>
+      </w:r>
+    </w:p>
+    <w:p>
+      <w:pPr>
+        <w:pStyle w:val="Paragraphedeliste"/>
+        <w:numPr>
+          <w:ilvl w:val="0"/>
+          <w:numId w:val="5"/>
+        </w:numPr>
+        <w:rPr>
+          <w:b/>
+          <w:bCs/>
+          <w:lang w:val="fr-CA"/>
+        </w:rPr>
+      </w:pPr>
+      <w:r>
+        <w:rPr>
+          <w:lang w:val="fr-CA"/>
+        </w:rPr>
+        <w:t>Le système valide le code d'invitation, les renseignements obligatoires et l'unicité de l'adresse courriel.</w:t>
+      </w:r>
+    </w:p>
+    <w:p>
+      <w:pPr>
+        <w:pStyle w:val="Paragraphedeliste"/>
+        <w:numPr>
+          <w:ilvl w:val="0"/>
+          <w:numId w:val="5"/>
+        </w:numPr>
+        <w:rPr>
+          <w:b/>
+          <w:bCs/>
+          <w:lang w:val="fr-CA"/>
+        </w:rPr>
+      </w:pPr>
+      <w:r>
+        <w:rPr>
+          <w:lang w:val="fr-CA"/>
+        </w:rPr>
+        <w:t>Le système crée le compte de randonneur et son adhésion avec le statut « active ».</w:t>
+      </w:r>
+    </w:p>
+    <w:p>
+      <w:pPr>
+        <w:pStyle w:val="Paragraphedeliste"/>
+        <w:numPr>
+          <w:ilvl w:val="0"/>
+          <w:numId w:val="5"/>
+        </w:numPr>
+        <w:rPr>
+          <w:b/>
+          <w:bCs/>
+          <w:lang w:val="fr-CA"/>
+        </w:rPr>
+      </w:pPr>
+      <w:r>
+        <w:rPr>
+          <w:lang w:val="fr-CA"/>
+        </w:rPr>
+        <w:t>Le système confirme l'enregistrement.</w:t>
+      </w:r>
+    </w:p>
+    <w:p>
+      <w:pPr>
+        <w:rPr>
+          <w:b/>
+          <w:bCs/>
+          <w:lang w:val="fr-CA"/>
+        </w:rPr>
+      </w:pPr>
+      <w:r>
+        <w:rPr>
+          <w:b/>
+          <w:bCs/>
+          <w:lang w:val="fr-CA"/>
+        </w:rPr>
+        <w:t>Postconditions</w:t>
+      </w:r>
+    </w:p>
+    <w:p>
+      <w:pPr>
+        <w:pStyle w:val="Paragraphedeliste"/>
+        <w:numPr>
+          <w:ilvl w:val="0"/>
+          <w:numId w:val="3"/>
+        </w:numPr>
+        <w:rPr>
+          <w:lang w:val="fr-CA"/>
+        </w:rPr>
+      </w:pPr>
+      <w:r>
+        <w:rPr>
+          <w:lang w:val="fr-CA"/>
+        </w:rPr>
+        <w:t>Un randonneur est enregistré avec une adresse courriel unique.</w:t>
+      </w:r>
+    </w:p>
+    <w:p>
+      <w:pPr>
+        <w:pStyle w:val="Paragraphedeliste"/>
+        <w:numPr>
+          <w:ilvl w:val="0"/>
+          <w:numId w:val="3"/>
+        </w:numPr>
+        <w:rPr>
+          <w:lang w:val="fr-CA"/>
+        </w:rPr>
+      </w:pPr>
+      <w:r>
+        <w:rPr>
+          <w:lang w:val="fr-CA"/>
+        </w:rPr>
+        <w:t>L'adhésion du randonneur est active.</w:t>
+      </w:r>
+    </w:p>
+    <w:p>
+      <w:pPr>
+        <w:pStyle w:val="Paragraphedeliste"/>
+        <w:numPr>
+          <w:ilvl w:val="0"/>
+          <w:numId w:val="3"/>
+        </w:numPr>
+        <w:rPr>
+          <w:lang w:val="fr-CA"/>
+        </w:rPr>
+      </w:pPr>
+      <w:r>
+        <w:rPr>
+          <w:lang w:val="fr-CA"/>
+        </w:rPr>
+        <w:t>L'acceptation de la décharge et, le cas échéant, le nom du tuteur légal sont conservés.</w:t>
+      </w:r>
+    </w:p>
+    <w:p>
+      <w:pPr>
+        <w:rPr>
+          <w:b/>
+          <w:bCs/>
+          <w:lang w:val="fr-CA"/>
+        </w:rPr>
+      </w:pPr>
+      <w:r>
+        <w:rPr>
+          <w:b/>
+          <w:bCs/>
+          <w:lang w:val="fr-CA"/>
+        </w:rPr>
+        <w:t>Scénarios alternatifs et erreurs</w:t>
+      </w:r>
+    </w:p>
+    <w:p>
+      <w:pPr>
+        <w:pStyle w:val="Paragraphedeliste"/>
+        <w:numPr>
+          <w:ilvl w:val="0"/>
+          <w:numId w:val="3"/>
+        </w:numPr>
+        <w:rPr>
+          <w:lang w:val="fr-CA"/>
+        </w:rPr>
+      </w:pPr>
+      <w:r>
+        <w:rPr>
+          <w:lang w:val="fr-CA"/>
+        </w:rPr>
+        <w:t>Si le code d'invitation est invalide ou déjà utilisé, le système refuse l'enregistrement.</w:t>
+      </w:r>
+    </w:p>
+    <w:p>
+      <w:pPr>
+        <w:pStyle w:val="Paragraphedeliste"/>
+        <w:numPr>
+          <w:ilvl w:val="0"/>
+          <w:numId w:val="3"/>
+        </w:numPr>
+        <w:rPr>
+          <w:lang w:val="fr-CA"/>
+        </w:rPr>
+      </w:pPr>
+      <w:r>
+        <w:rPr>
+          <w:lang w:val="fr-CA"/>
+        </w:rPr>
+        <w:t>Si des données sont invalides ou manquantes, le système indique les champs à corriger et ne crée pas le compte.</w:t>
+      </w:r>
+    </w:p>
+    <w:p>
+      <w:pPr>
+        <w:pStyle w:val="Paragraphedeliste"/>
+        <w:numPr>
+          <w:ilvl w:val="0"/>
+          <w:numId w:val="3"/>
+        </w:numPr>
+        <w:rPr>
+          <w:lang w:val="fr-CA"/>
+        </w:rPr>
+      </w:pPr>
+      <w:r>
+        <w:rPr>
+          <w:lang w:val="fr-CA"/>
+        </w:rPr>
+        <w:t>Si le randonneur est mineur, l'enregistrement ne se termine pas sans acceptation du tuteur légal.</w:t>
+      </w:r>
+    </w:p>
+    <w:p>
+      <w:pPr>
+        <w:rPr>
+          <w:b/>
+          <w:bCs/>
+          <w:u w:val="single"/>
+          <w:lang w:val="fr-CA"/>
+        </w:rPr>
+      </w:pPr>
+      <w:r>
+        <w:rPr>
+          <w:b/>
+          <w:bCs/>
+          <w:u w:val="single"/>
+          <w:lang w:val="fr-CA"/>
+        </w:rPr>
+        <w:t>CU-</w:t>
+      </w:r>
+      <w:r>
+        <w:rPr>
+          <w:b/>
+          <w:bCs/>
+          <w:u w:val="single"/>
+          <w:lang w:val="fr-CA"/>
+        </w:rPr>
+        <w:t xml:space="preserve">03 </w:t>
+      </w:r>
+      <w:r>
+        <w:rPr>
+          <w:b/>
+          <w:bCs/>
+          <w:u w:val="single"/>
+          <w:lang w:val="fr-CA"/>
+        </w:rPr>
+        <w:t xml:space="preserve">- </w:t>
+      </w:r>
+      <w:r>
+        <w:rPr>
+          <w:b/>
+          <w:bCs/>
+          <w:u w:val="single"/>
+          <w:lang w:val="fr-CA"/>
+        </w:rPr>
+        <w:t>Se connecter</w:t>
+      </w:r>
+    </w:p>
+    <w:p>
+      <w:pPr>
+        <w:rPr>
+          <w:lang w:val="fr-CA"/>
+        </w:rPr>
+      </w:pPr>
+      <w:r>
+        <w:rPr>
+          <w:b/>
+          <w:bCs/>
+          <w:lang w:val="fr-CA"/>
+        </w:rPr>
+        <w:lastRenderedPageBreak/>
+        <w:t>Acteurs principaux:</w:t>
+      </w:r>
+      <w:r>
+        <w:rPr>
+          <w:lang w:val="fr-CA"/>
+        </w:rPr>
+        <w:t xml:space="preserve"> </w:t>
+      </w:r>
+      <w:r>
+        <w:rPr>
+          <w:lang w:val="fr-CA"/>
+        </w:rPr>
+        <w:t>Utilisateur enregistré</w:t>
+      </w:r>
+    </w:p>
+    <w:p>
+      <w:pPr>
+        <w:rPr>
+          <w:b/>
+          <w:bCs/>
+          <w:lang w:val="fr-CA"/>
+        </w:rPr>
+      </w:pPr>
+      <w:r>
+        <w:rPr>
+          <w:b/>
+          <w:bCs/>
+          <w:lang w:val="fr-CA"/>
+        </w:rPr>
+        <w:t>Préconditions</w:t>
+      </w:r>
+    </w:p>
+    <w:p>
+      <w:pPr>
+        <w:pStyle w:val="Paragraphedeliste"/>
+        <w:numPr>
+          <w:ilvl w:val="0"/>
+          <w:numId w:val="3"/>
+        </w:numPr>
+        <w:rPr>
+          <w:lang w:val="fr-CA"/>
+        </w:rPr>
+      </w:pPr>
+      <w:r>
+        <w:rPr>
+          <w:lang w:val="fr-CA"/>
+        </w:rPr>
+        <w:t>L'utilisateur possède un compte enregistré.</w:t>
+      </w:r>
+    </w:p>
+    <w:p>
+      <w:pPr>
+        <w:rPr>
+          <w:b/>
+          <w:bCs/>
+          <w:lang w:val="fr-CA"/>
+        </w:rPr>
+      </w:pPr>
+      <w:r>
+        <w:rPr>
+          <w:b/>
+          <w:bCs/>
+          <w:lang w:val="fr-CA"/>
+        </w:rPr>
+        <w:t>Scénario principal</w:t>
+      </w:r>
+    </w:p>
+    <w:p>
+      <w:pPr>
+        <w:pStyle w:val="Paragraphedeliste"/>
+        <w:numPr>
+          <w:ilvl w:val="0"/>
+          <w:numId w:val="6"/>
+        </w:numPr>
+        <w:rPr>
+          <w:lang w:val="fr-CA"/>
+        </w:rPr>
+      </w:pPr>
+      <w:r>
+        <w:rPr>
+          <w:lang w:val="fr-CA"/>
+        </w:rPr>
+        <w:t>L'utilisateur ouvre la fonction de connexion.</w:t>
+      </w:r>
+    </w:p>
+    <w:p>
+      <w:pPr>
+        <w:pStyle w:val="Paragraphedeliste"/>
+        <w:numPr>
+          <w:ilvl w:val="0"/>
+          <w:numId w:val="6"/>
+        </w:numPr>
+        <w:rPr>
+          <w:lang w:val="fr-CA"/>
+        </w:rPr>
+      </w:pPr>
+      <w:r>
+        <w:rPr>
+          <w:lang w:val="fr-CA"/>
+        </w:rPr>
+        <w:t>Le système demande l'adresse courriel et le mot de passe.</w:t>
+      </w:r>
+    </w:p>
+    <w:p>
+      <w:pPr>
+        <w:pStyle w:val="Paragraphedeliste"/>
+        <w:numPr>
+          <w:ilvl w:val="0"/>
+          <w:numId w:val="6"/>
+        </w:numPr>
+        <w:rPr>
+          <w:lang w:val="fr-CA"/>
+        </w:rPr>
+      </w:pPr>
+      <w:r>
+        <w:rPr>
+          <w:lang w:val="fr-CA"/>
+        </w:rPr>
+        <w:t>L'utilisateur soumet ses identifiants.</w:t>
+      </w:r>
+    </w:p>
+    <w:p>
+      <w:pPr>
+        <w:pStyle w:val="Paragraphedeliste"/>
+        <w:numPr>
+          <w:ilvl w:val="0"/>
+          <w:numId w:val="6"/>
+        </w:numPr>
+        <w:rPr>
+          <w:lang w:val="fr-CA"/>
+        </w:rPr>
+      </w:pPr>
+      <w:r>
+        <w:rPr>
+          <w:lang w:val="fr-CA"/>
+        </w:rPr>
+        <w:t>Le système vérifie les identifiants et détermine le rôle et les permissions du compte.</w:t>
+      </w:r>
+    </w:p>
+    <w:p>
+      <w:pPr>
+        <w:pStyle w:val="Paragraphedeliste"/>
+        <w:numPr>
+          <w:ilvl w:val="0"/>
+          <w:numId w:val="6"/>
+        </w:numPr>
+        <w:rPr>
+          <w:lang w:val="fr-CA"/>
+        </w:rPr>
+      </w:pPr>
+      <w:r>
+        <w:rPr>
+          <w:lang w:val="fr-CA"/>
+        </w:rPr>
+        <w:t>Le système ouvre une session et permet l</w:t>
+      </w:r>
+      <w:r>
+        <w:rPr>
+          <w:lang w:val="fr-CA"/>
+        </w:rPr>
+        <w:t>’</w:t>
+      </w:r>
+      <w:r>
+        <w:rPr>
+          <w:lang w:val="fr-CA"/>
+        </w:rPr>
+        <w:t>accès aux fonctions autorisées.</w:t>
+      </w:r>
+    </w:p>
+    <w:p>
+      <w:pPr>
+        <w:rPr>
+          <w:b/>
+          <w:bCs/>
+          <w:lang w:val="fr-CA"/>
+        </w:rPr>
+      </w:pPr>
+      <w:r>
+        <w:rPr>
+          <w:b/>
+          <w:bCs/>
+          <w:lang w:val="fr-CA"/>
+        </w:rPr>
+        <w:t>Postconditions</w:t>
+      </w:r>
+    </w:p>
+    <w:p>
+      <w:pPr>
+        <w:pStyle w:val="Paragraphedeliste"/>
+        <w:numPr>
+          <w:ilvl w:val="0"/>
+          <w:numId w:val="3"/>
+        </w:numPr>
+        <w:rPr>
+          <w:lang w:val="fr-CA"/>
+        </w:rPr>
+      </w:pPr>
+      <w:r>
+        <w:rPr>
+          <w:lang w:val="fr-CA"/>
+        </w:rPr>
+        <w:t>Une session authentifiée est active.</w:t>
+      </w:r>
+    </w:p>
+    <w:p>
+      <w:pPr>
+        <w:pStyle w:val="Paragraphedeliste"/>
+        <w:numPr>
+          <w:ilvl w:val="0"/>
+          <w:numId w:val="3"/>
+        </w:numPr>
+        <w:rPr>
+          <w:lang w:val="fr-CA"/>
+        </w:rPr>
+      </w:pPr>
+      <w:r>
+        <w:rPr>
+          <w:lang w:val="fr-CA"/>
+        </w:rPr>
+        <w:t>Les permissions associées au rôle de l</w:t>
+      </w:r>
+      <w:r>
+        <w:rPr>
+          <w:lang w:val="fr-CA"/>
+        </w:rPr>
+        <w:t>’</w:t>
+      </w:r>
+      <w:r>
+        <w:rPr>
+          <w:lang w:val="fr-CA"/>
+        </w:rPr>
+        <w:t>utilisateur sont appliquées.</w:t>
+      </w:r>
+    </w:p>
+    <w:p>
+      <w:pPr>
+        <w:rPr>
+          <w:b/>
+          <w:bCs/>
+          <w:lang w:val="fr-CA"/>
+        </w:rPr>
+      </w:pPr>
+      <w:r>
+        <w:rPr>
+          <w:b/>
+          <w:bCs/>
+          <w:lang w:val="fr-CA"/>
+        </w:rPr>
+        <w:t>Scénarios alternatifs et erreurs</w:t>
+      </w:r>
+    </w:p>
+    <w:p>
+      <w:pPr>
+        <w:pStyle w:val="Paragraphedeliste"/>
+        <w:numPr>
+          <w:ilvl w:val="0"/>
+          <w:numId w:val="3"/>
+        </w:numPr>
+        <w:rPr>
+          <w:lang w:val="fr-CA"/>
+        </w:rPr>
+      </w:pPr>
+      <w:r>
+        <w:rPr>
+          <w:lang w:val="fr-CA"/>
+        </w:rPr>
+        <w:t>Si les identifiants sont invalides, le système refuse la connexion et affiche un message sans révéler inutilement les détails de sécurité.</w:t>
+      </w:r>
+    </w:p>
+    <w:p>
+      <w:pPr>
+        <w:rPr>
+          <w:b/>
+          <w:bCs/>
+          <w:u w:val="single"/>
+          <w:lang w:val="fr-CA"/>
+        </w:rPr>
+      </w:pPr>
+      <w:r>
+        <w:rPr>
+          <w:b/>
+          <w:bCs/>
+          <w:u w:val="single"/>
+          <w:lang w:val="fr-CA"/>
+        </w:rPr>
+        <w:t>CU-</w:t>
+      </w:r>
+      <w:r>
+        <w:rPr>
+          <w:b/>
+          <w:bCs/>
+          <w:u w:val="single"/>
+          <w:lang w:val="fr-CA"/>
+        </w:rPr>
+        <w:t xml:space="preserve">04 </w:t>
+      </w:r>
+      <w:r>
+        <w:rPr>
+          <w:b/>
+          <w:bCs/>
+          <w:u w:val="single"/>
+          <w:lang w:val="fr-CA"/>
+        </w:rPr>
+        <w:t xml:space="preserve">- </w:t>
+      </w:r>
+      <w:r>
+        <w:rPr>
+          <w:b/>
+          <w:bCs/>
+          <w:u w:val="single"/>
+          <w:lang w:val="fr-CA"/>
+        </w:rPr>
+        <w:t>Se déconnecter</w:t>
+      </w:r>
+    </w:p>
+    <w:p>
+      <w:pPr>
+        <w:rPr>
+          <w:lang w:val="fr-CA"/>
+        </w:rPr>
+      </w:pPr>
+      <w:r>
+        <w:rPr>
+          <w:b/>
+          <w:bCs/>
+          <w:lang w:val="fr-CA"/>
+        </w:rPr>
+        <w:t>Acteurs principaux:</w:t>
+      </w:r>
+      <w:r>
+        <w:rPr>
+          <w:lang w:val="fr-CA"/>
+        </w:rPr>
+        <w:t xml:space="preserve"> </w:t>
+      </w:r>
+      <w:r>
+        <w:rPr>
+          <w:lang w:val="fr-CA"/>
+        </w:rPr>
+        <w:t>Utilisateur connecté</w:t>
+      </w:r>
+    </w:p>
+    <w:p>
+      <w:pPr>
+        <w:rPr>
+          <w:b/>
+          <w:bCs/>
+          <w:lang w:val="fr-CA"/>
+        </w:rPr>
+      </w:pPr>
+      <w:r>
+        <w:rPr>
+          <w:b/>
+          <w:bCs/>
+          <w:lang w:val="fr-CA"/>
+        </w:rPr>
+        <w:t>Préconditions</w:t>
+      </w:r>
+    </w:p>
+    <w:p>
+      <w:pPr>
+        <w:pStyle w:val="Paragraphedeliste"/>
+        <w:numPr>
+          <w:ilvl w:val="0"/>
+          <w:numId w:val="3"/>
+        </w:numPr>
+        <w:rPr>
+          <w:lang w:val="fr-CA"/>
+        </w:rPr>
+      </w:pPr>
+      <w:r>
+        <w:rPr>
+          <w:lang w:val="fr-CA"/>
+        </w:rPr>
+        <w:t>Une session authentifiée est active.</w:t>
+      </w:r>
+    </w:p>
+    <w:p>
+      <w:pPr>
+        <w:rPr>
+          <w:b/>
+          <w:bCs/>
+          <w:lang w:val="fr-CA"/>
+        </w:rPr>
+      </w:pPr>
+      <w:r>
+        <w:rPr>
+          <w:b/>
+          <w:bCs/>
+          <w:lang w:val="fr-CA"/>
+        </w:rPr>
+        <w:t>Scénario principal</w:t>
+      </w:r>
+    </w:p>
+    <w:p>
+      <w:pPr>
+        <w:pStyle w:val="Paragraphedeliste"/>
+        <w:numPr>
+          <w:ilvl w:val="0"/>
+          <w:numId w:val="7"/>
+        </w:numPr>
+        <w:rPr>
+          <w:lang w:val="fr-CA"/>
+        </w:rPr>
+      </w:pPr>
+      <w:r>
+        <w:rPr>
+          <w:lang w:val="fr-CA"/>
+        </w:rPr>
+        <w:t>L'utilisateur demande à se déconnecter.</w:t>
+      </w:r>
+    </w:p>
+    <w:p>
+      <w:pPr>
+        <w:pStyle w:val="Paragraphedeliste"/>
+        <w:numPr>
+          <w:ilvl w:val="0"/>
+          <w:numId w:val="7"/>
+        </w:numPr>
+        <w:rPr>
+          <w:lang w:val="fr-CA"/>
+        </w:rPr>
+      </w:pPr>
+      <w:r>
+        <w:rPr>
+          <w:lang w:val="fr-CA"/>
+        </w:rPr>
+        <w:t>Le système invalide ou termine la session courante.</w:t>
+      </w:r>
+    </w:p>
+    <w:p>
+      <w:pPr>
+        <w:pStyle w:val="Paragraphedeliste"/>
+        <w:numPr>
+          <w:ilvl w:val="0"/>
+          <w:numId w:val="7"/>
+        </w:numPr>
+        <w:rPr>
+          <w:lang w:val="fr-CA"/>
+        </w:rPr>
+      </w:pPr>
+      <w:r>
+        <w:rPr>
+          <w:lang w:val="fr-CA"/>
+        </w:rPr>
+        <w:t>Le système confirme la déconnexion et retourne à une vue accessible sans authentification.</w:t>
+      </w:r>
+    </w:p>
+    <w:p>
+      <w:pPr>
+        <w:rPr>
+          <w:b/>
+          <w:bCs/>
+          <w:lang w:val="fr-CA"/>
+        </w:rPr>
+      </w:pPr>
+      <w:r>
+        <w:rPr>
+          <w:b/>
+          <w:bCs/>
+          <w:lang w:val="fr-CA"/>
+        </w:rPr>
+        <w:t>Postconditions</w:t>
+      </w:r>
+    </w:p>
+    <w:p>
+      <w:pPr>
+        <w:pStyle w:val="Paragraphedeliste"/>
+        <w:numPr>
+          <w:ilvl w:val="0"/>
+          <w:numId w:val="3"/>
+        </w:numPr>
+        <w:rPr>
+          <w:lang w:val="fr-CA"/>
+        </w:rPr>
+      </w:pPr>
+      <w:r>
+        <w:rPr>
+          <w:lang w:val="fr-CA"/>
+        </w:rPr>
+        <w:t>La session courante n'est plus utilisable.</w:t>
+      </w:r>
+    </w:p>
+    <w:p>
+      <w:pPr>
+        <w:pStyle w:val="Paragraphedeliste"/>
+        <w:numPr>
+          <w:ilvl w:val="0"/>
+          <w:numId w:val="3"/>
+        </w:numPr>
+        <w:rPr>
+          <w:lang w:val="fr-CA"/>
+        </w:rPr>
+      </w:pPr>
+      <w:r>
+        <w:rPr>
+          <w:lang w:val="fr-CA"/>
+        </w:rPr>
+        <w:t>Toute opération nécessitant une authentification exige une nouvelle connexion.</w:t>
+      </w:r>
+    </w:p>
+    <w:p>
+      <w:pPr>
+        <w:rPr>
+          <w:b/>
+          <w:bCs/>
+          <w:lang w:val="fr-CA"/>
+        </w:rPr>
+      </w:pPr>
+      <w:r>
+        <w:rPr>
+          <w:b/>
+          <w:bCs/>
+          <w:lang w:val="fr-CA"/>
+        </w:rPr>
+        <w:t>Scénarios alternatifs et erreurs</w:t>
+      </w:r>
+    </w:p>
+    <w:p>
+      <w:pPr>
+        <w:pStyle w:val="Paragraphedeliste"/>
+        <w:numPr>
+          <w:ilvl w:val="0"/>
+          <w:numId w:val="3"/>
+        </w:numPr>
+        <w:rPr>
+          <w:lang w:val="fr-CA"/>
+        </w:rPr>
+      </w:pPr>
+      <w:r>
+        <w:rPr>
+          <w:lang w:val="fr-CA"/>
+        </w:rPr>
+        <w:t>Si la session a déjà expiré, le système considère l'utilisateur comme déconnecté.</w:t>
+      </w:r>
+    </w:p>
+    <w:p>
+      <w:pPr>
+        <w:rPr>
+          <w:b/>
+          <w:bCs/>
+          <w:u w:val="single"/>
+          <w:lang w:val="fr-CA"/>
+        </w:rPr>
+      </w:pPr>
+      <w:r>
+        <w:rPr>
+          <w:b/>
+          <w:bCs/>
+          <w:u w:val="single"/>
+          <w:lang w:val="fr-CA"/>
+        </w:rPr>
+        <w:t>CU-</w:t>
+      </w:r>
+      <w:r>
+        <w:rPr>
+          <w:b/>
+          <w:bCs/>
+          <w:u w:val="single"/>
+          <w:lang w:val="fr-CA"/>
+        </w:rPr>
+        <w:t xml:space="preserve">05 </w:t>
+      </w:r>
+      <w:r>
+        <w:rPr>
+          <w:b/>
+          <w:bCs/>
+          <w:u w:val="single"/>
+          <w:lang w:val="fr-CA"/>
+        </w:rPr>
+        <w:t>-</w:t>
+      </w:r>
+      <w:r>
+        <w:rPr>
+          <w:b/>
+          <w:bCs/>
+          <w:u w:val="single"/>
+          <w:lang w:val="fr-CA"/>
+        </w:rPr>
+        <w:t xml:space="preserve"> </w:t>
+      </w:r>
+      <w:r>
+        <w:rPr>
+          <w:b/>
+          <w:bCs/>
+          <w:u w:val="single"/>
+          <w:lang w:val="fr-CA"/>
+        </w:rPr>
+        <w:t>S'inscrire à une randonnée</w:t>
+      </w:r>
+    </w:p>
+    <w:p>
+      <w:pPr>
+        <w:rPr>
+          <w:lang w:val="fr-CA"/>
+        </w:rPr>
+      </w:pPr>
+      <w:r>
+        <w:rPr>
+          <w:b/>
+          <w:bCs/>
+          <w:lang w:val="fr-CA"/>
+        </w:rPr>
+        <w:lastRenderedPageBreak/>
+        <w:t>Acteurs principaux:</w:t>
+      </w:r>
+      <w:r>
+        <w:rPr>
+          <w:lang w:val="fr-CA"/>
+        </w:rPr>
+        <w:t xml:space="preserve"> </w:t>
+      </w:r>
+      <w:r>
+        <w:rPr>
+          <w:lang w:val="fr-CA"/>
+        </w:rPr>
+        <w:t>Randonneur</w:t>
+      </w:r>
+    </w:p>
+    <w:p>
+      <w:pPr>
+        <w:rPr>
+          <w:b/>
+          <w:bCs/>
+          <w:lang w:val="fr-CA"/>
+        </w:rPr>
+      </w:pPr>
+      <w:r>
+        <w:rPr>
+          <w:b/>
+          <w:bCs/>
+          <w:lang w:val="fr-CA"/>
+        </w:rPr>
+        <w:t>Préconditions</w:t>
+      </w:r>
+    </w:p>
+    <w:p>
+      <w:pPr>
+        <w:pStyle w:val="Paragraphedeliste"/>
+        <w:numPr>
+          <w:ilvl w:val="0"/>
+          <w:numId w:val="3"/>
+        </w:numPr>
+        <w:rPr>
+          <w:lang w:val="fr-CA"/>
+        </w:rPr>
+      </w:pPr>
+      <w:r>
+        <w:rPr>
+          <w:lang w:val="fr-CA"/>
+        </w:rPr>
+        <w:t>Le randonneur est authentifié et son adhésion est active.</w:t>
+      </w:r>
+    </w:p>
+    <w:p>
+      <w:pPr>
+        <w:pStyle w:val="Paragraphedeliste"/>
+        <w:numPr>
+          <w:ilvl w:val="0"/>
+          <w:numId w:val="3"/>
+        </w:numPr>
+        <w:rPr>
+          <w:lang w:val="fr-CA"/>
+        </w:rPr>
+      </w:pPr>
+      <w:r>
+        <w:rPr>
+          <w:lang w:val="fr-CA"/>
+        </w:rPr>
+        <w:t>La randonnée ciblée est ouverte.</w:t>
+      </w:r>
+    </w:p>
+    <w:p>
+      <w:pPr>
+        <w:pStyle w:val="Paragraphedeliste"/>
+        <w:numPr>
+          <w:ilvl w:val="0"/>
+          <w:numId w:val="3"/>
+        </w:numPr>
+        <w:rPr>
+          <w:lang w:val="fr-CA"/>
+        </w:rPr>
+      </w:pPr>
+      <w:r>
+        <w:rPr>
+          <w:lang w:val="fr-CA"/>
+        </w:rPr>
+        <w:t>La difficulté de la randonnée ne dépasse pas d'un niveau le niveau d'habileté du randonneur.</w:t>
+      </w:r>
+    </w:p>
+    <w:p>
+      <w:pPr>
+        <w:pStyle w:val="Paragraphedeliste"/>
+        <w:numPr>
+          <w:ilvl w:val="0"/>
+          <w:numId w:val="3"/>
+        </w:numPr>
+        <w:rPr>
+          <w:lang w:val="fr-CA"/>
+        </w:rPr>
+      </w:pPr>
+      <w:r>
+        <w:rPr>
+          <w:lang w:val="fr-CA"/>
+        </w:rPr>
+        <w:t>Le randonneur n</w:t>
+      </w:r>
+      <w:r>
+        <w:rPr>
+          <w:lang w:val="fr-CA"/>
+        </w:rPr>
+        <w:t>’</w:t>
+      </w:r>
+      <w:r>
+        <w:rPr>
+          <w:lang w:val="fr-CA"/>
+        </w:rPr>
+        <w:t>a pas déjà une inscription active à cette randonnée</w:t>
+      </w:r>
       <w:r>
         <w:rPr>
           <w:lang w:val="fr-CA"/>
         </w:rPr>
         <w:t>.</w:t>
       </w:r>
+    </w:p>
+    <w:p>
+      <w:pPr>
+        <w:rPr>
+          <w:b/>
+          <w:bCs/>
+          <w:lang w:val="fr-CA"/>
+        </w:rPr>
+      </w:pPr>
+      <w:r>
+        <w:rPr>
+          <w:b/>
+          <w:bCs/>
+          <w:lang w:val="fr-CA"/>
+        </w:rPr>
+        <w:t>Scénario principal</w:t>
+      </w:r>
+    </w:p>
+    <w:p>
+      <w:pPr>
+        <w:pStyle w:val="Paragraphedeliste"/>
+        <w:numPr>
+          <w:ilvl w:val="0"/>
+          <w:numId w:val="8"/>
+        </w:numPr>
+        <w:rPr>
+          <w:lang w:val="fr-CA"/>
+        </w:rPr>
+      </w:pPr>
+      <w:r>
+        <w:rPr>
+          <w:lang w:val="fr-CA"/>
+        </w:rPr>
+        <w:t>Le randonneur sélectionne une randonnée ouverte.</w:t>
+      </w:r>
+    </w:p>
+    <w:p>
+      <w:pPr>
+        <w:pStyle w:val="Paragraphedeliste"/>
+        <w:numPr>
+          <w:ilvl w:val="0"/>
+          <w:numId w:val="8"/>
+        </w:numPr>
+        <w:rPr>
+          <w:lang w:val="fr-CA"/>
+        </w:rPr>
+      </w:pPr>
+      <w:r>
+        <w:rPr>
+          <w:lang w:val="fr-CA"/>
+        </w:rPr>
+        <w:t>Le système présente les détails et le randonneur confirme son inscription.</w:t>
+      </w:r>
+    </w:p>
+    <w:p>
+      <w:pPr>
+        <w:pStyle w:val="Paragraphedeliste"/>
+        <w:numPr>
+          <w:ilvl w:val="0"/>
+          <w:numId w:val="8"/>
+        </w:numPr>
+        <w:rPr>
+          <w:lang w:val="fr-CA"/>
+        </w:rPr>
+      </w:pPr>
+      <w:r>
+        <w:rPr>
+          <w:lang w:val="fr-CA"/>
+        </w:rPr>
+        <w:t>Le système vérifie à nouveau l'état de la randonnée, l'adhésion, le niveau et l'existence d'une inscription préalable.</w:t>
+      </w:r>
+    </w:p>
+    <w:p>
+      <w:pPr>
+        <w:pStyle w:val="Paragraphedeliste"/>
+        <w:numPr>
+          <w:ilvl w:val="0"/>
+          <w:numId w:val="8"/>
+        </w:numPr>
+        <w:rPr>
+          <w:lang w:val="fr-CA"/>
+        </w:rPr>
+      </w:pPr>
+      <w:r>
+        <w:rPr>
+          <w:lang w:val="fr-CA"/>
+        </w:rPr>
+        <w:t>Si une place est disponible, le système crée une inscription confirmée.</w:t>
+      </w:r>
+    </w:p>
+    <w:p>
+      <w:pPr>
+        <w:pStyle w:val="Paragraphedeliste"/>
+        <w:numPr>
+          <w:ilvl w:val="0"/>
+          <w:numId w:val="8"/>
+        </w:numPr>
+        <w:rPr>
+          <w:lang w:val="fr-CA"/>
+        </w:rPr>
+      </w:pPr>
+      <w:r>
+        <w:rPr>
+          <w:lang w:val="fr-CA"/>
+        </w:rPr>
+        <w:t>Si cette inscription utilise la dernière place disponible, le système passe la randonnée au statut « complète ».</w:t>
+      </w:r>
+    </w:p>
+    <w:p>
+      <w:pPr>
+        <w:pStyle w:val="Paragraphedeliste"/>
+        <w:numPr>
+          <w:ilvl w:val="0"/>
+          <w:numId w:val="8"/>
+        </w:numPr>
+        <w:rPr>
+          <w:lang w:val="fr-CA"/>
+        </w:rPr>
+      </w:pPr>
+      <w:r>
+        <w:rPr>
+          <w:lang w:val="fr-CA"/>
+        </w:rPr>
+        <w:t>Si aucune place n'est disponible, le système crée une inscription en liste d'attente selon l'ordre d'arrivée.</w:t>
+      </w:r>
+    </w:p>
+    <w:p>
+      <w:pPr>
+        <w:pStyle w:val="Paragraphedeliste"/>
+        <w:numPr>
+          <w:ilvl w:val="0"/>
+          <w:numId w:val="8"/>
+        </w:numPr>
+        <w:rPr>
+          <w:lang w:val="fr-CA"/>
+        </w:rPr>
+      </w:pPr>
+      <w:r>
+        <w:rPr>
+          <w:lang w:val="fr-CA"/>
+        </w:rPr>
+        <w:t>Le système envoie un courriel de confirmation ou un courriel indiquant la position dans la liste d</w:t>
+      </w:r>
+      <w:r>
+        <w:rPr>
+          <w:lang w:val="fr-CA"/>
+        </w:rPr>
+        <w:t>’</w:t>
+      </w:r>
+      <w:r>
+        <w:rPr>
+          <w:lang w:val="fr-CA"/>
+        </w:rPr>
+        <w:t>attente.</w:t>
+      </w:r>
+    </w:p>
+    <w:p>
+      <w:pPr>
+        <w:rPr>
+          <w:b/>
+          <w:bCs/>
+          <w:lang w:val="fr-CA"/>
+        </w:rPr>
+      </w:pPr>
+      <w:r>
+        <w:rPr>
+          <w:b/>
+          <w:bCs/>
+          <w:lang w:val="fr-CA"/>
+        </w:rPr>
+        <w:t>Postconditions</w:t>
+      </w:r>
+    </w:p>
+    <w:p>
+      <w:pPr>
+        <w:pStyle w:val="Paragraphedeliste"/>
+        <w:numPr>
+          <w:ilvl w:val="0"/>
+          <w:numId w:val="3"/>
+        </w:numPr>
+        <w:rPr>
+          <w:lang w:val="fr-CA"/>
+        </w:rPr>
+      </w:pPr>
+      <w:r>
+        <w:rPr>
+          <w:lang w:val="fr-CA"/>
+        </w:rPr>
+        <w:t>Une inscription est enregistrée avec son heure et son statut.</w:t>
+      </w:r>
+    </w:p>
+    <w:p>
+      <w:pPr>
+        <w:pStyle w:val="Paragraphedeliste"/>
+        <w:numPr>
+          <w:ilvl w:val="0"/>
+          <w:numId w:val="3"/>
+        </w:numPr>
+        <w:rPr>
+          <w:lang w:val="fr-CA"/>
+        </w:rPr>
+      </w:pPr>
+      <w:r>
+        <w:rPr>
+          <w:lang w:val="fr-CA"/>
+        </w:rPr>
+        <w:t>Le statut de la randonnée est mis à jour si la capacité maximale vient d'être atteinte.</w:t>
+      </w:r>
+    </w:p>
+    <w:p>
+      <w:pPr>
+        <w:pStyle w:val="Paragraphedeliste"/>
+        <w:numPr>
+          <w:ilvl w:val="0"/>
+          <w:numId w:val="3"/>
+        </w:numPr>
+        <w:rPr>
+          <w:lang w:val="fr-CA"/>
+        </w:rPr>
+      </w:pPr>
+      <w:r>
+        <w:rPr>
+          <w:lang w:val="fr-CA"/>
+        </w:rPr>
+        <w:t>Une notification est demandée pour informer le randonneur du résultat.</w:t>
+      </w:r>
+    </w:p>
+    <w:p>
+      <w:pPr>
+        <w:rPr>
+          <w:b/>
+          <w:bCs/>
+          <w:lang w:val="fr-CA"/>
+        </w:rPr>
+      </w:pPr>
+      <w:r>
+        <w:rPr>
+          <w:b/>
+          <w:bCs/>
+          <w:lang w:val="fr-CA"/>
+        </w:rPr>
+        <w:t>Scénarios alternatifs et erreurs</w:t>
+      </w:r>
+    </w:p>
+    <w:p>
+      <w:pPr>
+        <w:pStyle w:val="Paragraphedeliste"/>
+        <w:numPr>
+          <w:ilvl w:val="0"/>
+          <w:numId w:val="3"/>
+        </w:numPr>
+        <w:rPr>
+          <w:lang w:val="fr-CA"/>
+        </w:rPr>
+      </w:pPr>
+      <w:r>
+        <w:rPr>
+          <w:lang w:val="fr-CA"/>
+        </w:rPr>
+        <w:t>Si le randonneur n'est pas admissible ou si la randonnée n'est plus ouverte, l'inscription est refusée.</w:t>
+      </w:r>
+    </w:p>
+    <w:p>
+      <w:pPr>
+        <w:pStyle w:val="Paragraphedeliste"/>
+        <w:numPr>
+          <w:ilvl w:val="0"/>
+          <w:numId w:val="3"/>
+        </w:numPr>
+        <w:rPr>
+          <w:lang w:val="fr-CA"/>
+        </w:rPr>
+      </w:pPr>
+      <w:r>
+        <w:rPr>
+          <w:lang w:val="fr-CA"/>
+        </w:rPr>
+        <w:t>Si la capacité est atteinte entre l'affichage et la confirmation, le randonneur est placé en liste d'attente.</w:t>
+      </w:r>
+    </w:p>
+    <w:p>
+      <w:pPr>
+        <w:rPr>
+          <w:b/>
+          <w:bCs/>
+          <w:u w:val="single"/>
+          <w:lang w:val="fr-CA"/>
+        </w:rPr>
+      </w:pPr>
+      <w:r>
+        <w:rPr>
+          <w:b/>
+          <w:bCs/>
+          <w:u w:val="single"/>
+          <w:lang w:val="fr-CA"/>
+        </w:rPr>
+        <w:t>CU-</w:t>
+      </w:r>
+      <w:r>
+        <w:rPr>
+          <w:b/>
+          <w:bCs/>
+          <w:u w:val="single"/>
+          <w:lang w:val="fr-CA"/>
+        </w:rPr>
+        <w:t xml:space="preserve">06 </w:t>
+      </w:r>
+      <w:r>
+        <w:rPr>
+          <w:b/>
+          <w:bCs/>
+          <w:u w:val="single"/>
+          <w:lang w:val="fr-CA"/>
+        </w:rPr>
+        <w:t>-</w:t>
+      </w:r>
+      <w:r>
+        <w:rPr>
+          <w:b/>
+          <w:bCs/>
+          <w:u w:val="single"/>
+          <w:lang w:val="fr-CA"/>
+        </w:rPr>
+        <w:t xml:space="preserve"> </w:t>
+      </w:r>
+      <w:r>
+        <w:rPr>
+          <w:b/>
+          <w:bCs/>
+          <w:u w:val="single"/>
+          <w:lang w:val="fr-CA"/>
+        </w:rPr>
+        <w:t>Annuler une inscription</w:t>
+      </w:r>
+    </w:p>
+    <w:p>
+      <w:pPr>
+        <w:rPr>
+          <w:lang w:val="fr-CA"/>
+        </w:rPr>
+      </w:pPr>
+      <w:r>
+        <w:rPr>
+          <w:b/>
+          <w:bCs/>
+          <w:lang w:val="fr-CA"/>
+        </w:rPr>
+        <w:t>Acteurs principaux:</w:t>
+      </w:r>
+      <w:r>
+        <w:rPr>
+          <w:lang w:val="fr-CA"/>
+        </w:rPr>
+        <w:t xml:space="preserve"> </w:t>
+      </w:r>
+      <w:r>
+        <w:rPr>
+          <w:lang w:val="fr-CA"/>
+        </w:rPr>
+        <w:t>Randonneur</w:t>
+      </w:r>
+    </w:p>
+    <w:p>
+      <w:pPr>
+        <w:rPr>
+          <w:b/>
+          <w:bCs/>
+          <w:lang w:val="fr-CA"/>
+        </w:rPr>
+      </w:pPr>
+      <w:r>
+        <w:rPr>
+          <w:b/>
+          <w:bCs/>
+          <w:lang w:val="fr-CA"/>
+        </w:rPr>
+        <w:t>Préconditions</w:t>
+      </w:r>
+    </w:p>
+    <w:p>
+      <w:pPr>
+        <w:pStyle w:val="Paragraphedeliste"/>
+        <w:numPr>
+          <w:ilvl w:val="0"/>
+          <w:numId w:val="3"/>
+        </w:numPr>
+        <w:rPr>
+          <w:lang w:val="fr-CA"/>
+        </w:rPr>
+      </w:pPr>
+      <w:r>
+        <w:rPr>
+          <w:lang w:val="fr-CA"/>
+        </w:rPr>
+        <w:t>Le randonneur est authentifié.</w:t>
+      </w:r>
+    </w:p>
+    <w:p>
+      <w:pPr>
+        <w:pStyle w:val="Paragraphedeliste"/>
+        <w:numPr>
+          <w:ilvl w:val="0"/>
+          <w:numId w:val="3"/>
+        </w:numPr>
+        <w:rPr>
+          <w:lang w:val="fr-CA"/>
+        </w:rPr>
+      </w:pPr>
+      <w:r>
+        <w:rPr>
+          <w:lang w:val="fr-CA"/>
+        </w:rPr>
+        <w:t>Il possède une inscription confirmée ou en liste d'attente pour la randonnée.</w:t>
+      </w:r>
+    </w:p>
+    <w:p>
+      <w:pPr>
+        <w:pStyle w:val="Paragraphedeliste"/>
+        <w:numPr>
+          <w:ilvl w:val="0"/>
+          <w:numId w:val="3"/>
+        </w:numPr>
+        <w:rPr>
+          <w:lang w:val="fr-CA"/>
+        </w:rPr>
+      </w:pPr>
+      <w:r>
+        <w:rPr>
+          <w:lang w:val="fr-CA"/>
+        </w:rPr>
+        <w:t>La randonnée n</w:t>
+      </w:r>
+      <w:r>
+        <w:rPr>
+          <w:lang w:val="fr-CA"/>
+        </w:rPr>
+        <w:t>’</w:t>
+      </w:r>
+      <w:r>
+        <w:rPr>
+          <w:lang w:val="fr-CA"/>
+        </w:rPr>
+        <w:t>a pas dépassé sa date limite d</w:t>
+      </w:r>
+      <w:r>
+        <w:rPr>
+          <w:lang w:val="fr-CA"/>
+        </w:rPr>
+        <w:t>’</w:t>
+      </w:r>
+      <w:r>
+        <w:rPr>
+          <w:lang w:val="fr-CA"/>
+        </w:rPr>
+        <w:t>inscription, selon le résumé fourni.</w:t>
+      </w:r>
+    </w:p>
+    <w:p>
+      <w:pPr>
+        <w:rPr>
+          <w:b/>
+          <w:bCs/>
+          <w:lang w:val="fr-CA"/>
+        </w:rPr>
+      </w:pPr>
+      <w:r>
+        <w:rPr>
+          <w:b/>
+          <w:bCs/>
+          <w:lang w:val="fr-CA"/>
+        </w:rPr>
+        <w:t>Scénario principal</w:t>
+      </w:r>
+    </w:p>
+    <w:p>
+      <w:pPr>
+        <w:pStyle w:val="Paragraphedeliste"/>
+        <w:numPr>
+          <w:ilvl w:val="0"/>
+          <w:numId w:val="9"/>
+        </w:numPr>
+        <w:rPr>
+          <w:lang w:val="fr-CA"/>
+        </w:rPr>
+      </w:pPr>
+      <w:r>
+        <w:rPr>
+          <w:lang w:val="fr-CA"/>
+        </w:rPr>
+        <w:lastRenderedPageBreak/>
+        <w:t>Le randonneur choisit l'une de ses inscriptions admissibles à l'annulation.</w:t>
+      </w:r>
+    </w:p>
+    <w:p>
+      <w:pPr>
+        <w:pStyle w:val="Paragraphedeliste"/>
+        <w:numPr>
+          <w:ilvl w:val="0"/>
+          <w:numId w:val="9"/>
+        </w:numPr>
+        <w:rPr>
+          <w:lang w:val="fr-CA"/>
+        </w:rPr>
+      </w:pPr>
+      <w:r>
+        <w:rPr>
+          <w:lang w:val="fr-CA"/>
+        </w:rPr>
+        <w:t>Le système affiche les détails de l'inscription et demande confirmation.</w:t>
+      </w:r>
+    </w:p>
+    <w:p>
+      <w:pPr>
+        <w:pStyle w:val="Paragraphedeliste"/>
+        <w:numPr>
+          <w:ilvl w:val="0"/>
+          <w:numId w:val="9"/>
+        </w:numPr>
+        <w:rPr>
+          <w:lang w:val="fr-CA"/>
+        </w:rPr>
+      </w:pPr>
+      <w:r>
+        <w:rPr>
+          <w:lang w:val="fr-CA"/>
+        </w:rPr>
+        <w:t>Le randonneur confirme l'annulation.</w:t>
+      </w:r>
+    </w:p>
+    <w:p>
+      <w:pPr>
+        <w:pStyle w:val="Paragraphedeliste"/>
+        <w:numPr>
+          <w:ilvl w:val="0"/>
+          <w:numId w:val="9"/>
+        </w:numPr>
+        <w:rPr>
+          <w:lang w:val="fr-CA"/>
+        </w:rPr>
+      </w:pPr>
+      <w:r>
+        <w:rPr>
+          <w:lang w:val="fr-CA"/>
+        </w:rPr>
+        <w:t>Le système change le statut de l'inscription à « annulée » et conserve l'historique.</w:t>
+      </w:r>
+    </w:p>
+    <w:p>
+      <w:pPr>
+        <w:pStyle w:val="Paragraphedeliste"/>
+        <w:numPr>
+          <w:ilvl w:val="0"/>
+          <w:numId w:val="9"/>
+        </w:numPr>
+        <w:rPr>
+          <w:lang w:val="fr-CA"/>
+        </w:rPr>
+      </w:pPr>
+      <w:r>
+        <w:rPr>
+          <w:lang w:val="fr-CA"/>
+        </w:rPr>
+        <w:t>Si l'inscription annulée était confirmée et qu'une place se libère, le système promeut le premier randonneur de la liste d'attente, s'il y en a un.</w:t>
+      </w:r>
+    </w:p>
+    <w:p>
+      <w:pPr>
+        <w:pStyle w:val="Paragraphedeliste"/>
+        <w:numPr>
+          <w:ilvl w:val="0"/>
+          <w:numId w:val="9"/>
+        </w:numPr>
+        <w:rPr>
+          <w:lang w:val="fr-CA"/>
+        </w:rPr>
+      </w:pPr>
+      <w:r>
+        <w:rPr>
+          <w:lang w:val="fr-CA"/>
+        </w:rPr>
+        <w:t>Le système envoie un avis au randonneur promu.</w:t>
+      </w:r>
+    </w:p>
+    <w:p>
+      <w:pPr>
+        <w:pStyle w:val="Paragraphedeliste"/>
+        <w:numPr>
+          <w:ilvl w:val="0"/>
+          <w:numId w:val="9"/>
+        </w:numPr>
+        <w:rPr>
+          <w:lang w:val="fr-CA"/>
+        </w:rPr>
+      </w:pPr>
+      <w:r>
+        <w:rPr>
+          <w:lang w:val="fr-CA"/>
+        </w:rPr>
+        <w:t>Si la randonnée dispose de places libres et n</w:t>
+      </w:r>
+      <w:r>
+        <w:rPr>
+          <w:lang w:val="fr-CA"/>
+        </w:rPr>
+        <w:t>’</w:t>
+      </w:r>
+      <w:r>
+        <w:rPr>
+          <w:lang w:val="fr-CA"/>
+        </w:rPr>
+        <w:t xml:space="preserve">est pas fermée, son statut redevient </w:t>
+      </w:r>
+      <w:proofErr w:type="gramStart"/>
+      <w:r>
+        <w:rPr>
+          <w:lang w:val="fr-CA"/>
+        </w:rPr>
+        <w:t>« ouverte »</w:t>
+      </w:r>
+      <w:proofErr w:type="gramEnd"/>
+      <w:r>
+        <w:rPr>
+          <w:lang w:val="fr-CA"/>
+        </w:rPr>
+        <w:t>.</w:t>
+      </w:r>
+    </w:p>
+    <w:p>
+      <w:pPr>
+        <w:rPr>
+          <w:b/>
+          <w:bCs/>
+          <w:lang w:val="fr-CA"/>
+        </w:rPr>
+      </w:pPr>
+      <w:r>
+        <w:rPr>
+          <w:b/>
+          <w:bCs/>
+          <w:lang w:val="fr-CA"/>
+        </w:rPr>
+        <w:t>Postconditions</w:t>
+      </w:r>
+    </w:p>
+    <w:p>
+      <w:pPr>
+        <w:pStyle w:val="Paragraphedeliste"/>
+        <w:numPr>
+          <w:ilvl w:val="0"/>
+          <w:numId w:val="3"/>
+        </w:numPr>
+        <w:rPr>
+          <w:lang w:val="fr-CA"/>
+        </w:rPr>
+      </w:pPr>
+      <w:r>
+        <w:rPr>
+          <w:lang w:val="fr-CA"/>
+        </w:rPr>
+        <w:t>L'inscription du demandeur est annulée.</w:t>
+      </w:r>
+    </w:p>
+    <w:p>
+      <w:pPr>
+        <w:pStyle w:val="Paragraphedeliste"/>
+        <w:numPr>
+          <w:ilvl w:val="0"/>
+          <w:numId w:val="3"/>
+        </w:numPr>
+        <w:rPr>
+          <w:lang w:val="fr-CA"/>
+        </w:rPr>
+      </w:pPr>
+      <w:r>
+        <w:rPr>
+          <w:lang w:val="fr-CA"/>
+        </w:rPr>
+        <w:t>La liste d'attente est traitée dans l'ordre chronologique lorsque nécessaire.</w:t>
+      </w:r>
+    </w:p>
+    <w:p>
+      <w:pPr>
+        <w:pStyle w:val="Paragraphedeliste"/>
+        <w:numPr>
+          <w:ilvl w:val="0"/>
+          <w:numId w:val="3"/>
+        </w:numPr>
+        <w:rPr>
+          <w:lang w:val="fr-CA"/>
+        </w:rPr>
+      </w:pPr>
+      <w:r>
+        <w:rPr>
+          <w:lang w:val="fr-CA"/>
+        </w:rPr>
+        <w:t>Les statuts concernés sont cohérents avec le nombre de places.</w:t>
+      </w:r>
+    </w:p>
+    <w:p>
+      <w:pPr>
+        <w:rPr>
+          <w:b/>
+          <w:bCs/>
+          <w:lang w:val="fr-CA"/>
+        </w:rPr>
+      </w:pPr>
+      <w:r>
+        <w:rPr>
+          <w:b/>
+          <w:bCs/>
+          <w:lang w:val="fr-CA"/>
+        </w:rPr>
+        <w:t>Scénarios alternatifs et erreurs</w:t>
+      </w:r>
+    </w:p>
+    <w:p>
+      <w:pPr>
+        <w:pStyle w:val="Paragraphedeliste"/>
+        <w:numPr>
+          <w:ilvl w:val="0"/>
+          <w:numId w:val="3"/>
+        </w:numPr>
+        <w:rPr>
+          <w:lang w:val="fr-CA"/>
+        </w:rPr>
+      </w:pPr>
+      <w:r>
+        <w:rPr>
+          <w:lang w:val="fr-CA"/>
+        </w:rPr>
+        <w:t>Si la date limite est dépassée ou si l'inscription n'est pas admissible à l'annulation, le système refuse l'opération.</w:t>
+      </w:r>
+    </w:p>
+    <w:p>
+      <w:pPr>
+        <w:pStyle w:val="Paragraphedeliste"/>
+        <w:numPr>
+          <w:ilvl w:val="0"/>
+          <w:numId w:val="3"/>
+        </w:numPr>
+        <w:rPr>
+          <w:lang w:val="fr-CA"/>
+        </w:rPr>
+      </w:pPr>
+      <w:r>
+        <w:rPr>
+          <w:lang w:val="fr-CA"/>
+        </w:rPr>
+        <w:t>Si aucun randonneur n'est en attente, la place demeure libre et la randonnée redevient ouverte si elle n'est pas fermée.</w:t>
+      </w:r>
+    </w:p>
+    <w:p>
+      <w:pPr>
+        <w:rPr>
+          <w:b/>
+          <w:bCs/>
+          <w:u w:val="single"/>
+          <w:lang w:val="fr-CA"/>
+        </w:rPr>
+      </w:pPr>
+      <w:r>
+        <w:rPr>
+          <w:b/>
+          <w:bCs/>
+          <w:u w:val="single"/>
+          <w:lang w:val="fr-CA"/>
+        </w:rPr>
+        <w:t>CU-</w:t>
+      </w:r>
+      <w:r>
+        <w:rPr>
+          <w:b/>
+          <w:bCs/>
+          <w:u w:val="single"/>
+          <w:lang w:val="fr-CA"/>
+        </w:rPr>
+        <w:t xml:space="preserve">07 </w:t>
+      </w:r>
+      <w:r>
+        <w:rPr>
+          <w:b/>
+          <w:bCs/>
+          <w:u w:val="single"/>
+          <w:lang w:val="fr-CA"/>
+        </w:rPr>
+        <w:t>-</w:t>
+      </w:r>
+      <w:r>
+        <w:rPr>
+          <w:b/>
+          <w:bCs/>
+          <w:u w:val="single"/>
+          <w:lang w:val="fr-CA"/>
+        </w:rPr>
+        <w:t xml:space="preserve"> </w:t>
+      </w:r>
+      <w:r>
+        <w:rPr>
+          <w:b/>
+          <w:bCs/>
+          <w:u w:val="single"/>
+          <w:lang w:val="fr-CA"/>
+        </w:rPr>
+        <w:t>Mettre à jour un randonneur</w:t>
+      </w:r>
+    </w:p>
+    <w:p>
+      <w:pPr>
+        <w:rPr>
+          <w:lang w:val="fr-CA"/>
+        </w:rPr>
+      </w:pPr>
+      <w:r>
+        <w:rPr>
+          <w:b/>
+          <w:bCs/>
+          <w:lang w:val="fr-CA"/>
+        </w:rPr>
+        <w:t>Acteurs principaux:</w:t>
+      </w:r>
+      <w:r>
+        <w:rPr>
+          <w:lang w:val="fr-CA"/>
+        </w:rPr>
+        <w:t xml:space="preserve"> </w:t>
+      </w:r>
+      <w:r>
+        <w:rPr>
+          <w:lang w:val="fr-CA"/>
+        </w:rPr>
+        <w:t>Randonneur ou administrateur</w:t>
+      </w:r>
+    </w:p>
+    <w:p>
+      <w:pPr>
+        <w:rPr>
+          <w:b/>
+          <w:bCs/>
+          <w:lang w:val="fr-CA"/>
+        </w:rPr>
+      </w:pPr>
+      <w:r>
+        <w:rPr>
+          <w:b/>
+          <w:bCs/>
+          <w:lang w:val="fr-CA"/>
+        </w:rPr>
+        <w:t>Préconditions</w:t>
+      </w:r>
+    </w:p>
+    <w:p>
+      <w:pPr>
+        <w:pStyle w:val="Paragraphedeliste"/>
+        <w:numPr>
+          <w:ilvl w:val="0"/>
+          <w:numId w:val="3"/>
+        </w:numPr>
+        <w:rPr>
+          <w:lang w:val="fr-CA"/>
+        </w:rPr>
+      </w:pPr>
+      <w:r>
+        <w:rPr>
+          <w:lang w:val="fr-CA"/>
+        </w:rPr>
+        <w:t>L'utilisateur est authentifié et autorisé à effectuer la modification demandée.</w:t>
+      </w:r>
+    </w:p>
+    <w:p>
+      <w:pPr>
+        <w:pStyle w:val="Paragraphedeliste"/>
+        <w:numPr>
+          <w:ilvl w:val="0"/>
+          <w:numId w:val="3"/>
+        </w:numPr>
+        <w:rPr>
+          <w:lang w:val="fr-CA"/>
+        </w:rPr>
+      </w:pPr>
+      <w:r>
+        <w:rPr>
+          <w:lang w:val="fr-CA"/>
+        </w:rPr>
+        <w:t>Le randonneur visé existe.</w:t>
+      </w:r>
+    </w:p>
+    <w:p>
+      <w:pPr>
+        <w:rPr>
+          <w:b/>
+          <w:bCs/>
+          <w:lang w:val="fr-CA"/>
+        </w:rPr>
+      </w:pPr>
+      <w:r>
+        <w:rPr>
+          <w:b/>
+          <w:bCs/>
+          <w:lang w:val="fr-CA"/>
+        </w:rPr>
+        <w:t>Scénario principal</w:t>
+      </w:r>
+    </w:p>
+    <w:p>
+      <w:pPr>
+        <w:pStyle w:val="Paragraphedeliste"/>
+        <w:numPr>
+          <w:ilvl w:val="0"/>
+          <w:numId w:val="10"/>
+        </w:numPr>
+        <w:rPr>
+          <w:lang w:val="fr-CA"/>
+        </w:rPr>
+      </w:pPr>
+      <w:r>
+        <w:rPr>
+          <w:lang w:val="fr-CA"/>
+        </w:rPr>
+        <w:t>L'utilisateur ouvre le profil du randonneur concerné.</w:t>
+      </w:r>
+    </w:p>
+    <w:p>
+      <w:pPr>
+        <w:pStyle w:val="Paragraphedeliste"/>
+        <w:numPr>
+          <w:ilvl w:val="0"/>
+          <w:numId w:val="10"/>
+        </w:numPr>
+        <w:rPr>
+          <w:lang w:val="fr-CA"/>
+        </w:rPr>
+      </w:pPr>
+      <w:r>
+        <w:rPr>
+          <w:lang w:val="fr-CA"/>
+        </w:rPr>
+        <w:t>Le système affiche les renseignements actuels et les champs que l'utilisateur est autorisé à modifier.</w:t>
+      </w:r>
+    </w:p>
+    <w:p>
+      <w:pPr>
+        <w:pStyle w:val="Paragraphedeliste"/>
+        <w:numPr>
+          <w:ilvl w:val="0"/>
+          <w:numId w:val="10"/>
+        </w:numPr>
+        <w:rPr>
+          <w:lang w:val="fr-CA"/>
+        </w:rPr>
+      </w:pPr>
+      <w:r>
+        <w:rPr>
+          <w:lang w:val="fr-CA"/>
+        </w:rPr>
+        <w:t>Le randonneur modifie ses renseignements personnels; ou l'administrateur modifie le statut d'adhésion.</w:t>
+      </w:r>
+    </w:p>
+    <w:p>
+      <w:pPr>
+        <w:pStyle w:val="Paragraphedeliste"/>
+        <w:numPr>
+          <w:ilvl w:val="0"/>
+          <w:numId w:val="10"/>
+        </w:numPr>
+        <w:rPr>
+          <w:lang w:val="fr-CA"/>
+        </w:rPr>
+      </w:pPr>
+      <w:r>
+        <w:rPr>
+          <w:lang w:val="fr-CA"/>
+        </w:rPr>
+        <w:t>Si l'administrateur enregistre une certification de chef de randonnée, il fournit le numéro, la date de délivrance, la date d'expiration et le niveau d'organisateur.</w:t>
+      </w:r>
+    </w:p>
+    <w:p>
+      <w:pPr>
+        <w:pStyle w:val="Paragraphedeliste"/>
+        <w:numPr>
+          <w:ilvl w:val="0"/>
+          <w:numId w:val="10"/>
+        </w:numPr>
+        <w:rPr>
+          <w:lang w:val="fr-CA"/>
+        </w:rPr>
+      </w:pPr>
+      <w:r>
+        <w:rPr>
+          <w:lang w:val="fr-CA"/>
+        </w:rPr>
+        <w:t>Le système valide les données et les autorisations.</w:t>
+      </w:r>
+    </w:p>
+    <w:p>
+      <w:pPr>
+        <w:pStyle w:val="Paragraphedeliste"/>
+        <w:numPr>
+          <w:ilvl w:val="0"/>
+          <w:numId w:val="10"/>
+        </w:numPr>
+        <w:rPr>
+          <w:lang w:val="fr-CA"/>
+        </w:rPr>
+      </w:pPr>
+      <w:r>
+        <w:rPr>
+          <w:lang w:val="fr-CA"/>
+        </w:rPr>
+        <w:t>Le système enregistre les changements et confirme la mise à jour.</w:t>
+      </w:r>
+    </w:p>
+    <w:p>
+      <w:pPr>
+        <w:rPr>
+          <w:b/>
+          <w:bCs/>
+          <w:lang w:val="fr-CA"/>
+        </w:rPr>
+      </w:pPr>
+      <w:r>
+        <w:rPr>
+          <w:b/>
+          <w:bCs/>
+          <w:lang w:val="fr-CA"/>
+        </w:rPr>
+        <w:t>Postconditions</w:t>
+      </w:r>
+    </w:p>
+    <w:p>
+      <w:pPr>
+        <w:pStyle w:val="Paragraphedeliste"/>
+        <w:numPr>
+          <w:ilvl w:val="0"/>
+          <w:numId w:val="3"/>
+        </w:numPr>
+        <w:rPr>
+          <w:lang w:val="fr-CA"/>
+        </w:rPr>
+      </w:pPr>
+      <w:r>
+        <w:rPr>
+          <w:lang w:val="fr-CA"/>
+        </w:rPr>
+        <w:t>Les renseignements autorisés du randonneur sont mis à jour.</w:t>
+      </w:r>
+    </w:p>
+    <w:p>
+      <w:pPr>
+        <w:pStyle w:val="Paragraphedeliste"/>
+        <w:numPr>
+          <w:ilvl w:val="0"/>
+          <w:numId w:val="3"/>
+        </w:numPr>
+        <w:rPr>
+          <w:lang w:val="fr-CA"/>
+        </w:rPr>
+      </w:pPr>
+      <w:r>
+        <w:rPr>
+          <w:lang w:val="fr-CA"/>
+        </w:rPr>
+        <w:lastRenderedPageBreak/>
+        <w:t>Si une certification valide et un niveau d</w:t>
+      </w:r>
+      <w:r>
+        <w:rPr>
+          <w:lang w:val="fr-CA"/>
+        </w:rPr>
+        <w:t>’</w:t>
+      </w:r>
+      <w:r>
+        <w:rPr>
+          <w:lang w:val="fr-CA"/>
+        </w:rPr>
+        <w:t>organisateur sont enregistrés par un administrateur, le randonneur devient organisateur.</w:t>
+      </w:r>
+    </w:p>
+    <w:p>
+      <w:pPr>
+        <w:rPr>
+          <w:b/>
+          <w:bCs/>
+          <w:lang w:val="fr-CA"/>
+        </w:rPr>
+      </w:pPr>
+      <w:r>
+        <w:rPr>
+          <w:b/>
+          <w:bCs/>
+          <w:lang w:val="fr-CA"/>
+        </w:rPr>
+        <w:t>Scénarios alternatifs et erreurs</w:t>
+      </w:r>
+    </w:p>
+    <w:p>
+      <w:pPr>
+        <w:pStyle w:val="Paragraphedeliste"/>
+        <w:numPr>
+          <w:ilvl w:val="0"/>
+          <w:numId w:val="3"/>
+        </w:numPr>
+        <w:rPr>
+          <w:lang w:val="fr-CA"/>
+        </w:rPr>
+      </w:pPr>
+      <w:r>
+        <w:rPr>
+          <w:lang w:val="fr-CA"/>
+        </w:rPr>
+        <w:t>Si les données sont invalides ou l'utilisateur n'a pas les permissions requises, le système refuse la modification et conserve les données antérieures.</w:t>
+      </w:r>
+    </w:p>
+    <w:p>
+      <w:pPr>
+        <w:rPr>
+          <w:b/>
+          <w:bCs/>
+          <w:u w:val="single"/>
+          <w:lang w:val="fr-CA"/>
+        </w:rPr>
+      </w:pPr>
+      <w:r>
+        <w:rPr>
+          <w:b/>
+          <w:bCs/>
+          <w:u w:val="single"/>
+          <w:lang w:val="fr-CA"/>
+        </w:rPr>
+        <w:t>CU-</w:t>
+      </w:r>
+      <w:r>
+        <w:rPr>
+          <w:b/>
+          <w:bCs/>
+          <w:u w:val="single"/>
+          <w:lang w:val="fr-CA"/>
+        </w:rPr>
+        <w:t xml:space="preserve">08 </w:t>
+      </w:r>
+      <w:r>
+        <w:rPr>
+          <w:b/>
+          <w:bCs/>
+          <w:u w:val="single"/>
+          <w:lang w:val="fr-CA"/>
+        </w:rPr>
+        <w:t>-</w:t>
+      </w:r>
+      <w:r>
+        <w:rPr>
+          <w:b/>
+          <w:bCs/>
+          <w:u w:val="single"/>
+          <w:lang w:val="fr-CA"/>
+        </w:rPr>
+        <w:t xml:space="preserve"> </w:t>
+      </w:r>
+      <w:r>
+        <w:rPr>
+          <w:b/>
+          <w:bCs/>
+          <w:u w:val="single"/>
+          <w:lang w:val="fr-CA"/>
+        </w:rPr>
+        <w:t>Fermer une randonnée</w:t>
+      </w:r>
+    </w:p>
+    <w:p>
+      <w:pPr>
+        <w:rPr>
+          <w:lang w:val="fr-CA"/>
+        </w:rPr>
+      </w:pPr>
+      <w:r>
+        <w:rPr>
+          <w:b/>
+          <w:bCs/>
+          <w:lang w:val="fr-CA"/>
+        </w:rPr>
+        <w:t>Acteurs principaux:</w:t>
+      </w:r>
+      <w:r>
+        <w:rPr>
+          <w:lang w:val="fr-CA"/>
+        </w:rPr>
+        <w:t xml:space="preserve"> </w:t>
+      </w:r>
+      <w:r>
+        <w:rPr>
+          <w:lang w:val="fr-CA"/>
+        </w:rPr>
+        <w:t>Système (déclenchement temporel)</w:t>
+      </w:r>
+    </w:p>
+    <w:p>
+      <w:pPr>
+        <w:rPr>
+          <w:b/>
+          <w:bCs/>
+          <w:lang w:val="fr-CA"/>
+        </w:rPr>
+      </w:pPr>
+      <w:r>
+        <w:rPr>
+          <w:b/>
+          <w:bCs/>
+          <w:lang w:val="fr-CA"/>
+        </w:rPr>
+        <w:t>Préconditions</w:t>
+      </w:r>
+    </w:p>
+    <w:p>
+      <w:pPr>
+        <w:pStyle w:val="Paragraphedeliste"/>
+        <w:numPr>
+          <w:ilvl w:val="0"/>
+          <w:numId w:val="3"/>
+        </w:numPr>
+        <w:rPr>
+          <w:lang w:val="fr-CA"/>
+        </w:rPr>
+      </w:pPr>
+      <w:r>
+        <w:rPr>
+          <w:lang w:val="fr-CA"/>
+        </w:rPr>
+        <w:t>Une randonnée existe et n'est pas annulée.</w:t>
+      </w:r>
+    </w:p>
+    <w:p>
+      <w:pPr>
+        <w:pStyle w:val="Paragraphedeliste"/>
+        <w:numPr>
+          <w:ilvl w:val="0"/>
+          <w:numId w:val="3"/>
+        </w:numPr>
+        <w:rPr>
+          <w:lang w:val="fr-CA"/>
+        </w:rPr>
+      </w:pPr>
+      <w:r>
+        <w:rPr>
+          <w:lang w:val="fr-CA"/>
+        </w:rPr>
+        <w:t>Sa date limite d</w:t>
+      </w:r>
+      <w:r>
+        <w:rPr>
+          <w:lang w:val="fr-CA"/>
+        </w:rPr>
+        <w:t>’</w:t>
+      </w:r>
+      <w:r>
+        <w:rPr>
+          <w:lang w:val="fr-CA"/>
+        </w:rPr>
+        <w:t>inscription est atteinte ou dépassée.</w:t>
+      </w:r>
+    </w:p>
+    <w:p>
+      <w:pPr>
+        <w:rPr>
+          <w:b/>
+          <w:bCs/>
+          <w:lang w:val="fr-CA"/>
+        </w:rPr>
+      </w:pPr>
+      <w:r>
+        <w:rPr>
+          <w:b/>
+          <w:bCs/>
+          <w:lang w:val="fr-CA"/>
+        </w:rPr>
+        <w:t>Scénario principal</w:t>
+      </w:r>
+    </w:p>
+    <w:p>
+      <w:pPr>
+        <w:pStyle w:val="Paragraphedeliste"/>
+        <w:numPr>
+          <w:ilvl w:val="0"/>
+          <w:numId w:val="11"/>
+        </w:numPr>
+        <w:rPr>
+          <w:lang w:val="fr-CA"/>
+        </w:rPr>
+      </w:pPr>
+      <w:r>
+        <w:rPr>
+          <w:lang w:val="fr-CA"/>
+        </w:rPr>
+        <w:t>Le mécanisme planifié identifie les randonnées dont la date limite est atteinte.</w:t>
+      </w:r>
+    </w:p>
+    <w:p>
+      <w:pPr>
+        <w:pStyle w:val="Paragraphedeliste"/>
+        <w:numPr>
+          <w:ilvl w:val="0"/>
+          <w:numId w:val="11"/>
+        </w:numPr>
+        <w:rPr>
+          <w:lang w:val="fr-CA"/>
+        </w:rPr>
+      </w:pPr>
+      <w:r>
+        <w:rPr>
+          <w:lang w:val="fr-CA"/>
+        </w:rPr>
+        <w:t>Le système vérifie l'état courant de chaque randonnée concernée.</w:t>
+      </w:r>
+    </w:p>
+    <w:p>
+      <w:pPr>
+        <w:pStyle w:val="Paragraphedeliste"/>
+        <w:numPr>
+          <w:ilvl w:val="0"/>
+          <w:numId w:val="11"/>
+        </w:numPr>
+        <w:rPr>
+          <w:lang w:val="fr-CA"/>
+        </w:rPr>
+      </w:pPr>
+      <w:r>
+        <w:rPr>
+          <w:lang w:val="fr-CA"/>
+        </w:rPr>
+        <w:t>Le système passe la randonnée au statut « fermée » et enregistre l'acteur système ainsi que l'instant du changement.</w:t>
+      </w:r>
+    </w:p>
+    <w:p>
+      <w:pPr>
+        <w:pStyle w:val="Paragraphedeliste"/>
+        <w:numPr>
+          <w:ilvl w:val="0"/>
+          <w:numId w:val="11"/>
+        </w:numPr>
+        <w:rPr>
+          <w:lang w:val="fr-CA"/>
+        </w:rPr>
+      </w:pPr>
+      <w:r>
+        <w:rPr>
+          <w:lang w:val="fr-CA"/>
+        </w:rPr>
+        <w:t>Le système interdit les nouvelles inscriptions et les annulations d</w:t>
+      </w:r>
+      <w:r>
+        <w:rPr>
+          <w:lang w:val="fr-CA"/>
+        </w:rPr>
+        <w:t>’</w:t>
+      </w:r>
+      <w:r>
+        <w:rPr>
+          <w:lang w:val="fr-CA"/>
+        </w:rPr>
+        <w:t>inscription pour cette randonnée.</w:t>
+      </w:r>
+    </w:p>
+    <w:p>
+      <w:pPr>
+        <w:rPr>
+          <w:b/>
+          <w:bCs/>
+          <w:lang w:val="fr-CA"/>
+        </w:rPr>
+      </w:pPr>
+      <w:r>
+        <w:rPr>
+          <w:b/>
+          <w:bCs/>
+          <w:lang w:val="fr-CA"/>
+        </w:rPr>
+        <w:t>Postconditions</w:t>
+      </w:r>
+    </w:p>
+    <w:p>
+      <w:pPr>
+        <w:pStyle w:val="Paragraphedeliste"/>
+        <w:numPr>
+          <w:ilvl w:val="0"/>
+          <w:numId w:val="3"/>
+        </w:numPr>
+        <w:rPr>
+          <w:lang w:val="fr-CA"/>
+        </w:rPr>
+      </w:pPr>
+      <w:r>
+        <w:rPr>
+          <w:lang w:val="fr-CA"/>
+        </w:rPr>
+        <w:t>La randonnée est fermée et la transition de statut est enregistrée.</w:t>
+      </w:r>
+    </w:p>
+    <w:p>
+      <w:pPr>
+        <w:pStyle w:val="Paragraphedeliste"/>
+        <w:numPr>
+          <w:ilvl w:val="0"/>
+          <w:numId w:val="3"/>
+        </w:numPr>
+        <w:rPr>
+          <w:lang w:val="fr-CA"/>
+        </w:rPr>
+      </w:pPr>
+      <w:r>
+        <w:rPr>
+          <w:lang w:val="fr-CA"/>
+        </w:rPr>
+        <w:t>Aucune nouvelle inscription ou annulation d</w:t>
+      </w:r>
+      <w:r>
+        <w:rPr>
+          <w:lang w:val="fr-CA"/>
+        </w:rPr>
+        <w:t>’</w:t>
+      </w:r>
+      <w:r>
+        <w:rPr>
+          <w:lang w:val="fr-CA"/>
+        </w:rPr>
+        <w:t>inscription n</w:t>
+      </w:r>
+      <w:r>
+        <w:rPr>
+          <w:lang w:val="fr-CA"/>
+        </w:rPr>
+        <w:t>’</w:t>
+      </w:r>
+      <w:r>
+        <w:rPr>
+          <w:lang w:val="fr-CA"/>
+        </w:rPr>
+        <w:t>est acceptée pour cette randonnée.</w:t>
+      </w:r>
+    </w:p>
+    <w:p>
+      <w:pPr>
+        <w:rPr>
+          <w:b/>
+          <w:bCs/>
+          <w:lang w:val="fr-CA"/>
+        </w:rPr>
+      </w:pPr>
+      <w:r>
+        <w:rPr>
+          <w:b/>
+          <w:bCs/>
+          <w:lang w:val="fr-CA"/>
+        </w:rPr>
+        <w:t>Scénarios alternatifs et erreurs</w:t>
+      </w:r>
+    </w:p>
+    <w:p>
+      <w:pPr>
+        <w:pStyle w:val="Paragraphedeliste"/>
+        <w:numPr>
+          <w:ilvl w:val="0"/>
+          <w:numId w:val="3"/>
+        </w:numPr>
+        <w:rPr>
+          <w:lang w:val="fr-CA"/>
+        </w:rPr>
+      </w:pPr>
+      <w:r>
+        <w:rPr>
+          <w:lang w:val="fr-CA"/>
+        </w:rPr>
+        <w:t>Les randonnées déjà annulées ne sont pas traitées comme des randonnées à fermer.</w:t>
+      </w:r>
+    </w:p>
+    <w:p>
+      <w:pPr>
+        <w:pStyle w:val="Paragraphedeliste"/>
+        <w:numPr>
+          <w:ilvl w:val="0"/>
+          <w:numId w:val="3"/>
+        </w:numPr>
+        <w:rPr>
+          <w:lang w:val="fr-CA"/>
+        </w:rPr>
+      </w:pPr>
+      <w:r>
+        <w:rPr>
+          <w:lang w:val="fr-CA"/>
+        </w:rPr>
+        <w:t>Si la fermeture a déjà été effectuée, l'opération ne crée pas un second événement de transition.</w:t>
+      </w:r>
+    </w:p>
+    <w:p>
+      <w:pPr>
+        <w:rPr>
+          <w:b/>
+          <w:bCs/>
+          <w:u w:val="single"/>
+          <w:lang w:val="fr-CA"/>
+        </w:rPr>
+      </w:pPr>
+      <w:r>
+        <w:rPr>
+          <w:b/>
+          <w:bCs/>
+          <w:u w:val="single"/>
+          <w:lang w:val="fr-CA"/>
+        </w:rPr>
+        <w:t>CU-</w:t>
+      </w:r>
+      <w:r>
+        <w:rPr>
+          <w:b/>
+          <w:bCs/>
+          <w:u w:val="single"/>
+          <w:lang w:val="fr-CA"/>
+        </w:rPr>
+        <w:t xml:space="preserve">09 </w:t>
+      </w:r>
+      <w:r>
+        <w:rPr>
+          <w:b/>
+          <w:bCs/>
+          <w:u w:val="single"/>
+          <w:lang w:val="fr-CA"/>
+        </w:rPr>
+        <w:t>-</w:t>
+      </w:r>
+      <w:r>
+        <w:rPr>
+          <w:b/>
+          <w:bCs/>
+          <w:u w:val="single"/>
+          <w:lang w:val="fr-CA"/>
+        </w:rPr>
+        <w:t xml:space="preserve"> </w:t>
+      </w:r>
+      <w:r>
+        <w:rPr>
+          <w:b/>
+          <w:bCs/>
+          <w:u w:val="single"/>
+          <w:lang w:val="fr-CA"/>
+        </w:rPr>
+        <w:t>Envoyer un rappel de randonnée</w:t>
+      </w:r>
+    </w:p>
+    <w:p>
+      <w:pPr>
+        <w:rPr>
+          <w:lang w:val="fr-CA"/>
+        </w:rPr>
+      </w:pPr>
+      <w:r>
+        <w:rPr>
+          <w:b/>
+          <w:bCs/>
+          <w:lang w:val="fr-CA"/>
+        </w:rPr>
+        <w:t>Acteurs principaux:</w:t>
+      </w:r>
+      <w:r>
+        <w:rPr>
+          <w:lang w:val="fr-CA"/>
+        </w:rPr>
+        <w:t xml:space="preserve"> </w:t>
+      </w:r>
+      <w:r>
+        <w:rPr>
+          <w:lang w:val="fr-CA"/>
+        </w:rPr>
+        <w:t>Système (déclenchement temporel), service météo et service de courriel</w:t>
+      </w:r>
+    </w:p>
+    <w:p>
+      <w:pPr>
+        <w:rPr>
+          <w:b/>
+          <w:bCs/>
+          <w:lang w:val="fr-CA"/>
+        </w:rPr>
+      </w:pPr>
+      <w:r>
+        <w:rPr>
+          <w:b/>
+          <w:bCs/>
+          <w:lang w:val="fr-CA"/>
+        </w:rPr>
+        <w:t>Préconditions</w:t>
+      </w:r>
+    </w:p>
+    <w:p>
+      <w:pPr>
+        <w:pStyle w:val="Paragraphedeliste"/>
+        <w:numPr>
+          <w:ilvl w:val="0"/>
+          <w:numId w:val="3"/>
+        </w:numPr>
+        <w:rPr>
+          <w:lang w:val="fr-CA"/>
+        </w:rPr>
+      </w:pPr>
+      <w:r>
+        <w:rPr>
+          <w:lang w:val="fr-CA"/>
+        </w:rPr>
+        <w:t>Une randonnée non annulée est prévue pour le lendemain.</w:t>
+      </w:r>
+    </w:p>
+    <w:p>
+      <w:pPr>
+        <w:pStyle w:val="Paragraphedeliste"/>
+        <w:numPr>
+          <w:ilvl w:val="0"/>
+          <w:numId w:val="3"/>
+        </w:numPr>
+        <w:rPr>
+          <w:lang w:val="fr-CA"/>
+        </w:rPr>
+      </w:pPr>
+      <w:r>
+        <w:rPr>
+          <w:lang w:val="fr-CA"/>
+        </w:rPr>
+        <w:t>Les inscriptions confirmées à notifier sont disponibles.</w:t>
+      </w:r>
+    </w:p>
+    <w:p>
+      <w:pPr>
+        <w:rPr>
+          <w:b/>
+          <w:bCs/>
+          <w:lang w:val="fr-CA"/>
+        </w:rPr>
+      </w:pPr>
+      <w:r>
+        <w:rPr>
+          <w:b/>
+          <w:bCs/>
+          <w:lang w:val="fr-CA"/>
+        </w:rPr>
+        <w:t>Scénario principal</w:t>
+      </w:r>
+    </w:p>
+    <w:p>
+      <w:pPr>
+        <w:pStyle w:val="Paragraphedeliste"/>
+        <w:numPr>
+          <w:ilvl w:val="0"/>
+          <w:numId w:val="12"/>
+        </w:numPr>
+        <w:rPr>
+          <w:lang w:val="fr-CA"/>
+        </w:rPr>
+      </w:pPr>
+      <w:r>
+        <w:rPr>
+          <w:lang w:val="fr-CA"/>
+        </w:rPr>
+        <w:t>Le système identifie les randonnées prévues le lendemain.</w:t>
+      </w:r>
+    </w:p>
+    <w:p>
+      <w:pPr>
+        <w:pStyle w:val="Paragraphedeliste"/>
+        <w:numPr>
+          <w:ilvl w:val="0"/>
+          <w:numId w:val="12"/>
+        </w:numPr>
+        <w:rPr>
+          <w:lang w:val="fr-CA"/>
+        </w:rPr>
+      </w:pPr>
+      <w:r>
+        <w:rPr>
+          <w:lang w:val="fr-CA"/>
+        </w:rPr>
+        <w:lastRenderedPageBreak/>
+        <w:t>Pour chaque randonnée, il récupère les renseignements de date, d'heure, de sentier et de point de départ.</w:t>
+      </w:r>
+    </w:p>
+    <w:p>
+      <w:pPr>
+        <w:pStyle w:val="Paragraphedeliste"/>
+        <w:numPr>
+          <w:ilvl w:val="0"/>
+          <w:numId w:val="12"/>
+        </w:numPr>
+        <w:rPr>
+          <w:lang w:val="fr-CA"/>
+        </w:rPr>
+      </w:pPr>
+      <w:r>
+        <w:rPr>
+          <w:lang w:val="fr-CA"/>
+        </w:rPr>
+        <w:t>Le système tente d'obtenir les prévisions météo au point de départ pour la date de la randonnée.</w:t>
+      </w:r>
+    </w:p>
+    <w:p>
+      <w:pPr>
+        <w:pStyle w:val="Paragraphedeliste"/>
+        <w:numPr>
+          <w:ilvl w:val="0"/>
+          <w:numId w:val="12"/>
+        </w:numPr>
+        <w:rPr>
+          <w:lang w:val="fr-CA"/>
+        </w:rPr>
+      </w:pPr>
+      <w:r>
+        <w:rPr>
+          <w:lang w:val="fr-CA"/>
+        </w:rPr>
+        <w:t>Le système prépare un rappel pour chaque randonneur ayant une inscription confirmée.</w:t>
+      </w:r>
+    </w:p>
+    <w:p>
+      <w:pPr>
+        <w:pStyle w:val="Paragraphedeliste"/>
+        <w:numPr>
+          <w:ilvl w:val="0"/>
+          <w:numId w:val="12"/>
+        </w:numPr>
+        <w:rPr>
+          <w:lang w:val="fr-CA"/>
+        </w:rPr>
+      </w:pPr>
+      <w:r>
+        <w:rPr>
+          <w:lang w:val="fr-CA"/>
+        </w:rPr>
+        <w:t>Si de la pluie ou de la neige est prévue, le rappel inclut un avertissement météo.</w:t>
+      </w:r>
+    </w:p>
+    <w:p>
+      <w:pPr>
+        <w:pStyle w:val="Paragraphedeliste"/>
+        <w:numPr>
+          <w:ilvl w:val="0"/>
+          <w:numId w:val="12"/>
+        </w:numPr>
+        <w:rPr>
+          <w:lang w:val="fr-CA"/>
+        </w:rPr>
+      </w:pPr>
+      <w:r>
+        <w:rPr>
+          <w:lang w:val="fr-CA"/>
+        </w:rPr>
+        <w:t>Si les prévisions ne peuvent être obtenues, le système prépare le rappel sans avertissement météo.</w:t>
+      </w:r>
+    </w:p>
+    <w:p>
+      <w:pPr>
+        <w:pStyle w:val="Paragraphedeliste"/>
+        <w:numPr>
+          <w:ilvl w:val="0"/>
+          <w:numId w:val="12"/>
+        </w:numPr>
+        <w:rPr>
+          <w:lang w:val="fr-CA"/>
+        </w:rPr>
+      </w:pPr>
+      <w:r>
+        <w:rPr>
+          <w:lang w:val="fr-CA"/>
+        </w:rPr>
+        <w:t>Le système envoie les rappels par courriel et consigne le résultat de l</w:t>
+      </w:r>
+      <w:r>
+        <w:rPr>
+          <w:lang w:val="fr-CA"/>
+        </w:rPr>
+        <w:t>’</w:t>
+      </w:r>
+      <w:r>
+        <w:rPr>
+          <w:lang w:val="fr-CA"/>
+        </w:rPr>
+        <w:t>envoi.</w:t>
+      </w:r>
+    </w:p>
+    <w:p>
+      <w:pPr>
+        <w:rPr>
+          <w:b/>
+          <w:bCs/>
+          <w:lang w:val="fr-CA"/>
+        </w:rPr>
+      </w:pPr>
+      <w:r>
+        <w:rPr>
+          <w:b/>
+          <w:bCs/>
+          <w:lang w:val="fr-CA"/>
+        </w:rPr>
+        <w:t>Postconditions</w:t>
+      </w:r>
+    </w:p>
+    <w:p>
+      <w:pPr>
+        <w:pStyle w:val="Paragraphedeliste"/>
+        <w:numPr>
+          <w:ilvl w:val="0"/>
+          <w:numId w:val="3"/>
+        </w:numPr>
+        <w:rPr>
+          <w:lang w:val="fr-CA"/>
+        </w:rPr>
+      </w:pPr>
+      <w:r>
+        <w:rPr>
+          <w:lang w:val="fr-CA"/>
+        </w:rPr>
+        <w:t>Une tentative d'envoi de rappel est effectuée pour chaque inscription confirmée ciblée.</w:t>
+      </w:r>
+    </w:p>
+    <w:p>
+      <w:pPr>
+        <w:pStyle w:val="Paragraphedeliste"/>
+        <w:numPr>
+          <w:ilvl w:val="0"/>
+          <w:numId w:val="3"/>
+        </w:numPr>
+        <w:rPr>
+          <w:lang w:val="fr-CA"/>
+        </w:rPr>
+      </w:pPr>
+      <w:r>
+        <w:rPr>
+          <w:lang w:val="fr-CA"/>
+        </w:rPr>
+        <w:t>Les erreurs d</w:t>
+      </w:r>
+      <w:r>
+        <w:rPr>
+          <w:lang w:val="fr-CA"/>
+        </w:rPr>
+        <w:t>’</w:t>
+      </w:r>
+      <w:r>
+        <w:rPr>
+          <w:lang w:val="fr-CA"/>
+        </w:rPr>
+        <w:t xml:space="preserve">envoi sont </w:t>
+      </w:r>
+      <w:r>
+        <w:rPr>
+          <w:lang w:val="fr-CA"/>
+        </w:rPr>
+        <w:t>sauvegardées</w:t>
+      </w:r>
+      <w:r>
+        <w:rPr>
+          <w:lang w:val="fr-CA"/>
+        </w:rPr>
+        <w:t xml:space="preserve"> selon l</w:t>
+      </w:r>
+      <w:r>
+        <w:rPr>
+          <w:lang w:val="fr-CA"/>
+        </w:rPr>
+        <w:t>’</w:t>
+      </w:r>
+      <w:r>
+        <w:rPr>
+          <w:lang w:val="fr-CA"/>
+        </w:rPr>
+        <w:t>hypothèse retenue.</w:t>
+      </w:r>
+    </w:p>
+    <w:p>
+      <w:pPr>
+        <w:rPr>
+          <w:b/>
+          <w:bCs/>
+          <w:lang w:val="fr-CA"/>
+        </w:rPr>
+      </w:pPr>
+      <w:r>
+        <w:rPr>
+          <w:b/>
+          <w:bCs/>
+          <w:lang w:val="fr-CA"/>
+        </w:rPr>
+        <w:t>Scénarios alternatifs et erreurs</w:t>
+      </w:r>
+    </w:p>
+    <w:p>
+      <w:pPr>
+        <w:pStyle w:val="Paragraphedeliste"/>
+        <w:numPr>
+          <w:ilvl w:val="0"/>
+          <w:numId w:val="3"/>
+        </w:numPr>
+        <w:rPr>
+          <w:lang w:val="fr-CA"/>
+        </w:rPr>
+      </w:pPr>
+      <w:r>
+        <w:rPr>
+          <w:lang w:val="fr-CA"/>
+        </w:rPr>
+        <w:t>Si le service météo est indisponible, le rappel est envoyé sans avertissement météo.</w:t>
+      </w:r>
+    </w:p>
+    <w:p>
+      <w:pPr>
+        <w:pStyle w:val="Paragraphedeliste"/>
+        <w:numPr>
+          <w:ilvl w:val="0"/>
+          <w:numId w:val="3"/>
+        </w:numPr>
+        <w:rPr>
+          <w:lang w:val="fr-CA"/>
+        </w:rPr>
+      </w:pPr>
+      <w:r>
+        <w:rPr>
+          <w:lang w:val="fr-CA"/>
+        </w:rPr>
+        <w:t>Si l'envoi d'un courriel échoue, le système consigne l'échec et peut réessayer selon la politique à définir.</w:t>
+      </w:r>
+    </w:p>
+    <w:p>
+      <w:pPr>
+        <w:rPr>
+          <w:b/>
+          <w:bCs/>
+          <w:u w:val="single"/>
+          <w:lang w:val="fr-CA"/>
+        </w:rPr>
+      </w:pPr>
+      <w:r>
+        <w:rPr>
+          <w:b/>
+          <w:bCs/>
+          <w:u w:val="single"/>
+          <w:lang w:val="fr-CA"/>
+        </w:rPr>
+        <w:t>CU-</w:t>
+      </w:r>
+      <w:r>
+        <w:rPr>
+          <w:b/>
+          <w:bCs/>
+          <w:u w:val="single"/>
+          <w:lang w:val="fr-CA"/>
+        </w:rPr>
+        <w:t xml:space="preserve">10 </w:t>
+      </w:r>
+      <w:r>
+        <w:rPr>
+          <w:b/>
+          <w:bCs/>
+          <w:u w:val="single"/>
+          <w:lang w:val="fr-CA"/>
+        </w:rPr>
+        <w:t>-</w:t>
+      </w:r>
+      <w:r>
+        <w:rPr>
+          <w:b/>
+          <w:bCs/>
+          <w:u w:val="single"/>
+          <w:lang w:val="fr-CA"/>
+        </w:rPr>
+        <w:t xml:space="preserve"> </w:t>
+      </w:r>
+      <w:r>
+        <w:rPr>
+          <w:b/>
+          <w:bCs/>
+          <w:u w:val="single"/>
+          <w:lang w:val="fr-CA"/>
+        </w:rPr>
+        <w:t>Créer une randonnée</w:t>
+      </w:r>
+    </w:p>
+    <w:p>
+      <w:pPr>
+        <w:rPr>
+          <w:lang w:val="fr-CA"/>
+        </w:rPr>
+      </w:pPr>
+      <w:r>
+        <w:rPr>
+          <w:b/>
+          <w:bCs/>
+          <w:lang w:val="fr-CA"/>
+        </w:rPr>
+        <w:t>Acteurs principaux:</w:t>
+      </w:r>
+      <w:r>
+        <w:rPr>
+          <w:lang w:val="fr-CA"/>
+        </w:rPr>
+        <w:t xml:space="preserve"> </w:t>
+      </w:r>
+      <w:r>
+        <w:rPr>
+          <w:lang w:val="fr-CA"/>
+        </w:rPr>
+        <w:t>Organisateur de randonnée</w:t>
+      </w:r>
+    </w:p>
+    <w:p>
+      <w:pPr>
+        <w:rPr>
+          <w:b/>
+          <w:bCs/>
+          <w:lang w:val="fr-CA"/>
+        </w:rPr>
+      </w:pPr>
+      <w:r>
+        <w:rPr>
+          <w:b/>
+          <w:bCs/>
+          <w:lang w:val="fr-CA"/>
+        </w:rPr>
+        <w:t>Préconditions</w:t>
+      </w:r>
+    </w:p>
+    <w:p>
+      <w:pPr>
+        <w:pStyle w:val="Paragraphedeliste"/>
+        <w:numPr>
+          <w:ilvl w:val="0"/>
+          <w:numId w:val="3"/>
+        </w:numPr>
+        <w:rPr>
+          <w:lang w:val="fr-CA"/>
+        </w:rPr>
+      </w:pPr>
+      <w:r>
+        <w:rPr>
+          <w:lang w:val="fr-CA"/>
+        </w:rPr>
+        <w:t>L'utilisateur est authentifié et approuvé comme organisateur.</w:t>
+      </w:r>
+    </w:p>
+    <w:p>
+      <w:pPr>
+        <w:pStyle w:val="Paragraphedeliste"/>
+        <w:numPr>
+          <w:ilvl w:val="0"/>
+          <w:numId w:val="3"/>
+        </w:numPr>
+        <w:rPr>
+          <w:lang w:val="fr-CA"/>
+        </w:rPr>
+      </w:pPr>
+      <w:r>
+        <w:rPr>
+          <w:lang w:val="fr-CA"/>
+        </w:rPr>
+        <w:t>La certification de l</w:t>
+      </w:r>
+      <w:r>
+        <w:rPr>
+          <w:lang w:val="fr-CA"/>
+        </w:rPr>
+        <w:t>’</w:t>
+      </w:r>
+      <w:r>
+        <w:rPr>
+          <w:lang w:val="fr-CA"/>
+        </w:rPr>
+        <w:t>organisateur est valide à la date prévue.</w:t>
+      </w:r>
+    </w:p>
+    <w:p>
+      <w:pPr>
+        <w:rPr>
+          <w:b/>
+          <w:bCs/>
+          <w:lang w:val="fr-CA"/>
+        </w:rPr>
+      </w:pPr>
+      <w:r>
+        <w:rPr>
+          <w:b/>
+          <w:bCs/>
+          <w:lang w:val="fr-CA"/>
+        </w:rPr>
+        <w:t>Scénario principal</w:t>
+      </w:r>
+    </w:p>
+    <w:p>
+      <w:pPr>
+        <w:pStyle w:val="Paragraphedeliste"/>
+        <w:numPr>
+          <w:ilvl w:val="0"/>
+          <w:numId w:val="13"/>
+        </w:numPr>
+        <w:rPr>
+          <w:lang w:val="fr-CA"/>
+        </w:rPr>
+      </w:pPr>
+      <w:r>
+        <w:rPr>
+          <w:lang w:val="fr-CA"/>
+        </w:rPr>
+        <w:t>L'organisateur demande la création d'une randonnée.</w:t>
+      </w:r>
+    </w:p>
+    <w:p>
+      <w:pPr>
+        <w:pStyle w:val="Paragraphedeliste"/>
+        <w:numPr>
+          <w:ilvl w:val="0"/>
+          <w:numId w:val="13"/>
+        </w:numPr>
+        <w:rPr>
+          <w:lang w:val="fr-CA"/>
+        </w:rPr>
+      </w:pPr>
+      <w:r>
+        <w:rPr>
+          <w:lang w:val="fr-CA"/>
+        </w:rPr>
+        <w:t>Le système présente les champs</w:t>
+      </w:r>
+      <w:r>
+        <w:rPr>
+          <w:lang w:val="fr-CA"/>
+        </w:rPr>
+        <w:t>:</w:t>
+      </w:r>
+      <w:r>
+        <w:rPr>
+          <w:lang w:val="fr-CA"/>
+        </w:rPr>
+        <w:t xml:space="preserve"> titre, description, sentier, date, heure de début, durée prévue, date limite d'inscription et capacité.</w:t>
+      </w:r>
+    </w:p>
+    <w:p>
+      <w:pPr>
+        <w:pStyle w:val="Paragraphedeliste"/>
+        <w:numPr>
+          <w:ilvl w:val="0"/>
+          <w:numId w:val="13"/>
+        </w:numPr>
+        <w:rPr>
+          <w:lang w:val="fr-CA"/>
+        </w:rPr>
+      </w:pPr>
+      <w:r>
+        <w:rPr>
+          <w:lang w:val="fr-CA"/>
+        </w:rPr>
+        <w:t>L'organisateur saisit les données et soumet le formulaire.</w:t>
+      </w:r>
+    </w:p>
+    <w:p>
+      <w:pPr>
+        <w:pStyle w:val="Paragraphedeliste"/>
+        <w:numPr>
+          <w:ilvl w:val="0"/>
+          <w:numId w:val="13"/>
+        </w:numPr>
+        <w:rPr>
+          <w:lang w:val="fr-CA"/>
+        </w:rPr>
+      </w:pPr>
+      <w:r>
+        <w:rPr>
+          <w:lang w:val="fr-CA"/>
+        </w:rPr>
+        <w:t>Le système vérifie que le sentier existe dans les données de la CCN et que la randonnée y est permise.</w:t>
+      </w:r>
+    </w:p>
+    <w:p>
+      <w:pPr>
+        <w:pStyle w:val="Paragraphedeliste"/>
+        <w:numPr>
+          <w:ilvl w:val="0"/>
+          <w:numId w:val="13"/>
+        </w:numPr>
+        <w:rPr>
+          <w:lang w:val="fr-CA"/>
+        </w:rPr>
+      </w:pPr>
+      <w:r>
+        <w:rPr>
+          <w:lang w:val="fr-CA"/>
+        </w:rPr>
+        <w:t>Le système vérifie que la date se situe dans la saison d'ouverture du sentier.</w:t>
+      </w:r>
+    </w:p>
+    <w:p>
+      <w:pPr>
+        <w:pStyle w:val="Paragraphedeliste"/>
+        <w:numPr>
+          <w:ilvl w:val="0"/>
+          <w:numId w:val="13"/>
+        </w:numPr>
+        <w:rPr>
+          <w:lang w:val="fr-CA"/>
+        </w:rPr>
+      </w:pPr>
+      <w:r>
+        <w:rPr>
+          <w:lang w:val="fr-CA"/>
+        </w:rPr>
+        <w:t>Le système vérifie que la date limite d'inscription ne précède pas de plus de deux semaines la date de la randonnée.</w:t>
+      </w:r>
+    </w:p>
+    <w:p>
+      <w:pPr>
+        <w:pStyle w:val="Paragraphedeliste"/>
+        <w:numPr>
+          <w:ilvl w:val="0"/>
+          <w:numId w:val="13"/>
+        </w:numPr>
+        <w:rPr>
+          <w:lang w:val="fr-CA"/>
+        </w:rPr>
+      </w:pPr>
+      <w:r>
+        <w:rPr>
+          <w:lang w:val="fr-CA"/>
+        </w:rPr>
+        <w:t>Le système vérifie que la certification est valide à la date de la randonnée et que le niveau d'organisateur est au moins égal à la difficulté du sentier.</w:t>
+      </w:r>
+    </w:p>
+    <w:p>
+      <w:pPr>
+        <w:pStyle w:val="Paragraphedeliste"/>
+        <w:numPr>
+          <w:ilvl w:val="0"/>
+          <w:numId w:val="13"/>
+        </w:numPr>
+        <w:rPr>
+          <w:lang w:val="fr-CA"/>
+        </w:rPr>
+      </w:pPr>
+      <w:r>
+        <w:rPr>
+          <w:lang w:val="fr-CA"/>
+        </w:rPr>
+        <w:t>Si toutes les validations réussissent, le système génère un identifiant unique et enregistre la randonnée au statut « ouverte ».</w:t>
+      </w:r>
+    </w:p>
+    <w:p>
+      <w:pPr>
+        <w:pStyle w:val="Paragraphedeliste"/>
+        <w:numPr>
+          <w:ilvl w:val="0"/>
+          <w:numId w:val="13"/>
+        </w:numPr>
+        <w:rPr>
+          <w:lang w:val="fr-CA"/>
+        </w:rPr>
+      </w:pPr>
+      <w:r>
+        <w:rPr>
+          <w:lang w:val="fr-CA"/>
+        </w:rPr>
+        <w:t>Le système enregistre l</w:t>
+      </w:r>
+      <w:r>
+        <w:rPr>
+          <w:lang w:val="fr-CA"/>
+        </w:rPr>
+        <w:t>’</w:t>
+      </w:r>
+      <w:r>
+        <w:rPr>
+          <w:lang w:val="fr-CA"/>
+        </w:rPr>
+        <w:t>utilisateur à l</w:t>
+      </w:r>
+      <w:r>
+        <w:rPr>
+          <w:lang w:val="fr-CA"/>
+        </w:rPr>
+        <w:t>’</w:t>
+      </w:r>
+      <w:r>
+        <w:rPr>
+          <w:lang w:val="fr-CA"/>
+        </w:rPr>
+        <w:t>origine de la création et confirme l</w:t>
+      </w:r>
+      <w:r>
+        <w:rPr>
+          <w:lang w:val="fr-CA"/>
+        </w:rPr>
+        <w:t>’</w:t>
+      </w:r>
+      <w:r>
+        <w:rPr>
+          <w:lang w:val="fr-CA"/>
+        </w:rPr>
+        <w:t>opération.</w:t>
+      </w:r>
+    </w:p>
+    <w:p>
+      <w:pPr>
+        <w:rPr>
+          <w:b/>
+          <w:bCs/>
+          <w:lang w:val="fr-CA"/>
+        </w:rPr>
+      </w:pPr>
+      <w:r>
+        <w:rPr>
+          <w:b/>
+          <w:bCs/>
+          <w:lang w:val="fr-CA"/>
+        </w:rPr>
+        <w:t>Postconditions</w:t>
+      </w:r>
+    </w:p>
+    <w:p>
+      <w:pPr>
+        <w:pStyle w:val="Paragraphedeliste"/>
+        <w:numPr>
+          <w:ilvl w:val="0"/>
+          <w:numId w:val="3"/>
+        </w:numPr>
+        <w:rPr>
+          <w:lang w:val="fr-CA"/>
+        </w:rPr>
+      </w:pPr>
+      <w:r>
+        <w:rPr>
+          <w:lang w:val="fr-CA"/>
+        </w:rPr>
+        <w:lastRenderedPageBreak/>
+        <w:t>La randonnée est enregistrée avec un identifiant unique et le statut « ouverte ».</w:t>
+      </w:r>
+    </w:p>
+    <w:p>
+      <w:pPr>
+        <w:pStyle w:val="Paragraphedeliste"/>
+        <w:numPr>
+          <w:ilvl w:val="0"/>
+          <w:numId w:val="3"/>
+        </w:numPr>
+        <w:rPr>
+          <w:lang w:val="fr-CA"/>
+        </w:rPr>
+      </w:pPr>
+      <w:r>
+        <w:rPr>
+          <w:lang w:val="fr-CA"/>
+        </w:rPr>
+        <w:t>L</w:t>
+      </w:r>
+      <w:r>
+        <w:rPr>
+          <w:lang w:val="fr-CA"/>
+        </w:rPr>
+        <w:t>’</w:t>
+      </w:r>
+      <w:r>
+        <w:rPr>
+          <w:lang w:val="fr-CA"/>
+        </w:rPr>
+        <w:t>organisateur créateur est associé à l</w:t>
+      </w:r>
+      <w:r>
+        <w:rPr>
+          <w:lang w:val="fr-CA"/>
+        </w:rPr>
+        <w:t>’</w:t>
+      </w:r>
+      <w:r>
+        <w:rPr>
+          <w:lang w:val="fr-CA"/>
+        </w:rPr>
+        <w:t>événement du cycle de vie.</w:t>
+      </w:r>
+    </w:p>
+    <w:p>
+      <w:pPr>
+        <w:rPr>
+          <w:b/>
+          <w:bCs/>
+          <w:lang w:val="fr-CA"/>
+        </w:rPr>
+      </w:pPr>
+      <w:r>
+        <w:rPr>
+          <w:b/>
+          <w:bCs/>
+          <w:lang w:val="fr-CA"/>
+        </w:rPr>
+        <w:t>Scénarios alternatifs et erreurs</w:t>
+      </w:r>
+    </w:p>
+    <w:p>
+      <w:pPr>
+        <w:pStyle w:val="Paragraphedeliste"/>
+        <w:numPr>
+          <w:ilvl w:val="0"/>
+          <w:numId w:val="3"/>
+        </w:numPr>
+        <w:rPr>
+          <w:lang w:val="fr-CA"/>
+        </w:rPr>
+      </w:pPr>
+      <w:r>
+        <w:rPr>
+          <w:lang w:val="fr-CA"/>
+        </w:rPr>
+        <w:t>Si une validation échoue, la randonnée n'est pas créée et les erreurs sont présentées à l'organisateur.</w:t>
+      </w:r>
+    </w:p>
+    <w:p>
+      <w:pPr>
+        <w:pStyle w:val="Paragraphedeliste"/>
+        <w:numPr>
+          <w:ilvl w:val="0"/>
+          <w:numId w:val="3"/>
+        </w:numPr>
+        <w:rPr>
+          <w:lang w:val="fr-CA"/>
+        </w:rPr>
+      </w:pPr>
+      <w:r>
+        <w:rPr>
+          <w:lang w:val="fr-CA"/>
+        </w:rPr>
+        <w:t>Si les données de la CCN sont indisponibles, le comportement dépend de la politique locale retenue et documentée.</w:t>
+      </w:r>
+    </w:p>
+    <w:p>
+      <w:pPr>
+        <w:rPr>
+          <w:b/>
+          <w:bCs/>
+          <w:u w:val="single"/>
+          <w:lang w:val="fr-CA"/>
+        </w:rPr>
+      </w:pPr>
+      <w:r>
+        <w:rPr>
+          <w:b/>
+          <w:bCs/>
+          <w:u w:val="single"/>
+          <w:lang w:val="fr-CA"/>
+        </w:rPr>
+        <w:t>CU-</w:t>
+      </w:r>
+      <w:r>
+        <w:rPr>
+          <w:b/>
+          <w:bCs/>
+          <w:u w:val="single"/>
+          <w:lang w:val="fr-CA"/>
+        </w:rPr>
+        <w:t xml:space="preserve">11 </w:t>
+      </w:r>
+      <w:r>
+        <w:rPr>
+          <w:b/>
+          <w:bCs/>
+          <w:u w:val="single"/>
+          <w:lang w:val="fr-CA"/>
+        </w:rPr>
+        <w:t>-</w:t>
+      </w:r>
+      <w:r>
+        <w:rPr>
+          <w:b/>
+          <w:bCs/>
+          <w:u w:val="single"/>
+          <w:lang w:val="fr-CA"/>
+        </w:rPr>
+        <w:t xml:space="preserve"> </w:t>
+      </w:r>
+      <w:r>
+        <w:rPr>
+          <w:b/>
+          <w:bCs/>
+          <w:u w:val="single"/>
+          <w:lang w:val="fr-CA"/>
+        </w:rPr>
+        <w:t>Annuler une randonnée</w:t>
+      </w:r>
+    </w:p>
+    <w:p>
+      <w:pPr>
+        <w:rPr>
+          <w:lang w:val="fr-CA"/>
+        </w:rPr>
+      </w:pPr>
+      <w:r>
+        <w:rPr>
+          <w:b/>
+          <w:bCs/>
+          <w:lang w:val="fr-CA"/>
+        </w:rPr>
+        <w:t>Acteurs principaux:</w:t>
+      </w:r>
+      <w:r>
+        <w:rPr>
+          <w:lang w:val="fr-CA"/>
+        </w:rPr>
+        <w:t xml:space="preserve"> </w:t>
+      </w:r>
+      <w:r>
+        <w:rPr>
+          <w:lang w:val="fr-CA"/>
+        </w:rPr>
+        <w:t>Organisateur de la randonnée ou administrateur</w:t>
+      </w:r>
+    </w:p>
+    <w:p>
+      <w:pPr>
+        <w:rPr>
+          <w:b/>
+          <w:bCs/>
+          <w:lang w:val="fr-CA"/>
+        </w:rPr>
+      </w:pPr>
+      <w:r>
+        <w:rPr>
+          <w:b/>
+          <w:bCs/>
+          <w:lang w:val="fr-CA"/>
+        </w:rPr>
+        <w:t>Préconditions</w:t>
+      </w:r>
+    </w:p>
+    <w:p>
+      <w:pPr>
+        <w:pStyle w:val="Paragraphedeliste"/>
+        <w:numPr>
+          <w:ilvl w:val="0"/>
+          <w:numId w:val="3"/>
+        </w:numPr>
+        <w:rPr>
+          <w:lang w:val="fr-CA"/>
+        </w:rPr>
+      </w:pPr>
+      <w:r>
+        <w:rPr>
+          <w:lang w:val="fr-CA"/>
+        </w:rPr>
+        <w:t>L'utilisateur est authentifié et autorisé à annuler cette randonnée.</w:t>
+      </w:r>
+    </w:p>
+    <w:p>
+      <w:pPr>
+        <w:pStyle w:val="Paragraphedeliste"/>
+        <w:numPr>
+          <w:ilvl w:val="0"/>
+          <w:numId w:val="3"/>
+        </w:numPr>
+        <w:rPr>
+          <w:lang w:val="fr-CA"/>
+        </w:rPr>
+      </w:pPr>
+      <w:r>
+        <w:rPr>
+          <w:lang w:val="fr-CA"/>
+        </w:rPr>
+        <w:t>La randonnée existe et son début n</w:t>
+      </w:r>
+      <w:r>
+        <w:rPr>
+          <w:lang w:val="fr-CA"/>
+        </w:rPr>
+        <w:t>’</w:t>
+      </w:r>
+      <w:r>
+        <w:rPr>
+          <w:lang w:val="fr-CA"/>
+        </w:rPr>
+        <w:t>a pas encore eu lieu.</w:t>
+      </w:r>
+    </w:p>
+    <w:p>
+      <w:pPr>
+        <w:rPr>
+          <w:b/>
+          <w:bCs/>
+          <w:lang w:val="fr-CA"/>
+        </w:rPr>
+      </w:pPr>
+      <w:r>
+        <w:rPr>
+          <w:b/>
+          <w:bCs/>
+          <w:lang w:val="fr-CA"/>
+        </w:rPr>
+        <w:t>Scénario principal</w:t>
+      </w:r>
+    </w:p>
+    <w:p>
+      <w:pPr>
+        <w:pStyle w:val="Paragraphedeliste"/>
+        <w:numPr>
+          <w:ilvl w:val="0"/>
+          <w:numId w:val="14"/>
+        </w:numPr>
+        <w:rPr>
+          <w:lang w:val="fr-CA"/>
+        </w:rPr>
+      </w:pPr>
+      <w:r>
+        <w:rPr>
+          <w:lang w:val="fr-CA"/>
+        </w:rPr>
+        <w:t>L'utilisateur demande l'annulation de la randonnée.</w:t>
+      </w:r>
+    </w:p>
+    <w:p>
+      <w:pPr>
+        <w:pStyle w:val="Paragraphedeliste"/>
+        <w:numPr>
+          <w:ilvl w:val="0"/>
+          <w:numId w:val="14"/>
+        </w:numPr>
+        <w:rPr>
+          <w:lang w:val="fr-CA"/>
+        </w:rPr>
+      </w:pPr>
+      <w:r>
+        <w:rPr>
+          <w:lang w:val="fr-CA"/>
+        </w:rPr>
+        <w:t>Le système demande un motif d'annulation.</w:t>
+      </w:r>
+    </w:p>
+    <w:p>
+      <w:pPr>
+        <w:pStyle w:val="Paragraphedeliste"/>
+        <w:numPr>
+          <w:ilvl w:val="0"/>
+          <w:numId w:val="14"/>
+        </w:numPr>
+        <w:rPr>
+          <w:lang w:val="fr-CA"/>
+        </w:rPr>
+      </w:pPr>
+      <w:r>
+        <w:rPr>
+          <w:lang w:val="fr-CA"/>
+        </w:rPr>
+        <w:t>L'utilisateur saisit le motif et confirme.</w:t>
+      </w:r>
+    </w:p>
+    <w:p>
+      <w:pPr>
+        <w:pStyle w:val="Paragraphedeliste"/>
+        <w:numPr>
+          <w:ilvl w:val="0"/>
+          <w:numId w:val="14"/>
+        </w:numPr>
+        <w:rPr>
+          <w:lang w:val="fr-CA"/>
+        </w:rPr>
+      </w:pPr>
+      <w:r>
+        <w:rPr>
+          <w:lang w:val="fr-CA"/>
+        </w:rPr>
+        <w:t>Le système passe la randonnée au statut « annulée » et consigne l'acteur, l'instant et le motif.</w:t>
+      </w:r>
+    </w:p>
+    <w:p>
+      <w:pPr>
+        <w:pStyle w:val="Paragraphedeliste"/>
+        <w:numPr>
+          <w:ilvl w:val="0"/>
+          <w:numId w:val="14"/>
+        </w:numPr>
+        <w:rPr>
+          <w:lang w:val="fr-CA"/>
+        </w:rPr>
+      </w:pPr>
+      <w:r>
+        <w:rPr>
+          <w:lang w:val="fr-CA"/>
+        </w:rPr>
+        <w:t>Le système passe toutes les inscriptions confirmées et en liste d'attente au statut « annulée ».</w:t>
+      </w:r>
+    </w:p>
+    <w:p>
+      <w:pPr>
+        <w:pStyle w:val="Paragraphedeliste"/>
+        <w:numPr>
+          <w:ilvl w:val="0"/>
+          <w:numId w:val="14"/>
+        </w:numPr>
+        <w:rPr>
+          <w:lang w:val="fr-CA"/>
+        </w:rPr>
+      </w:pPr>
+      <w:r>
+        <w:rPr>
+          <w:lang w:val="fr-CA"/>
+        </w:rPr>
+        <w:t>Le système avise par courriel les randonneurs concernés en indiquant le motif.</w:t>
+      </w:r>
+    </w:p>
+    <w:p>
+      <w:pPr>
+        <w:rPr>
+          <w:b/>
+          <w:bCs/>
+          <w:lang w:val="fr-CA"/>
+        </w:rPr>
+      </w:pPr>
+      <w:r>
+        <w:rPr>
+          <w:b/>
+          <w:bCs/>
+          <w:lang w:val="fr-CA"/>
+        </w:rPr>
+        <w:t>Postconditions</w:t>
+      </w:r>
+    </w:p>
+    <w:p>
+      <w:pPr>
+        <w:pStyle w:val="Paragraphedeliste"/>
+        <w:numPr>
+          <w:ilvl w:val="0"/>
+          <w:numId w:val="3"/>
+        </w:numPr>
+        <w:rPr>
+          <w:lang w:val="fr-CA"/>
+        </w:rPr>
+      </w:pPr>
+      <w:r>
+        <w:rPr>
+          <w:lang w:val="fr-CA"/>
+        </w:rPr>
+        <w:t>La randonnée est annulée et son événement de cycle de vie est enregistré.</w:t>
+      </w:r>
+    </w:p>
+    <w:p>
+      <w:pPr>
+        <w:pStyle w:val="Paragraphedeliste"/>
+        <w:numPr>
+          <w:ilvl w:val="0"/>
+          <w:numId w:val="3"/>
+        </w:numPr>
+        <w:rPr>
+          <w:lang w:val="fr-CA"/>
+        </w:rPr>
+      </w:pPr>
+      <w:r>
+        <w:rPr>
+          <w:lang w:val="fr-CA"/>
+        </w:rPr>
+        <w:t>Les inscriptions confirmées et en attente sont annulées.</w:t>
+      </w:r>
+    </w:p>
+    <w:p>
+      <w:pPr>
+        <w:pStyle w:val="Paragraphedeliste"/>
+        <w:numPr>
+          <w:ilvl w:val="0"/>
+          <w:numId w:val="3"/>
+        </w:numPr>
+        <w:rPr>
+          <w:lang w:val="fr-CA"/>
+        </w:rPr>
+      </w:pPr>
+      <w:r>
+        <w:rPr>
+          <w:lang w:val="fr-CA"/>
+        </w:rPr>
+        <w:t>Les randonneurs concernés sont destinataires d</w:t>
+      </w:r>
+      <w:r>
+        <w:rPr>
+          <w:lang w:val="fr-CA"/>
+        </w:rPr>
+        <w:t>’</w:t>
+      </w:r>
+      <w:r>
+        <w:rPr>
+          <w:lang w:val="fr-CA"/>
+        </w:rPr>
+        <w:t>un avis d</w:t>
+      </w:r>
+      <w:r>
+        <w:rPr>
+          <w:lang w:val="fr-CA"/>
+        </w:rPr>
+        <w:t>’</w:t>
+      </w:r>
+      <w:r>
+        <w:rPr>
+          <w:lang w:val="fr-CA"/>
+        </w:rPr>
+        <w:t>annulation.</w:t>
+      </w:r>
+    </w:p>
+    <w:p>
+      <w:pPr>
+        <w:rPr>
+          <w:b/>
+          <w:bCs/>
+          <w:lang w:val="fr-CA"/>
+        </w:rPr>
+      </w:pPr>
+      <w:r>
+        <w:rPr>
+          <w:b/>
+          <w:bCs/>
+          <w:lang w:val="fr-CA"/>
+        </w:rPr>
+        <w:t>Scénarios alternatifs et erreurs</w:t>
+      </w:r>
+    </w:p>
+    <w:p>
+      <w:pPr>
+        <w:pStyle w:val="Paragraphedeliste"/>
+        <w:numPr>
+          <w:ilvl w:val="0"/>
+          <w:numId w:val="3"/>
+        </w:numPr>
+        <w:rPr>
+          <w:lang w:val="fr-CA"/>
+        </w:rPr>
+      </w:pPr>
+      <w:r>
+        <w:rPr>
+          <w:lang w:val="fr-CA"/>
+        </w:rPr>
+        <w:t>Si la randonnée a déjà commencé, l'annulation est refusée.</w:t>
+      </w:r>
+    </w:p>
+    <w:p>
+      <w:pPr>
+        <w:pStyle w:val="Paragraphedeliste"/>
+        <w:numPr>
+          <w:ilvl w:val="0"/>
+          <w:numId w:val="3"/>
+        </w:numPr>
+        <w:rPr>
+          <w:lang w:val="fr-CA"/>
+        </w:rPr>
+      </w:pPr>
+      <w:r>
+        <w:rPr>
+          <w:lang w:val="fr-CA"/>
+        </w:rPr>
+        <w:t>Si l'utilisateur n'est pas l'organisateur de la randonnée ni un administrateur autorisé, l'opération est refusée.</w:t>
+      </w:r>
+    </w:p>
+    <w:p>
+      <w:pPr>
+        <w:rPr>
+          <w:b/>
+          <w:bCs/>
+          <w:u w:val="single"/>
+          <w:lang w:val="fr-CA"/>
+        </w:rPr>
+      </w:pPr>
+      <w:r>
+        <w:rPr>
+          <w:b/>
+          <w:bCs/>
+          <w:u w:val="single"/>
+          <w:lang w:val="fr-CA"/>
+        </w:rPr>
+        <w:t>CU-</w:t>
+      </w:r>
+      <w:r>
+        <w:rPr>
+          <w:b/>
+          <w:bCs/>
+          <w:u w:val="single"/>
+          <w:lang w:val="fr-CA"/>
+        </w:rPr>
+        <w:t xml:space="preserve">12 </w:t>
+      </w:r>
+      <w:r>
+        <w:rPr>
+          <w:b/>
+          <w:bCs/>
+          <w:u w:val="single"/>
+          <w:lang w:val="fr-CA"/>
+        </w:rPr>
+        <w:t>-</w:t>
+      </w:r>
+      <w:r>
+        <w:rPr>
+          <w:b/>
+          <w:bCs/>
+          <w:u w:val="single"/>
+          <w:lang w:val="fr-CA"/>
+        </w:rPr>
+        <w:t xml:space="preserve"> </w:t>
+      </w:r>
+      <w:r>
+        <w:rPr>
+          <w:b/>
+          <w:bCs/>
+          <w:u w:val="single"/>
+          <w:lang w:val="fr-CA"/>
+        </w:rPr>
+        <w:t>Générer un rapport d'utilisation des sentiers</w:t>
+      </w:r>
+    </w:p>
+    <w:p>
+      <w:pPr>
+        <w:rPr>
+          <w:lang w:val="fr-CA"/>
+        </w:rPr>
+      </w:pPr>
+      <w:r>
+        <w:rPr>
+          <w:b/>
+          <w:bCs/>
+          <w:lang w:val="fr-CA"/>
+        </w:rPr>
+        <w:t>Acteurs principaux:</w:t>
+      </w:r>
+      <w:r>
+        <w:rPr>
+          <w:lang w:val="fr-CA"/>
+        </w:rPr>
+        <w:t xml:space="preserve"> </w:t>
+      </w:r>
+      <w:r>
+        <w:rPr>
+          <w:lang w:val="fr-CA"/>
+        </w:rPr>
+        <w:t>Administrateur</w:t>
+      </w:r>
+      <w:r>
+        <w:rPr>
+          <w:lang w:val="fr-CA"/>
+        </w:rPr>
+        <w:t>s</w:t>
+      </w:r>
+    </w:p>
+    <w:p>
+      <w:pPr>
+        <w:rPr>
+          <w:b/>
+          <w:bCs/>
+          <w:lang w:val="fr-CA"/>
+        </w:rPr>
+      </w:pPr>
+      <w:r>
+        <w:rPr>
+          <w:b/>
+          <w:bCs/>
+          <w:lang w:val="fr-CA"/>
+        </w:rPr>
+        <w:t>Préconditions</w:t>
+      </w:r>
+    </w:p>
+    <w:p>
+      <w:pPr>
+        <w:pStyle w:val="Paragraphedeliste"/>
+        <w:numPr>
+          <w:ilvl w:val="0"/>
+          <w:numId w:val="3"/>
+        </w:numPr>
+        <w:rPr>
+          <w:lang w:val="fr-CA"/>
+        </w:rPr>
+      </w:pPr>
+      <w:r>
+        <w:rPr>
+          <w:lang w:val="fr-CA"/>
+        </w:rPr>
+        <w:t>L'administrateur est authentifié et autorisé.</w:t>
+      </w:r>
+    </w:p>
+    <w:p>
+      <w:pPr>
+        <w:pStyle w:val="Paragraphedeliste"/>
+        <w:numPr>
+          <w:ilvl w:val="0"/>
+          <w:numId w:val="3"/>
+        </w:numPr>
+        <w:rPr>
+          <w:lang w:val="fr-CA"/>
+        </w:rPr>
+      </w:pPr>
+      <w:r>
+        <w:rPr>
+          <w:lang w:val="fr-CA"/>
+        </w:rPr>
+        <w:lastRenderedPageBreak/>
+        <w:t>Le sentier sélectionné existe dans les données disponibles.</w:t>
+      </w:r>
+    </w:p>
+    <w:p>
+      <w:pPr>
+        <w:pStyle w:val="Paragraphedeliste"/>
+        <w:numPr>
+          <w:ilvl w:val="0"/>
+          <w:numId w:val="3"/>
+        </w:numPr>
+        <w:rPr>
+          <w:lang w:val="fr-CA"/>
+        </w:rPr>
+      </w:pPr>
+      <w:r>
+        <w:rPr>
+          <w:lang w:val="fr-CA"/>
+        </w:rPr>
+        <w:t>La période comprend une date de début et une date de fin valides.</w:t>
+      </w:r>
+    </w:p>
+    <w:p>
+      <w:pPr>
+        <w:rPr>
+          <w:b/>
+          <w:bCs/>
+          <w:lang w:val="fr-CA"/>
+        </w:rPr>
+      </w:pPr>
+      <w:r>
+        <w:rPr>
+          <w:b/>
+          <w:bCs/>
+          <w:lang w:val="fr-CA"/>
+        </w:rPr>
+        <w:t>Scénario principal</w:t>
+      </w:r>
+    </w:p>
+    <w:p>
+      <w:pPr>
+        <w:pStyle w:val="Paragraphedeliste"/>
+        <w:numPr>
+          <w:ilvl w:val="0"/>
+          <w:numId w:val="15"/>
+        </w:numPr>
+        <w:rPr>
+          <w:lang w:val="fr-CA"/>
+        </w:rPr>
+      </w:pPr>
+      <w:r>
+        <w:rPr>
+          <w:lang w:val="fr-CA"/>
+        </w:rPr>
+        <w:t>L'administrateur ouvre la fonction de rapport.</w:t>
+      </w:r>
+    </w:p>
+    <w:p>
+      <w:pPr>
+        <w:pStyle w:val="Paragraphedeliste"/>
+        <w:numPr>
+          <w:ilvl w:val="0"/>
+          <w:numId w:val="15"/>
+        </w:numPr>
+        <w:rPr>
+          <w:lang w:val="fr-CA"/>
+        </w:rPr>
+      </w:pPr>
+      <w:r>
+        <w:rPr>
+          <w:lang w:val="fr-CA"/>
+        </w:rPr>
+        <w:t>Le système demande un sentier, une date de début et une date de fin.</w:t>
+      </w:r>
+    </w:p>
+    <w:p>
+      <w:pPr>
+        <w:pStyle w:val="Paragraphedeliste"/>
+        <w:numPr>
+          <w:ilvl w:val="0"/>
+          <w:numId w:val="15"/>
+        </w:numPr>
+        <w:rPr>
+          <w:lang w:val="fr-CA"/>
+        </w:rPr>
+      </w:pPr>
+      <w:r>
+        <w:rPr>
+          <w:lang w:val="fr-CA"/>
+        </w:rPr>
+        <w:t>L'administrateur soumet ses critères.</w:t>
+      </w:r>
+    </w:p>
+    <w:p>
+      <w:pPr>
+        <w:pStyle w:val="Paragraphedeliste"/>
+        <w:numPr>
+          <w:ilvl w:val="0"/>
+          <w:numId w:val="15"/>
+        </w:numPr>
+        <w:rPr>
+          <w:lang w:val="fr-CA"/>
+        </w:rPr>
+      </w:pPr>
+      <w:r>
+        <w:rPr>
+          <w:lang w:val="fr-CA"/>
+        </w:rPr>
+        <w:t>Le système sélectionne les randonnées associées à ce sentier et comprises dans la période.</w:t>
+      </w:r>
+    </w:p>
+    <w:p>
+      <w:pPr>
+        <w:pStyle w:val="Paragraphedeliste"/>
+        <w:numPr>
+          <w:ilvl w:val="0"/>
+          <w:numId w:val="15"/>
+        </w:numPr>
+        <w:rPr>
+          <w:lang w:val="fr-CA"/>
+        </w:rPr>
+      </w:pPr>
+      <w:r>
+        <w:rPr>
+          <w:lang w:val="fr-CA"/>
+        </w:rPr>
+        <w:t>Le système calcule le nombre de randonnées, le nombre de participants et le nombre de randonnées annulées selon les définitions retenues.</w:t>
+      </w:r>
+    </w:p>
+    <w:p>
+      <w:pPr>
+        <w:pStyle w:val="Paragraphedeliste"/>
+        <w:numPr>
+          <w:ilvl w:val="0"/>
+          <w:numId w:val="15"/>
+        </w:numPr>
+        <w:rPr>
+          <w:lang w:val="fr-CA"/>
+        </w:rPr>
+      </w:pPr>
+      <w:r>
+        <w:rPr>
+          <w:lang w:val="fr-CA"/>
+        </w:rPr>
+        <w:t>Le système présente le rapport à l</w:t>
+      </w:r>
+      <w:r>
+        <w:rPr>
+          <w:lang w:val="fr-CA"/>
+        </w:rPr>
+        <w:t>’</w:t>
+      </w:r>
+      <w:r>
+        <w:rPr>
+          <w:lang w:val="fr-CA"/>
+        </w:rPr>
+        <w:t>administrateur.</w:t>
+      </w:r>
+    </w:p>
+    <w:p>
+      <w:pPr>
+        <w:rPr>
+          <w:b/>
+          <w:bCs/>
+          <w:lang w:val="fr-CA"/>
+        </w:rPr>
+      </w:pPr>
+      <w:r>
+        <w:rPr>
+          <w:b/>
+          <w:bCs/>
+          <w:lang w:val="fr-CA"/>
+        </w:rPr>
+        <w:t>Postconditions</w:t>
+      </w:r>
+    </w:p>
+    <w:p>
+      <w:pPr>
+        <w:pStyle w:val="Paragraphedeliste"/>
+        <w:numPr>
+          <w:ilvl w:val="0"/>
+          <w:numId w:val="3"/>
+        </w:numPr>
+        <w:rPr>
+          <w:lang w:val="fr-CA"/>
+        </w:rPr>
+      </w:pPr>
+      <w:r>
+        <w:rPr>
+          <w:lang w:val="fr-CA"/>
+        </w:rPr>
+        <w:t>Le rapport est présenté à l'administrateur.</w:t>
+      </w:r>
+    </w:p>
+    <w:p>
+      <w:pPr>
+        <w:pStyle w:val="Paragraphedeliste"/>
+        <w:numPr>
+          <w:ilvl w:val="0"/>
+          <w:numId w:val="3"/>
+        </w:numPr>
+        <w:rPr>
+          <w:lang w:val="fr-CA"/>
+        </w:rPr>
+      </w:pPr>
+      <w:r>
+        <w:rPr>
+          <w:lang w:val="fr-CA"/>
+        </w:rPr>
+        <w:t>Aucune donnée métier n</w:t>
+      </w:r>
+      <w:r>
+        <w:rPr>
+          <w:lang w:val="fr-CA"/>
+        </w:rPr>
+        <w:t>’</w:t>
+      </w:r>
+      <w:r>
+        <w:rPr>
+          <w:lang w:val="fr-CA"/>
+        </w:rPr>
+        <w:t>est modifiée.</w:t>
+      </w:r>
+    </w:p>
+    <w:p>
+      <w:pPr>
+        <w:rPr>
+          <w:b/>
+          <w:bCs/>
+          <w:lang w:val="fr-CA"/>
+        </w:rPr>
+      </w:pPr>
+      <w:r>
+        <w:rPr>
+          <w:b/>
+          <w:bCs/>
+          <w:lang w:val="fr-CA"/>
+        </w:rPr>
+        <w:t>Scénarios alternatifs et erreurs</w:t>
+      </w:r>
+    </w:p>
+    <w:p>
+      <w:pPr>
+        <w:pStyle w:val="Paragraphedeliste"/>
+        <w:numPr>
+          <w:ilvl w:val="0"/>
+          <w:numId w:val="3"/>
+        </w:numPr>
+        <w:rPr>
+          <w:lang w:val="fr-CA"/>
+        </w:rPr>
+      </w:pPr>
+      <w:r>
+        <w:rPr>
+          <w:lang w:val="fr-CA"/>
+        </w:rPr>
+        <w:t>Si les critères sont invalides, le système indique les corrections nécessaires.</w:t>
+      </w:r>
+    </w:p>
+    <w:p>
+      <w:pPr>
+        <w:rPr>
+          <w:lang w:val="fr-CA"/>
+        </w:rPr>
+      </w:pPr>
     </w:p>
     <w:sectPr>
       <w:pgSz w:w="12240" w:h="15840"/>
@@ -1032,6 +6368,476 @@
 <file path=word/numbering.xml><?xml version="1.0" encoding="utf-8"?>
 <w:numbering xmlns:wpc="http://schemas.microsoft.com/office/word/2010/wordprocessingCanvas" xmlns:cx="http://schemas.microsoft.com/office/drawing/2014/chartex" xmlns:cx1="http://schemas.microsoft.com/office/drawing/2015/9/8/chartex" xmlns:cx2="http://schemas.microsoft.com/office/drawing/2015/10/21/chartex" xmlns:cx3="http://schemas.microsoft.com/office/drawing/2016/5/9/chartex" xmlns:cx4="http://schemas.microsoft.com/office/drawing/2016/5/10/chartex" xmlns:cx5="http://schemas.microsoft.com/office/drawing/2016/5/11/chartex" xmlns:cx6="http://schemas.microsoft.com/office/drawing/2016/5/12/chartex" xmlns:cx7="http://schemas.microsoft.com/office/drawing/2016/5/13/chartex" xmlns:cx8="http://schemas.microsoft.com/office/drawing/2016/5/14/chartex" xmlns:mc="http://schemas.openxmlformats.org/markup-compatibility/2006" xmlns:m="http://schemas.openxmlformats.org/officeDocument/2006/math" xmlns:aink="http://schemas.microsoft.com/office/drawing/2016/ink" xmlns:am3d="http://schemas.microsoft.com/office/drawing/2017/model3d" xmlns:oel="http://schemas.microsoft.com/office/2019/extlst" xmlns:r="http://schemas.openxmlformats.org/officeDocument/2006/relationships" xmlns:wp14="http://schemas.microsoft.com/office/word/2010/wordprocessingDrawing" xmlns:wp="http://schemas.openxmlformats.org/drawingml/2006/wordprocessingDrawing" xmlns:wpg="http://schemas.microsoft.com/office/word/2010/wordprocessingGroup" xmlns:wpi="http://schemas.microsoft.com/office/word/2010/wordprocessingInk" xmlns:wps="http://schemas.microsoft.com/office/word/2010/wordprocessingShape" xmlns:o="urn:schemas-microsoft-com:office:office" xmlns:v="urn:schemas-microsoft-com:vml" xmlns:w10="urn:schemas-microsoft-com:office:word" xmlns:w="http://schemas.openxmlformats.org/wordprocessingml/2006/main" xmlns:w14="http://schemas.microsoft.com/office/word/2010/wordml" xmlns:w15="http://schemas.microsoft.com/office/word/2012/wordml" xmlns:w16cex="http://schemas.microsoft.com/office/word/2018/wordml/cex" xmlns:w16cid="http://schemas.microsoft.com/office/word/2016/wordml/cid" xmlns:w16="http://schemas.microsoft.com/office/word/2018/wordml" xmlns:w16sdtdh="http://schemas.microsoft.com/office/word/2020/wordml/sdtdatahash" xmlns:w16sdtfl="http://schemas.microsoft.com/office/word/2024/wordml/sdtformatlock" xmlns:w16se="http://schemas.microsoft.com/office/word/2015/wordml/symex" xmlns:w16du="http://schemas.microsoft.com/office/word/2023/wordml/word16du" xmlns:wne="http://schemas.microsoft.com/office/word/2006/wordml" mc:Ignorable="w14 w15 w16se w16cid w16 w16cex w16sdtdh w16sdtfl w16du wp14">
   <w:abstractNum w:abstractNumId="0" w15:restartNumberingAfterBreak="0">
+    <w:nsid w:val="004758B3"/>
+    <w:multiLevelType w:val="hybridMultilevel"/>
+    <w:tmpl w:val="0DA6FC36"/>
+    <w:lvl w:ilvl="0" w:tplc="0C0C000F">
+      <w:start w:val="1"/>
+      <w:numFmt w:val="decimal"/>
+      <w:lvlText w:val="%1."/>
+      <w:lvlJc w:val="left"/>
+      <w:pPr>
+        <w:ind w:left="720" w:hanging="360"/>
+      </w:pPr>
+      <w:rPr>
+        <w:rFonts w:hint="default"/>
+      </w:rPr>
+    </w:lvl>
+    <w:lvl w:ilvl="1" w:tplc="0C0C0019" w:tentative="1">
+      <w:start w:val="1"/>
+      <w:numFmt w:val="lowerLetter"/>
+      <w:lvlText w:val="%2."/>
+      <w:lvlJc w:val="left"/>
+      <w:pPr>
+        <w:ind w:left="1440" w:hanging="360"/>
+      </w:pPr>
+    </w:lvl>
+    <w:lvl w:ilvl="2" w:tplc="0C0C001B" w:tentative="1">
+      <w:start w:val="1"/>
+      <w:numFmt w:val="lowerRoman"/>
+      <w:lvlText w:val="%3."/>
+      <w:lvlJc w:val="right"/>
+      <w:pPr>
+        <w:ind w:left="2160" w:hanging="180"/>
+      </w:pPr>
+    </w:lvl>
+    <w:lvl w:ilvl="3" w:tplc="0C0C000F" w:tentative="1">
+      <w:start w:val="1"/>
+      <w:numFmt w:val="decimal"/>
+      <w:lvlText w:val="%4."/>
+      <w:lvlJc w:val="left"/>
+      <w:pPr>
+        <w:ind w:left="2880" w:hanging="360"/>
+      </w:pPr>
+    </w:lvl>
+    <w:lvl w:ilvl="4" w:tplc="0C0C0019" w:tentative="1">
+      <w:start w:val="1"/>
+      <w:numFmt w:val="lowerLetter"/>
+      <w:lvlText w:val="%5."/>
+      <w:lvlJc w:val="left"/>
+      <w:pPr>
+        <w:ind w:left="3600" w:hanging="360"/>
+      </w:pPr>
+    </w:lvl>
+    <w:lvl w:ilvl="5" w:tplc="0C0C001B" w:tentative="1">
+      <w:start w:val="1"/>
+      <w:numFmt w:val="lowerRoman"/>
+      <w:lvlText w:val="%6."/>
+      <w:lvlJc w:val="right"/>
+      <w:pPr>
+        <w:ind w:left="4320" w:hanging="180"/>
+      </w:pPr>
+    </w:lvl>
+    <w:lvl w:ilvl="6" w:tplc="0C0C000F" w:tentative="1">
+      <w:start w:val="1"/>
+      <w:numFmt w:val="decimal"/>
+      <w:lvlText w:val="%7."/>
+      <w:lvlJc w:val="left"/>
+      <w:pPr>
+        <w:ind w:left="5040" w:hanging="360"/>
+      </w:pPr>
+    </w:lvl>
+    <w:lvl w:ilvl="7" w:tplc="0C0C0019" w:tentative="1">
+      <w:start w:val="1"/>
+      <w:numFmt w:val="lowerLetter"/>
+      <w:lvlText w:val="%8."/>
+      <w:lvlJc w:val="left"/>
+      <w:pPr>
+        <w:ind w:left="5760" w:hanging="360"/>
+      </w:pPr>
+    </w:lvl>
+    <w:lvl w:ilvl="8" w:tplc="0C0C001B" w:tentative="1">
+      <w:start w:val="1"/>
+      <w:numFmt w:val="lowerRoman"/>
+      <w:lvlText w:val="%9."/>
+      <w:lvlJc w:val="right"/>
+      <w:pPr>
+        <w:ind w:left="6480" w:hanging="180"/>
+      </w:pPr>
+    </w:lvl>
+  </w:abstractNum>
+  <w:abstractNum w:abstractNumId="1" w15:restartNumberingAfterBreak="0">
+    <w:nsid w:val="05803C71"/>
+    <w:multiLevelType w:val="hybridMultilevel"/>
+    <w:tmpl w:val="88F46780"/>
+    <w:lvl w:ilvl="0" w:tplc="0C0C000F">
+      <w:start w:val="1"/>
+      <w:numFmt w:val="decimal"/>
+      <w:lvlText w:val="%1."/>
+      <w:lvlJc w:val="left"/>
+      <w:pPr>
+        <w:ind w:left="720" w:hanging="360"/>
+      </w:pPr>
+      <w:rPr>
+        <w:rFonts w:hint="default"/>
+      </w:rPr>
+    </w:lvl>
+    <w:lvl w:ilvl="1" w:tplc="0C0C0019" w:tentative="1">
+      <w:start w:val="1"/>
+      <w:numFmt w:val="lowerLetter"/>
+      <w:lvlText w:val="%2."/>
+      <w:lvlJc w:val="left"/>
+      <w:pPr>
+        <w:ind w:left="1440" w:hanging="360"/>
+      </w:pPr>
+    </w:lvl>
+    <w:lvl w:ilvl="2" w:tplc="0C0C001B" w:tentative="1">
+      <w:start w:val="1"/>
+      <w:numFmt w:val="lowerRoman"/>
+      <w:lvlText w:val="%3."/>
+      <w:lvlJc w:val="right"/>
+      <w:pPr>
+        <w:ind w:left="2160" w:hanging="180"/>
+      </w:pPr>
+    </w:lvl>
+    <w:lvl w:ilvl="3" w:tplc="0C0C000F" w:tentative="1">
+      <w:start w:val="1"/>
+      <w:numFmt w:val="decimal"/>
+      <w:lvlText w:val="%4."/>
+      <w:lvlJc w:val="left"/>
+      <w:pPr>
+        <w:ind w:left="2880" w:hanging="360"/>
+      </w:pPr>
+    </w:lvl>
+    <w:lvl w:ilvl="4" w:tplc="0C0C0019" w:tentative="1">
+      <w:start w:val="1"/>
+      <w:numFmt w:val="lowerLetter"/>
+      <w:lvlText w:val="%5."/>
+      <w:lvlJc w:val="left"/>
+      <w:pPr>
+        <w:ind w:left="3600" w:hanging="360"/>
+      </w:pPr>
+    </w:lvl>
+    <w:lvl w:ilvl="5" w:tplc="0C0C001B" w:tentative="1">
+      <w:start w:val="1"/>
+      <w:numFmt w:val="lowerRoman"/>
+      <w:lvlText w:val="%6."/>
+      <w:lvlJc w:val="right"/>
+      <w:pPr>
+        <w:ind w:left="4320" w:hanging="180"/>
+      </w:pPr>
+    </w:lvl>
+    <w:lvl w:ilvl="6" w:tplc="0C0C000F" w:tentative="1">
+      <w:start w:val="1"/>
+      <w:numFmt w:val="decimal"/>
+      <w:lvlText w:val="%7."/>
+      <w:lvlJc w:val="left"/>
+      <w:pPr>
+        <w:ind w:left="5040" w:hanging="360"/>
+      </w:pPr>
+    </w:lvl>
+    <w:lvl w:ilvl="7" w:tplc="0C0C0019" w:tentative="1">
+      <w:start w:val="1"/>
+      <w:numFmt w:val="lowerLetter"/>
+      <w:lvlText w:val="%8."/>
+      <w:lvlJc w:val="left"/>
+      <w:pPr>
+        <w:ind w:left="5760" w:hanging="360"/>
+      </w:pPr>
+    </w:lvl>
+    <w:lvl w:ilvl="8" w:tplc="0C0C001B" w:tentative="1">
+      <w:start w:val="1"/>
+      <w:numFmt w:val="lowerRoman"/>
+      <w:lvlText w:val="%9."/>
+      <w:lvlJc w:val="right"/>
+      <w:pPr>
+        <w:ind w:left="6480" w:hanging="180"/>
+      </w:pPr>
+    </w:lvl>
+  </w:abstractNum>
+  <w:abstractNum w:abstractNumId="2" w15:restartNumberingAfterBreak="0">
+    <w:nsid w:val="0C4F6C33"/>
+    <w:multiLevelType w:val="hybridMultilevel"/>
+    <w:tmpl w:val="75F48F16"/>
+    <w:lvl w:ilvl="0" w:tplc="0C0C000F">
+      <w:start w:val="1"/>
+      <w:numFmt w:val="decimal"/>
+      <w:lvlText w:val="%1."/>
+      <w:lvlJc w:val="left"/>
+      <w:pPr>
+        <w:ind w:left="720" w:hanging="360"/>
+      </w:pPr>
+      <w:rPr>
+        <w:rFonts w:hint="default"/>
+      </w:rPr>
+    </w:lvl>
+    <w:lvl w:ilvl="1" w:tplc="0C0C0019" w:tentative="1">
+      <w:start w:val="1"/>
+      <w:numFmt w:val="lowerLetter"/>
+      <w:lvlText w:val="%2."/>
+      <w:lvlJc w:val="left"/>
+      <w:pPr>
+        <w:ind w:left="1440" w:hanging="360"/>
+      </w:pPr>
+    </w:lvl>
+    <w:lvl w:ilvl="2" w:tplc="0C0C001B" w:tentative="1">
+      <w:start w:val="1"/>
+      <w:numFmt w:val="lowerRoman"/>
+      <w:lvlText w:val="%3."/>
+      <w:lvlJc w:val="right"/>
+      <w:pPr>
+        <w:ind w:left="2160" w:hanging="180"/>
+      </w:pPr>
+    </w:lvl>
+    <w:lvl w:ilvl="3" w:tplc="0C0C000F" w:tentative="1">
+      <w:start w:val="1"/>
+      <w:numFmt w:val="decimal"/>
+      <w:lvlText w:val="%4."/>
+      <w:lvlJc w:val="left"/>
+      <w:pPr>
+        <w:ind w:left="2880" w:hanging="360"/>
+      </w:pPr>
+    </w:lvl>
+    <w:lvl w:ilvl="4" w:tplc="0C0C0019" w:tentative="1">
+      <w:start w:val="1"/>
+      <w:numFmt w:val="lowerLetter"/>
+      <w:lvlText w:val="%5."/>
+      <w:lvlJc w:val="left"/>
+      <w:pPr>
+        <w:ind w:left="3600" w:hanging="360"/>
+      </w:pPr>
+    </w:lvl>
+    <w:lvl w:ilvl="5" w:tplc="0C0C001B" w:tentative="1">
+      <w:start w:val="1"/>
+      <w:numFmt w:val="lowerRoman"/>
+      <w:lvlText w:val="%6."/>
+      <w:lvlJc w:val="right"/>
+      <w:pPr>
+        <w:ind w:left="4320" w:hanging="180"/>
+      </w:pPr>
+    </w:lvl>
+    <w:lvl w:ilvl="6" w:tplc="0C0C000F" w:tentative="1">
+      <w:start w:val="1"/>
+      <w:numFmt w:val="decimal"/>
+      <w:lvlText w:val="%7."/>
+      <w:lvlJc w:val="left"/>
+      <w:pPr>
+        <w:ind w:left="5040" w:hanging="360"/>
+      </w:pPr>
+    </w:lvl>
+    <w:lvl w:ilvl="7" w:tplc="0C0C0019" w:tentative="1">
+      <w:start w:val="1"/>
+      <w:numFmt w:val="lowerLetter"/>
+      <w:lvlText w:val="%8."/>
+      <w:lvlJc w:val="left"/>
+      <w:pPr>
+        <w:ind w:left="5760" w:hanging="360"/>
+      </w:pPr>
+    </w:lvl>
+    <w:lvl w:ilvl="8" w:tplc="0C0C001B" w:tentative="1">
+      <w:start w:val="1"/>
+      <w:numFmt w:val="lowerRoman"/>
+      <w:lvlText w:val="%9."/>
+      <w:lvlJc w:val="right"/>
+      <w:pPr>
+        <w:ind w:left="6480" w:hanging="180"/>
+      </w:pPr>
+    </w:lvl>
+  </w:abstractNum>
+  <w:abstractNum w:abstractNumId="3" w15:restartNumberingAfterBreak="0">
+    <w:nsid w:val="15312C9F"/>
+    <w:multiLevelType w:val="hybridMultilevel"/>
+    <w:tmpl w:val="4E84B1C4"/>
+    <w:lvl w:ilvl="0" w:tplc="C4A0C1E0">
+      <w:numFmt w:val="bullet"/>
+      <w:lvlText w:val="-"/>
+      <w:lvlJc w:val="left"/>
+      <w:pPr>
+        <w:ind w:left="720" w:hanging="360"/>
+      </w:pPr>
+      <w:rPr>
+        <w:rFonts w:ascii="Arial" w:eastAsiaTheme="minorHAnsi" w:hAnsi="Arial" w:cs="Arial" w:hint="default"/>
+      </w:rPr>
+    </w:lvl>
+    <w:lvl w:ilvl="1" w:tplc="0C0C0003" w:tentative="1">
+      <w:start w:val="1"/>
+      <w:numFmt w:val="bullet"/>
+      <w:lvlText w:val="o"/>
+      <w:lvlJc w:val="left"/>
+      <w:pPr>
+        <w:ind w:left="1440" w:hanging="360"/>
+      </w:pPr>
+      <w:rPr>
+        <w:rFonts w:ascii="Courier New" w:hAnsi="Courier New" w:cs="Courier New" w:hint="default"/>
+      </w:rPr>
+    </w:lvl>
+    <w:lvl w:ilvl="2" w:tplc="0C0C0005" w:tentative="1">
+      <w:start w:val="1"/>
+      <w:numFmt w:val="bullet"/>
+      <w:lvlText w:val=""/>
+      <w:lvlJc w:val="left"/>
+      <w:pPr>
+        <w:ind w:left="2160" w:hanging="360"/>
+      </w:pPr>
+      <w:rPr>
+        <w:rFonts w:ascii="Wingdings" w:hAnsi="Wingdings" w:hint="default"/>
+      </w:rPr>
+    </w:lvl>
+    <w:lvl w:ilvl="3" w:tplc="0C0C0001" w:tentative="1">
+      <w:start w:val="1"/>
+      <w:numFmt w:val="bullet"/>
+      <w:lvlText w:val=""/>
+      <w:lvlJc w:val="left"/>
+      <w:pPr>
+        <w:ind w:left="2880" w:hanging="360"/>
+      </w:pPr>
+      <w:rPr>
+        <w:rFonts w:ascii="Symbol" w:hAnsi="Symbol" w:hint="default"/>
+      </w:rPr>
+    </w:lvl>
+    <w:lvl w:ilvl="4" w:tplc="0C0C0003" w:tentative="1">
+      <w:start w:val="1"/>
+      <w:numFmt w:val="bullet"/>
+      <w:lvlText w:val="o"/>
+      <w:lvlJc w:val="left"/>
+      <w:pPr>
+        <w:ind w:left="3600" w:hanging="360"/>
+      </w:pPr>
+      <w:rPr>
+        <w:rFonts w:ascii="Courier New" w:hAnsi="Courier New" w:cs="Courier New" w:hint="default"/>
+      </w:rPr>
+    </w:lvl>
+    <w:lvl w:ilvl="5" w:tplc="0C0C0005" w:tentative="1">
+      <w:start w:val="1"/>
+      <w:numFmt w:val="bullet"/>
+      <w:lvlText w:val=""/>
+      <w:lvlJc w:val="left"/>
+      <w:pPr>
+        <w:ind w:left="4320" w:hanging="360"/>
+      </w:pPr>
+      <w:rPr>
+        <w:rFonts w:ascii="Wingdings" w:hAnsi="Wingdings" w:hint="default"/>
+      </w:rPr>
+    </w:lvl>
+    <w:lvl w:ilvl="6" w:tplc="0C0C0001" w:tentative="1">
+      <w:start w:val="1"/>
+      <w:numFmt w:val="bullet"/>
+      <w:lvlText w:val=""/>
+      <w:lvlJc w:val="left"/>
+      <w:pPr>
+        <w:ind w:left="5040" w:hanging="360"/>
+      </w:pPr>
+      <w:rPr>
+        <w:rFonts w:ascii="Symbol" w:hAnsi="Symbol" w:hint="default"/>
+      </w:rPr>
+    </w:lvl>
+    <w:lvl w:ilvl="7" w:tplc="0C0C0003" w:tentative="1">
+      <w:start w:val="1"/>
+      <w:numFmt w:val="bullet"/>
+      <w:lvlText w:val="o"/>
+      <w:lvlJc w:val="left"/>
+      <w:pPr>
+        <w:ind w:left="5760" w:hanging="360"/>
+      </w:pPr>
+      <w:rPr>
+        <w:rFonts w:ascii="Courier New" w:hAnsi="Courier New" w:cs="Courier New" w:hint="default"/>
+      </w:rPr>
+    </w:lvl>
+    <w:lvl w:ilvl="8" w:tplc="0C0C0005" w:tentative="1">
+      <w:start w:val="1"/>
+      <w:numFmt w:val="bullet"/>
+      <w:lvlText w:val=""/>
+      <w:lvlJc w:val="left"/>
+      <w:pPr>
+        <w:ind w:left="6480" w:hanging="360"/>
+      </w:pPr>
+      <w:rPr>
+        <w:rFonts w:ascii="Wingdings" w:hAnsi="Wingdings" w:hint="default"/>
+      </w:rPr>
+    </w:lvl>
+  </w:abstractNum>
+  <w:abstractNum w:abstractNumId="4" w15:restartNumberingAfterBreak="0">
+    <w:nsid w:val="1B500D15"/>
+    <w:multiLevelType w:val="hybridMultilevel"/>
+    <w:tmpl w:val="D1B45D18"/>
+    <w:lvl w:ilvl="0" w:tplc="C0725D7E">
+      <w:start w:val="1"/>
+      <w:numFmt w:val="decimal"/>
+      <w:lvlText w:val="%1."/>
+      <w:lvlJc w:val="left"/>
+      <w:pPr>
+        <w:ind w:left="1060" w:hanging="700"/>
+      </w:pPr>
+      <w:rPr>
+        <w:rFonts w:hint="default"/>
+        <w:b w:val="0"/>
+        <w:bCs w:val="0"/>
+      </w:rPr>
+    </w:lvl>
+    <w:lvl w:ilvl="1" w:tplc="0C0C0019" w:tentative="1">
+      <w:start w:val="1"/>
+      <w:numFmt w:val="lowerLetter"/>
+      <w:lvlText w:val="%2."/>
+      <w:lvlJc w:val="left"/>
+      <w:pPr>
+        <w:ind w:left="1440" w:hanging="360"/>
+      </w:pPr>
+    </w:lvl>
+    <w:lvl w:ilvl="2" w:tplc="0C0C001B" w:tentative="1">
+      <w:start w:val="1"/>
+      <w:numFmt w:val="lowerRoman"/>
+      <w:lvlText w:val="%3."/>
+      <w:lvlJc w:val="right"/>
+      <w:pPr>
+        <w:ind w:left="2160" w:hanging="180"/>
+      </w:pPr>
+    </w:lvl>
+    <w:lvl w:ilvl="3" w:tplc="0C0C000F" w:tentative="1">
+      <w:start w:val="1"/>
+      <w:numFmt w:val="decimal"/>
+      <w:lvlText w:val="%4."/>
+      <w:lvlJc w:val="left"/>
+      <w:pPr>
+        <w:ind w:left="2880" w:hanging="360"/>
+      </w:pPr>
+    </w:lvl>
+    <w:lvl w:ilvl="4" w:tplc="0C0C0019" w:tentative="1">
+      <w:start w:val="1"/>
+      <w:numFmt w:val="lowerLetter"/>
+      <w:lvlText w:val="%5."/>
+      <w:lvlJc w:val="left"/>
+      <w:pPr>
+        <w:ind w:left="3600" w:hanging="360"/>
+      </w:pPr>
+    </w:lvl>
+    <w:lvl w:ilvl="5" w:tplc="0C0C001B" w:tentative="1">
+      <w:start w:val="1"/>
+      <w:numFmt w:val="lowerRoman"/>
+      <w:lvlText w:val="%6."/>
+      <w:lvlJc w:val="right"/>
+      <w:pPr>
+        <w:ind w:left="4320" w:hanging="180"/>
+      </w:pPr>
+    </w:lvl>
+    <w:lvl w:ilvl="6" w:tplc="0C0C000F" w:tentative="1">
+      <w:start w:val="1"/>
+      <w:numFmt w:val="decimal"/>
+      <w:lvlText w:val="%7."/>
+      <w:lvlJc w:val="left"/>
+      <w:pPr>
+        <w:ind w:left="5040" w:hanging="360"/>
+      </w:pPr>
+    </w:lvl>
+    <w:lvl w:ilvl="7" w:tplc="0C0C0019" w:tentative="1">
+      <w:start w:val="1"/>
+      <w:numFmt w:val="lowerLetter"/>
+      <w:lvlText w:val="%8."/>
+      <w:lvlJc w:val="left"/>
+      <w:pPr>
+        <w:ind w:left="5760" w:hanging="360"/>
+      </w:pPr>
+    </w:lvl>
+    <w:lvl w:ilvl="8" w:tplc="0C0C001B" w:tentative="1">
+      <w:start w:val="1"/>
+      <w:numFmt w:val="lowerRoman"/>
+      <w:lvlText w:val="%9."/>
+      <w:lvlJc w:val="right"/>
+      <w:pPr>
+        <w:ind w:left="6480" w:hanging="180"/>
+      </w:pPr>
+    </w:lvl>
+  </w:abstractNum>
+  <w:abstractNum w:abstractNumId="5" w15:restartNumberingAfterBreak="0">
     <w:nsid w:val="2F60BCE0"/>
     <w:multiLevelType w:val="multilevel"/>
     <w:tmpl w:val="B1FEFD5A"/>
@@ -1144,8 +6950,992 @@
       </w:rPr>
     </w:lvl>
   </w:abstractNum>
+  <w:abstractNum w:abstractNumId="6" w15:restartNumberingAfterBreak="0">
+    <w:nsid w:val="369E7BA9"/>
+    <w:multiLevelType w:val="hybridMultilevel"/>
+    <w:tmpl w:val="55BC6018"/>
+    <w:lvl w:ilvl="0" w:tplc="0C0C000F">
+      <w:start w:val="1"/>
+      <w:numFmt w:val="decimal"/>
+      <w:lvlText w:val="%1."/>
+      <w:lvlJc w:val="left"/>
+      <w:pPr>
+        <w:ind w:left="720" w:hanging="360"/>
+      </w:pPr>
+      <w:rPr>
+        <w:rFonts w:hint="default"/>
+      </w:rPr>
+    </w:lvl>
+    <w:lvl w:ilvl="1" w:tplc="0C0C0019" w:tentative="1">
+      <w:start w:val="1"/>
+      <w:numFmt w:val="lowerLetter"/>
+      <w:lvlText w:val="%2."/>
+      <w:lvlJc w:val="left"/>
+      <w:pPr>
+        <w:ind w:left="1440" w:hanging="360"/>
+      </w:pPr>
+    </w:lvl>
+    <w:lvl w:ilvl="2" w:tplc="0C0C001B" w:tentative="1">
+      <w:start w:val="1"/>
+      <w:numFmt w:val="lowerRoman"/>
+      <w:lvlText w:val="%3."/>
+      <w:lvlJc w:val="right"/>
+      <w:pPr>
+        <w:ind w:left="2160" w:hanging="180"/>
+      </w:pPr>
+    </w:lvl>
+    <w:lvl w:ilvl="3" w:tplc="0C0C000F" w:tentative="1">
+      <w:start w:val="1"/>
+      <w:numFmt w:val="decimal"/>
+      <w:lvlText w:val="%4."/>
+      <w:lvlJc w:val="left"/>
+      <w:pPr>
+        <w:ind w:left="2880" w:hanging="360"/>
+      </w:pPr>
+    </w:lvl>
+    <w:lvl w:ilvl="4" w:tplc="0C0C0019" w:tentative="1">
+      <w:start w:val="1"/>
+      <w:numFmt w:val="lowerLetter"/>
+      <w:lvlText w:val="%5."/>
+      <w:lvlJc w:val="left"/>
+      <w:pPr>
+        <w:ind w:left="3600" w:hanging="360"/>
+      </w:pPr>
+    </w:lvl>
+    <w:lvl w:ilvl="5" w:tplc="0C0C001B" w:tentative="1">
+      <w:start w:val="1"/>
+      <w:numFmt w:val="lowerRoman"/>
+      <w:lvlText w:val="%6."/>
+      <w:lvlJc w:val="right"/>
+      <w:pPr>
+        <w:ind w:left="4320" w:hanging="180"/>
+      </w:pPr>
+    </w:lvl>
+    <w:lvl w:ilvl="6" w:tplc="0C0C000F" w:tentative="1">
+      <w:start w:val="1"/>
+      <w:numFmt w:val="decimal"/>
+      <w:lvlText w:val="%7."/>
+      <w:lvlJc w:val="left"/>
+      <w:pPr>
+        <w:ind w:left="5040" w:hanging="360"/>
+      </w:pPr>
+    </w:lvl>
+    <w:lvl w:ilvl="7" w:tplc="0C0C0019" w:tentative="1">
+      <w:start w:val="1"/>
+      <w:numFmt w:val="lowerLetter"/>
+      <w:lvlText w:val="%8."/>
+      <w:lvlJc w:val="left"/>
+      <w:pPr>
+        <w:ind w:left="5760" w:hanging="360"/>
+      </w:pPr>
+    </w:lvl>
+    <w:lvl w:ilvl="8" w:tplc="0C0C001B" w:tentative="1">
+      <w:start w:val="1"/>
+      <w:numFmt w:val="lowerRoman"/>
+      <w:lvlText w:val="%9."/>
+      <w:lvlJc w:val="right"/>
+      <w:pPr>
+        <w:ind w:left="6480" w:hanging="180"/>
+      </w:pPr>
+    </w:lvl>
+  </w:abstractNum>
+  <w:abstractNum w:abstractNumId="7" w15:restartNumberingAfterBreak="0">
+    <w:nsid w:val="3BB313F6"/>
+    <w:multiLevelType w:val="hybridMultilevel"/>
+    <w:tmpl w:val="AABEA6EA"/>
+    <w:lvl w:ilvl="0" w:tplc="5A7CC76A">
+      <w:start w:val="1"/>
+      <w:numFmt w:val="bullet"/>
+      <w:lvlText w:val="-"/>
+      <w:lvlJc w:val="left"/>
+      <w:pPr>
+        <w:ind w:left="720" w:hanging="360"/>
+      </w:pPr>
+      <w:rPr>
+        <w:rFonts w:ascii="Arial" w:eastAsiaTheme="minorHAnsi" w:hAnsi="Arial" w:cs="Arial" w:hint="default"/>
+      </w:rPr>
+    </w:lvl>
+    <w:lvl w:ilvl="1" w:tplc="0C0C0003" w:tentative="1">
+      <w:start w:val="1"/>
+      <w:numFmt w:val="bullet"/>
+      <w:lvlText w:val="o"/>
+      <w:lvlJc w:val="left"/>
+      <w:pPr>
+        <w:ind w:left="1440" w:hanging="360"/>
+      </w:pPr>
+      <w:rPr>
+        <w:rFonts w:ascii="Courier New" w:hAnsi="Courier New" w:cs="Courier New" w:hint="default"/>
+      </w:rPr>
+    </w:lvl>
+    <w:lvl w:ilvl="2" w:tplc="0C0C0005" w:tentative="1">
+      <w:start w:val="1"/>
+      <w:numFmt w:val="bullet"/>
+      <w:lvlText w:val=""/>
+      <w:lvlJc w:val="left"/>
+      <w:pPr>
+        <w:ind w:left="2160" w:hanging="360"/>
+      </w:pPr>
+      <w:rPr>
+        <w:rFonts w:ascii="Wingdings" w:hAnsi="Wingdings" w:hint="default"/>
+      </w:rPr>
+    </w:lvl>
+    <w:lvl w:ilvl="3" w:tplc="0C0C0001" w:tentative="1">
+      <w:start w:val="1"/>
+      <w:numFmt w:val="bullet"/>
+      <w:lvlText w:val=""/>
+      <w:lvlJc w:val="left"/>
+      <w:pPr>
+        <w:ind w:left="2880" w:hanging="360"/>
+      </w:pPr>
+      <w:rPr>
+        <w:rFonts w:ascii="Symbol" w:hAnsi="Symbol" w:hint="default"/>
+      </w:rPr>
+    </w:lvl>
+    <w:lvl w:ilvl="4" w:tplc="0C0C0003" w:tentative="1">
+      <w:start w:val="1"/>
+      <w:numFmt w:val="bullet"/>
+      <w:lvlText w:val="o"/>
+      <w:lvlJc w:val="left"/>
+      <w:pPr>
+        <w:ind w:left="3600" w:hanging="360"/>
+      </w:pPr>
+      <w:rPr>
+        <w:rFonts w:ascii="Courier New" w:hAnsi="Courier New" w:cs="Courier New" w:hint="default"/>
+      </w:rPr>
+    </w:lvl>
+    <w:lvl w:ilvl="5" w:tplc="0C0C0005" w:tentative="1">
+      <w:start w:val="1"/>
+      <w:numFmt w:val="bullet"/>
+      <w:lvlText w:val=""/>
+      <w:lvlJc w:val="left"/>
+      <w:pPr>
+        <w:ind w:left="4320" w:hanging="360"/>
+      </w:pPr>
+      <w:rPr>
+        <w:rFonts w:ascii="Wingdings" w:hAnsi="Wingdings" w:hint="default"/>
+      </w:rPr>
+    </w:lvl>
+    <w:lvl w:ilvl="6" w:tplc="0C0C0001" w:tentative="1">
+      <w:start w:val="1"/>
+      <w:numFmt w:val="bullet"/>
+      <w:lvlText w:val=""/>
+      <w:lvlJc w:val="left"/>
+      <w:pPr>
+        <w:ind w:left="5040" w:hanging="360"/>
+      </w:pPr>
+      <w:rPr>
+        <w:rFonts w:ascii="Symbol" w:hAnsi="Symbol" w:hint="default"/>
+      </w:rPr>
+    </w:lvl>
+    <w:lvl w:ilvl="7" w:tplc="0C0C0003" w:tentative="1">
+      <w:start w:val="1"/>
+      <w:numFmt w:val="bullet"/>
+      <w:lvlText w:val="o"/>
+      <w:lvlJc w:val="left"/>
+      <w:pPr>
+        <w:ind w:left="5760" w:hanging="360"/>
+      </w:pPr>
+      <w:rPr>
+        <w:rFonts w:ascii="Courier New" w:hAnsi="Courier New" w:cs="Courier New" w:hint="default"/>
+      </w:rPr>
+    </w:lvl>
+    <w:lvl w:ilvl="8" w:tplc="0C0C0005" w:tentative="1">
+      <w:start w:val="1"/>
+      <w:numFmt w:val="bullet"/>
+      <w:lvlText w:val=""/>
+      <w:lvlJc w:val="left"/>
+      <w:pPr>
+        <w:ind w:left="6480" w:hanging="360"/>
+      </w:pPr>
+      <w:rPr>
+        <w:rFonts w:ascii="Wingdings" w:hAnsi="Wingdings" w:hint="default"/>
+      </w:rPr>
+    </w:lvl>
+  </w:abstractNum>
+  <w:abstractNum w:abstractNumId="8" w15:restartNumberingAfterBreak="0">
+    <w:nsid w:val="3C3035E7"/>
+    <w:multiLevelType w:val="hybridMultilevel"/>
+    <w:tmpl w:val="39D4DE9E"/>
+    <w:lvl w:ilvl="0" w:tplc="0C0C000F">
+      <w:start w:val="1"/>
+      <w:numFmt w:val="decimal"/>
+      <w:lvlText w:val="%1."/>
+      <w:lvlJc w:val="left"/>
+      <w:pPr>
+        <w:ind w:left="720" w:hanging="360"/>
+      </w:pPr>
+      <w:rPr>
+        <w:rFonts w:hint="default"/>
+      </w:rPr>
+    </w:lvl>
+    <w:lvl w:ilvl="1" w:tplc="0C0C0019" w:tentative="1">
+      <w:start w:val="1"/>
+      <w:numFmt w:val="lowerLetter"/>
+      <w:lvlText w:val="%2."/>
+      <w:lvlJc w:val="left"/>
+      <w:pPr>
+        <w:ind w:left="1440" w:hanging="360"/>
+      </w:pPr>
+    </w:lvl>
+    <w:lvl w:ilvl="2" w:tplc="0C0C001B" w:tentative="1">
+      <w:start w:val="1"/>
+      <w:numFmt w:val="lowerRoman"/>
+      <w:lvlText w:val="%3."/>
+      <w:lvlJc w:val="right"/>
+      <w:pPr>
+        <w:ind w:left="2160" w:hanging="180"/>
+      </w:pPr>
+    </w:lvl>
+    <w:lvl w:ilvl="3" w:tplc="0C0C000F" w:tentative="1">
+      <w:start w:val="1"/>
+      <w:numFmt w:val="decimal"/>
+      <w:lvlText w:val="%4."/>
+      <w:lvlJc w:val="left"/>
+      <w:pPr>
+        <w:ind w:left="2880" w:hanging="360"/>
+      </w:pPr>
+    </w:lvl>
+    <w:lvl w:ilvl="4" w:tplc="0C0C0019" w:tentative="1">
+      <w:start w:val="1"/>
+      <w:numFmt w:val="lowerLetter"/>
+      <w:lvlText w:val="%5."/>
+      <w:lvlJc w:val="left"/>
+      <w:pPr>
+        <w:ind w:left="3600" w:hanging="360"/>
+      </w:pPr>
+    </w:lvl>
+    <w:lvl w:ilvl="5" w:tplc="0C0C001B" w:tentative="1">
+      <w:start w:val="1"/>
+      <w:numFmt w:val="lowerRoman"/>
+      <w:lvlText w:val="%6."/>
+      <w:lvlJc w:val="right"/>
+      <w:pPr>
+        <w:ind w:left="4320" w:hanging="180"/>
+      </w:pPr>
+    </w:lvl>
+    <w:lvl w:ilvl="6" w:tplc="0C0C000F" w:tentative="1">
+      <w:start w:val="1"/>
+      <w:numFmt w:val="decimal"/>
+      <w:lvlText w:val="%7."/>
+      <w:lvlJc w:val="left"/>
+      <w:pPr>
+        <w:ind w:left="5040" w:hanging="360"/>
+      </w:pPr>
+    </w:lvl>
+    <w:lvl w:ilvl="7" w:tplc="0C0C0019" w:tentative="1">
+      <w:start w:val="1"/>
+      <w:numFmt w:val="lowerLetter"/>
+      <w:lvlText w:val="%8."/>
+      <w:lvlJc w:val="left"/>
+      <w:pPr>
+        <w:ind w:left="5760" w:hanging="360"/>
+      </w:pPr>
+    </w:lvl>
+    <w:lvl w:ilvl="8" w:tplc="0C0C001B" w:tentative="1">
+      <w:start w:val="1"/>
+      <w:numFmt w:val="lowerRoman"/>
+      <w:lvlText w:val="%9."/>
+      <w:lvlJc w:val="right"/>
+      <w:pPr>
+        <w:ind w:left="6480" w:hanging="180"/>
+      </w:pPr>
+    </w:lvl>
+  </w:abstractNum>
+  <w:abstractNum w:abstractNumId="9" w15:restartNumberingAfterBreak="0">
+    <w:nsid w:val="3DA536A9"/>
+    <w:multiLevelType w:val="hybridMultilevel"/>
+    <w:tmpl w:val="A34C4028"/>
+    <w:lvl w:ilvl="0" w:tplc="0C0C000F">
+      <w:start w:val="1"/>
+      <w:numFmt w:val="decimal"/>
+      <w:lvlText w:val="%1."/>
+      <w:lvlJc w:val="left"/>
+      <w:pPr>
+        <w:ind w:left="720" w:hanging="360"/>
+      </w:pPr>
+      <w:rPr>
+        <w:rFonts w:hint="default"/>
+      </w:rPr>
+    </w:lvl>
+    <w:lvl w:ilvl="1" w:tplc="0C0C0019" w:tentative="1">
+      <w:start w:val="1"/>
+      <w:numFmt w:val="lowerLetter"/>
+      <w:lvlText w:val="%2."/>
+      <w:lvlJc w:val="left"/>
+      <w:pPr>
+        <w:ind w:left="1440" w:hanging="360"/>
+      </w:pPr>
+    </w:lvl>
+    <w:lvl w:ilvl="2" w:tplc="0C0C001B" w:tentative="1">
+      <w:start w:val="1"/>
+      <w:numFmt w:val="lowerRoman"/>
+      <w:lvlText w:val="%3."/>
+      <w:lvlJc w:val="right"/>
+      <w:pPr>
+        <w:ind w:left="2160" w:hanging="180"/>
+      </w:pPr>
+    </w:lvl>
+    <w:lvl w:ilvl="3" w:tplc="0C0C000F" w:tentative="1">
+      <w:start w:val="1"/>
+      <w:numFmt w:val="decimal"/>
+      <w:lvlText w:val="%4."/>
+      <w:lvlJc w:val="left"/>
+      <w:pPr>
+        <w:ind w:left="2880" w:hanging="360"/>
+      </w:pPr>
+    </w:lvl>
+    <w:lvl w:ilvl="4" w:tplc="0C0C0019" w:tentative="1">
+      <w:start w:val="1"/>
+      <w:numFmt w:val="lowerLetter"/>
+      <w:lvlText w:val="%5."/>
+      <w:lvlJc w:val="left"/>
+      <w:pPr>
+        <w:ind w:left="3600" w:hanging="360"/>
+      </w:pPr>
+    </w:lvl>
+    <w:lvl w:ilvl="5" w:tplc="0C0C001B" w:tentative="1">
+      <w:start w:val="1"/>
+      <w:numFmt w:val="lowerRoman"/>
+      <w:lvlText w:val="%6."/>
+      <w:lvlJc w:val="right"/>
+      <w:pPr>
+        <w:ind w:left="4320" w:hanging="180"/>
+      </w:pPr>
+    </w:lvl>
+    <w:lvl w:ilvl="6" w:tplc="0C0C000F" w:tentative="1">
+      <w:start w:val="1"/>
+      <w:numFmt w:val="decimal"/>
+      <w:lvlText w:val="%7."/>
+      <w:lvlJc w:val="left"/>
+      <w:pPr>
+        <w:ind w:left="5040" w:hanging="360"/>
+      </w:pPr>
+    </w:lvl>
+    <w:lvl w:ilvl="7" w:tplc="0C0C0019" w:tentative="1">
+      <w:start w:val="1"/>
+      <w:numFmt w:val="lowerLetter"/>
+      <w:lvlText w:val="%8."/>
+      <w:lvlJc w:val="left"/>
+      <w:pPr>
+        <w:ind w:left="5760" w:hanging="360"/>
+      </w:pPr>
+    </w:lvl>
+    <w:lvl w:ilvl="8" w:tplc="0C0C001B" w:tentative="1">
+      <w:start w:val="1"/>
+      <w:numFmt w:val="lowerRoman"/>
+      <w:lvlText w:val="%9."/>
+      <w:lvlJc w:val="right"/>
+      <w:pPr>
+        <w:ind w:left="6480" w:hanging="180"/>
+      </w:pPr>
+    </w:lvl>
+  </w:abstractNum>
+  <w:abstractNum w:abstractNumId="10" w15:restartNumberingAfterBreak="0">
+    <w:nsid w:val="4EFE2CE7"/>
+    <w:multiLevelType w:val="hybridMultilevel"/>
+    <w:tmpl w:val="9DE00C5A"/>
+    <w:lvl w:ilvl="0" w:tplc="0C0C000F">
+      <w:start w:val="1"/>
+      <w:numFmt w:val="decimal"/>
+      <w:lvlText w:val="%1."/>
+      <w:lvlJc w:val="left"/>
+      <w:pPr>
+        <w:ind w:left="720" w:hanging="360"/>
+      </w:pPr>
+      <w:rPr>
+        <w:rFonts w:hint="default"/>
+      </w:rPr>
+    </w:lvl>
+    <w:lvl w:ilvl="1" w:tplc="0C0C0019" w:tentative="1">
+      <w:start w:val="1"/>
+      <w:numFmt w:val="lowerLetter"/>
+      <w:lvlText w:val="%2."/>
+      <w:lvlJc w:val="left"/>
+      <w:pPr>
+        <w:ind w:left="1440" w:hanging="360"/>
+      </w:pPr>
+    </w:lvl>
+    <w:lvl w:ilvl="2" w:tplc="0C0C001B" w:tentative="1">
+      <w:start w:val="1"/>
+      <w:numFmt w:val="lowerRoman"/>
+      <w:lvlText w:val="%3."/>
+      <w:lvlJc w:val="right"/>
+      <w:pPr>
+        <w:ind w:left="2160" w:hanging="180"/>
+      </w:pPr>
+    </w:lvl>
+    <w:lvl w:ilvl="3" w:tplc="0C0C000F" w:tentative="1">
+      <w:start w:val="1"/>
+      <w:numFmt w:val="decimal"/>
+      <w:lvlText w:val="%4."/>
+      <w:lvlJc w:val="left"/>
+      <w:pPr>
+        <w:ind w:left="2880" w:hanging="360"/>
+      </w:pPr>
+    </w:lvl>
+    <w:lvl w:ilvl="4" w:tplc="0C0C0019" w:tentative="1">
+      <w:start w:val="1"/>
+      <w:numFmt w:val="lowerLetter"/>
+      <w:lvlText w:val="%5."/>
+      <w:lvlJc w:val="left"/>
+      <w:pPr>
+        <w:ind w:left="3600" w:hanging="360"/>
+      </w:pPr>
+    </w:lvl>
+    <w:lvl w:ilvl="5" w:tplc="0C0C001B" w:tentative="1">
+      <w:start w:val="1"/>
+      <w:numFmt w:val="lowerRoman"/>
+      <w:lvlText w:val="%6."/>
+      <w:lvlJc w:val="right"/>
+      <w:pPr>
+        <w:ind w:left="4320" w:hanging="180"/>
+      </w:pPr>
+    </w:lvl>
+    <w:lvl w:ilvl="6" w:tplc="0C0C000F" w:tentative="1">
+      <w:start w:val="1"/>
+      <w:numFmt w:val="decimal"/>
+      <w:lvlText w:val="%7."/>
+      <w:lvlJc w:val="left"/>
+      <w:pPr>
+        <w:ind w:left="5040" w:hanging="360"/>
+      </w:pPr>
+    </w:lvl>
+    <w:lvl w:ilvl="7" w:tplc="0C0C0019" w:tentative="1">
+      <w:start w:val="1"/>
+      <w:numFmt w:val="lowerLetter"/>
+      <w:lvlText w:val="%8."/>
+      <w:lvlJc w:val="left"/>
+      <w:pPr>
+        <w:ind w:left="5760" w:hanging="360"/>
+      </w:pPr>
+    </w:lvl>
+    <w:lvl w:ilvl="8" w:tplc="0C0C001B" w:tentative="1">
+      <w:start w:val="1"/>
+      <w:numFmt w:val="lowerRoman"/>
+      <w:lvlText w:val="%9."/>
+      <w:lvlJc w:val="right"/>
+      <w:pPr>
+        <w:ind w:left="6480" w:hanging="180"/>
+      </w:pPr>
+    </w:lvl>
+  </w:abstractNum>
+  <w:abstractNum w:abstractNumId="11" w15:restartNumberingAfterBreak="0">
+    <w:nsid w:val="56664C23"/>
+    <w:multiLevelType w:val="hybridMultilevel"/>
+    <w:tmpl w:val="9D009218"/>
+    <w:lvl w:ilvl="0" w:tplc="44DE85E2">
+      <w:numFmt w:val="bullet"/>
+      <w:lvlText w:val="-"/>
+      <w:lvlJc w:val="left"/>
+      <w:pPr>
+        <w:ind w:left="720" w:hanging="360"/>
+      </w:pPr>
+      <w:rPr>
+        <w:rFonts w:ascii="Arial" w:eastAsiaTheme="minorHAnsi" w:hAnsi="Arial" w:cs="Arial" w:hint="default"/>
+      </w:rPr>
+    </w:lvl>
+    <w:lvl w:ilvl="1" w:tplc="0C0C0003" w:tentative="1">
+      <w:start w:val="1"/>
+      <w:numFmt w:val="bullet"/>
+      <w:lvlText w:val="o"/>
+      <w:lvlJc w:val="left"/>
+      <w:pPr>
+        <w:ind w:left="1440" w:hanging="360"/>
+      </w:pPr>
+      <w:rPr>
+        <w:rFonts w:ascii="Courier New" w:hAnsi="Courier New" w:cs="Courier New" w:hint="default"/>
+      </w:rPr>
+    </w:lvl>
+    <w:lvl w:ilvl="2" w:tplc="0C0C0005" w:tentative="1">
+      <w:start w:val="1"/>
+      <w:numFmt w:val="bullet"/>
+      <w:lvlText w:val=""/>
+      <w:lvlJc w:val="left"/>
+      <w:pPr>
+        <w:ind w:left="2160" w:hanging="360"/>
+      </w:pPr>
+      <w:rPr>
+        <w:rFonts w:ascii="Wingdings" w:hAnsi="Wingdings" w:hint="default"/>
+      </w:rPr>
+    </w:lvl>
+    <w:lvl w:ilvl="3" w:tplc="0C0C0001" w:tentative="1">
+      <w:start w:val="1"/>
+      <w:numFmt w:val="bullet"/>
+      <w:lvlText w:val=""/>
+      <w:lvlJc w:val="left"/>
+      <w:pPr>
+        <w:ind w:left="2880" w:hanging="360"/>
+      </w:pPr>
+      <w:rPr>
+        <w:rFonts w:ascii="Symbol" w:hAnsi="Symbol" w:hint="default"/>
+      </w:rPr>
+    </w:lvl>
+    <w:lvl w:ilvl="4" w:tplc="0C0C0003" w:tentative="1">
+      <w:start w:val="1"/>
+      <w:numFmt w:val="bullet"/>
+      <w:lvlText w:val="o"/>
+      <w:lvlJc w:val="left"/>
+      <w:pPr>
+        <w:ind w:left="3600" w:hanging="360"/>
+      </w:pPr>
+      <w:rPr>
+        <w:rFonts w:ascii="Courier New" w:hAnsi="Courier New" w:cs="Courier New" w:hint="default"/>
+      </w:rPr>
+    </w:lvl>
+    <w:lvl w:ilvl="5" w:tplc="0C0C0005" w:tentative="1">
+      <w:start w:val="1"/>
+      <w:numFmt w:val="bullet"/>
+      <w:lvlText w:val=""/>
+      <w:lvlJc w:val="left"/>
+      <w:pPr>
+        <w:ind w:left="4320" w:hanging="360"/>
+      </w:pPr>
+      <w:rPr>
+        <w:rFonts w:ascii="Wingdings" w:hAnsi="Wingdings" w:hint="default"/>
+      </w:rPr>
+    </w:lvl>
+    <w:lvl w:ilvl="6" w:tplc="0C0C0001" w:tentative="1">
+      <w:start w:val="1"/>
+      <w:numFmt w:val="bullet"/>
+      <w:lvlText w:val=""/>
+      <w:lvlJc w:val="left"/>
+      <w:pPr>
+        <w:ind w:left="5040" w:hanging="360"/>
+      </w:pPr>
+      <w:rPr>
+        <w:rFonts w:ascii="Symbol" w:hAnsi="Symbol" w:hint="default"/>
+      </w:rPr>
+    </w:lvl>
+    <w:lvl w:ilvl="7" w:tplc="0C0C0003" w:tentative="1">
+      <w:start w:val="1"/>
+      <w:numFmt w:val="bullet"/>
+      <w:lvlText w:val="o"/>
+      <w:lvlJc w:val="left"/>
+      <w:pPr>
+        <w:ind w:left="5760" w:hanging="360"/>
+      </w:pPr>
+      <w:rPr>
+        <w:rFonts w:ascii="Courier New" w:hAnsi="Courier New" w:cs="Courier New" w:hint="default"/>
+      </w:rPr>
+    </w:lvl>
+    <w:lvl w:ilvl="8" w:tplc="0C0C0005" w:tentative="1">
+      <w:start w:val="1"/>
+      <w:numFmt w:val="bullet"/>
+      <w:lvlText w:val=""/>
+      <w:lvlJc w:val="left"/>
+      <w:pPr>
+        <w:ind w:left="6480" w:hanging="360"/>
+      </w:pPr>
+      <w:rPr>
+        <w:rFonts w:ascii="Wingdings" w:hAnsi="Wingdings" w:hint="default"/>
+      </w:rPr>
+    </w:lvl>
+  </w:abstractNum>
+  <w:abstractNum w:abstractNumId="12" w15:restartNumberingAfterBreak="0">
+    <w:nsid w:val="62E66581"/>
+    <w:multiLevelType w:val="hybridMultilevel"/>
+    <w:tmpl w:val="6B203B2A"/>
+    <w:lvl w:ilvl="0" w:tplc="0C0C000F">
+      <w:start w:val="1"/>
+      <w:numFmt w:val="decimal"/>
+      <w:lvlText w:val="%1."/>
+      <w:lvlJc w:val="left"/>
+      <w:pPr>
+        <w:ind w:left="720" w:hanging="360"/>
+      </w:pPr>
+      <w:rPr>
+        <w:rFonts w:hint="default"/>
+      </w:rPr>
+    </w:lvl>
+    <w:lvl w:ilvl="1" w:tplc="0C0C0019" w:tentative="1">
+      <w:start w:val="1"/>
+      <w:numFmt w:val="lowerLetter"/>
+      <w:lvlText w:val="%2."/>
+      <w:lvlJc w:val="left"/>
+      <w:pPr>
+        <w:ind w:left="1440" w:hanging="360"/>
+      </w:pPr>
+    </w:lvl>
+    <w:lvl w:ilvl="2" w:tplc="0C0C001B" w:tentative="1">
+      <w:start w:val="1"/>
+      <w:numFmt w:val="lowerRoman"/>
+      <w:lvlText w:val="%3."/>
+      <w:lvlJc w:val="right"/>
+      <w:pPr>
+        <w:ind w:left="2160" w:hanging="180"/>
+      </w:pPr>
+    </w:lvl>
+    <w:lvl w:ilvl="3" w:tplc="0C0C000F" w:tentative="1">
+      <w:start w:val="1"/>
+      <w:numFmt w:val="decimal"/>
+      <w:lvlText w:val="%4."/>
+      <w:lvlJc w:val="left"/>
+      <w:pPr>
+        <w:ind w:left="2880" w:hanging="360"/>
+      </w:pPr>
+    </w:lvl>
+    <w:lvl w:ilvl="4" w:tplc="0C0C0019" w:tentative="1">
+      <w:start w:val="1"/>
+      <w:numFmt w:val="lowerLetter"/>
+      <w:lvlText w:val="%5."/>
+      <w:lvlJc w:val="left"/>
+      <w:pPr>
+        <w:ind w:left="3600" w:hanging="360"/>
+      </w:pPr>
+    </w:lvl>
+    <w:lvl w:ilvl="5" w:tplc="0C0C001B" w:tentative="1">
+      <w:start w:val="1"/>
+      <w:numFmt w:val="lowerRoman"/>
+      <w:lvlText w:val="%6."/>
+      <w:lvlJc w:val="right"/>
+      <w:pPr>
+        <w:ind w:left="4320" w:hanging="180"/>
+      </w:pPr>
+    </w:lvl>
+    <w:lvl w:ilvl="6" w:tplc="0C0C000F" w:tentative="1">
+      <w:start w:val="1"/>
+      <w:numFmt w:val="decimal"/>
+      <w:lvlText w:val="%7."/>
+      <w:lvlJc w:val="left"/>
+      <w:pPr>
+        <w:ind w:left="5040" w:hanging="360"/>
+      </w:pPr>
+    </w:lvl>
+    <w:lvl w:ilvl="7" w:tplc="0C0C0019" w:tentative="1">
+      <w:start w:val="1"/>
+      <w:numFmt w:val="lowerLetter"/>
+      <w:lvlText w:val="%8."/>
+      <w:lvlJc w:val="left"/>
+      <w:pPr>
+        <w:ind w:left="5760" w:hanging="360"/>
+      </w:pPr>
+    </w:lvl>
+    <w:lvl w:ilvl="8" w:tplc="0C0C001B" w:tentative="1">
+      <w:start w:val="1"/>
+      <w:numFmt w:val="lowerRoman"/>
+      <w:lvlText w:val="%9."/>
+      <w:lvlJc w:val="right"/>
+      <w:pPr>
+        <w:ind w:left="6480" w:hanging="180"/>
+      </w:pPr>
+    </w:lvl>
+  </w:abstractNum>
+  <w:abstractNum w:abstractNumId="13" w15:restartNumberingAfterBreak="0">
+    <w:nsid w:val="63102CAD"/>
+    <w:multiLevelType w:val="hybridMultilevel"/>
+    <w:tmpl w:val="3CDAD6B8"/>
+    <w:lvl w:ilvl="0" w:tplc="0C0C000F">
+      <w:start w:val="1"/>
+      <w:numFmt w:val="decimal"/>
+      <w:lvlText w:val="%1."/>
+      <w:lvlJc w:val="left"/>
+      <w:pPr>
+        <w:ind w:left="720" w:hanging="360"/>
+      </w:pPr>
+      <w:rPr>
+        <w:rFonts w:hint="default"/>
+      </w:rPr>
+    </w:lvl>
+    <w:lvl w:ilvl="1" w:tplc="0C0C0019" w:tentative="1">
+      <w:start w:val="1"/>
+      <w:numFmt w:val="lowerLetter"/>
+      <w:lvlText w:val="%2."/>
+      <w:lvlJc w:val="left"/>
+      <w:pPr>
+        <w:ind w:left="1440" w:hanging="360"/>
+      </w:pPr>
+    </w:lvl>
+    <w:lvl w:ilvl="2" w:tplc="0C0C001B" w:tentative="1">
+      <w:start w:val="1"/>
+      <w:numFmt w:val="lowerRoman"/>
+      <w:lvlText w:val="%3."/>
+      <w:lvlJc w:val="right"/>
+      <w:pPr>
+        <w:ind w:left="2160" w:hanging="180"/>
+      </w:pPr>
+    </w:lvl>
+    <w:lvl w:ilvl="3" w:tplc="0C0C000F" w:tentative="1">
+      <w:start w:val="1"/>
+      <w:numFmt w:val="decimal"/>
+      <w:lvlText w:val="%4."/>
+      <w:lvlJc w:val="left"/>
+      <w:pPr>
+        <w:ind w:left="2880" w:hanging="360"/>
+      </w:pPr>
+    </w:lvl>
+    <w:lvl w:ilvl="4" w:tplc="0C0C0019" w:tentative="1">
+      <w:start w:val="1"/>
+      <w:numFmt w:val="lowerLetter"/>
+      <w:lvlText w:val="%5."/>
+      <w:lvlJc w:val="left"/>
+      <w:pPr>
+        <w:ind w:left="3600" w:hanging="360"/>
+      </w:pPr>
+    </w:lvl>
+    <w:lvl w:ilvl="5" w:tplc="0C0C001B" w:tentative="1">
+      <w:start w:val="1"/>
+      <w:numFmt w:val="lowerRoman"/>
+      <w:lvlText w:val="%6."/>
+      <w:lvlJc w:val="right"/>
+      <w:pPr>
+        <w:ind w:left="4320" w:hanging="180"/>
+      </w:pPr>
+    </w:lvl>
+    <w:lvl w:ilvl="6" w:tplc="0C0C000F" w:tentative="1">
+      <w:start w:val="1"/>
+      <w:numFmt w:val="decimal"/>
+      <w:lvlText w:val="%7."/>
+      <w:lvlJc w:val="left"/>
+      <w:pPr>
+        <w:ind w:left="5040" w:hanging="360"/>
+      </w:pPr>
+    </w:lvl>
+    <w:lvl w:ilvl="7" w:tplc="0C0C0019" w:tentative="1">
+      <w:start w:val="1"/>
+      <w:numFmt w:val="lowerLetter"/>
+      <w:lvlText w:val="%8."/>
+      <w:lvlJc w:val="left"/>
+      <w:pPr>
+        <w:ind w:left="5760" w:hanging="360"/>
+      </w:pPr>
+    </w:lvl>
+    <w:lvl w:ilvl="8" w:tplc="0C0C001B" w:tentative="1">
+      <w:start w:val="1"/>
+      <w:numFmt w:val="lowerRoman"/>
+      <w:lvlText w:val="%9."/>
+      <w:lvlJc w:val="right"/>
+      <w:pPr>
+        <w:ind w:left="6480" w:hanging="180"/>
+      </w:pPr>
+    </w:lvl>
+  </w:abstractNum>
+  <w:abstractNum w:abstractNumId="14" w15:restartNumberingAfterBreak="0">
+    <w:nsid w:val="67B13CFC"/>
+    <w:multiLevelType w:val="hybridMultilevel"/>
+    <w:tmpl w:val="E4AC38A4"/>
+    <w:lvl w:ilvl="0" w:tplc="0C0C000F">
+      <w:start w:val="1"/>
+      <w:numFmt w:val="decimal"/>
+      <w:lvlText w:val="%1."/>
+      <w:lvlJc w:val="left"/>
+      <w:pPr>
+        <w:ind w:left="720" w:hanging="360"/>
+      </w:pPr>
+      <w:rPr>
+        <w:rFonts w:hint="default"/>
+      </w:rPr>
+    </w:lvl>
+    <w:lvl w:ilvl="1" w:tplc="0C0C0019" w:tentative="1">
+      <w:start w:val="1"/>
+      <w:numFmt w:val="lowerLetter"/>
+      <w:lvlText w:val="%2."/>
+      <w:lvlJc w:val="left"/>
+      <w:pPr>
+        <w:ind w:left="1440" w:hanging="360"/>
+      </w:pPr>
+    </w:lvl>
+    <w:lvl w:ilvl="2" w:tplc="0C0C001B" w:tentative="1">
+      <w:start w:val="1"/>
+      <w:numFmt w:val="lowerRoman"/>
+      <w:lvlText w:val="%3."/>
+      <w:lvlJc w:val="right"/>
+      <w:pPr>
+        <w:ind w:left="2160" w:hanging="180"/>
+      </w:pPr>
+    </w:lvl>
+    <w:lvl w:ilvl="3" w:tplc="0C0C000F" w:tentative="1">
+      <w:start w:val="1"/>
+      <w:numFmt w:val="decimal"/>
+      <w:lvlText w:val="%4."/>
+      <w:lvlJc w:val="left"/>
+      <w:pPr>
+        <w:ind w:left="2880" w:hanging="360"/>
+      </w:pPr>
+    </w:lvl>
+    <w:lvl w:ilvl="4" w:tplc="0C0C0019" w:tentative="1">
+      <w:start w:val="1"/>
+      <w:numFmt w:val="lowerLetter"/>
+      <w:lvlText w:val="%5."/>
+      <w:lvlJc w:val="left"/>
+      <w:pPr>
+        <w:ind w:left="3600" w:hanging="360"/>
+      </w:pPr>
+    </w:lvl>
+    <w:lvl w:ilvl="5" w:tplc="0C0C001B" w:tentative="1">
+      <w:start w:val="1"/>
+      <w:numFmt w:val="lowerRoman"/>
+      <w:lvlText w:val="%6."/>
+      <w:lvlJc w:val="right"/>
+      <w:pPr>
+        <w:ind w:left="4320" w:hanging="180"/>
+      </w:pPr>
+    </w:lvl>
+    <w:lvl w:ilvl="6" w:tplc="0C0C000F" w:tentative="1">
+      <w:start w:val="1"/>
+      <w:numFmt w:val="decimal"/>
+      <w:lvlText w:val="%7."/>
+      <w:lvlJc w:val="left"/>
+      <w:pPr>
+        <w:ind w:left="5040" w:hanging="360"/>
+      </w:pPr>
+    </w:lvl>
+    <w:lvl w:ilvl="7" w:tplc="0C0C0019" w:tentative="1">
+      <w:start w:val="1"/>
+      <w:numFmt w:val="lowerLetter"/>
+      <w:lvlText w:val="%8."/>
+      <w:lvlJc w:val="left"/>
+      <w:pPr>
+        <w:ind w:left="5760" w:hanging="360"/>
+      </w:pPr>
+    </w:lvl>
+    <w:lvl w:ilvl="8" w:tplc="0C0C001B" w:tentative="1">
+      <w:start w:val="1"/>
+      <w:numFmt w:val="lowerRoman"/>
+      <w:lvlText w:val="%9."/>
+      <w:lvlJc w:val="right"/>
+      <w:pPr>
+        <w:ind w:left="6480" w:hanging="180"/>
+      </w:pPr>
+    </w:lvl>
+  </w:abstractNum>
+  <w:abstractNum w:abstractNumId="15" w15:restartNumberingAfterBreak="0">
+    <w:nsid w:val="6E516D8E"/>
+    <w:multiLevelType w:val="hybridMultilevel"/>
+    <w:tmpl w:val="D1B45D18"/>
+    <w:lvl w:ilvl="0" w:tplc="FFFFFFFF">
+      <w:start w:val="1"/>
+      <w:numFmt w:val="decimal"/>
+      <w:lvlText w:val="%1."/>
+      <w:lvlJc w:val="left"/>
+      <w:pPr>
+        <w:ind w:left="1060" w:hanging="700"/>
+      </w:pPr>
+      <w:rPr>
+        <w:rFonts w:hint="default"/>
+        <w:b w:val="0"/>
+        <w:bCs w:val="0"/>
+      </w:rPr>
+    </w:lvl>
+    <w:lvl w:ilvl="1" w:tplc="FFFFFFFF" w:tentative="1">
+      <w:start w:val="1"/>
+      <w:numFmt w:val="lowerLetter"/>
+      <w:lvlText w:val="%2."/>
+      <w:lvlJc w:val="left"/>
+      <w:pPr>
+        <w:ind w:left="1440" w:hanging="360"/>
+      </w:pPr>
+    </w:lvl>
+    <w:lvl w:ilvl="2" w:tplc="FFFFFFFF" w:tentative="1">
+      <w:start w:val="1"/>
+      <w:numFmt w:val="lowerRoman"/>
+      <w:lvlText w:val="%3."/>
+      <w:lvlJc w:val="right"/>
+      <w:pPr>
+        <w:ind w:left="2160" w:hanging="180"/>
+      </w:pPr>
+    </w:lvl>
+    <w:lvl w:ilvl="3" w:tplc="FFFFFFFF" w:tentative="1">
+      <w:start w:val="1"/>
+      <w:numFmt w:val="decimal"/>
+      <w:lvlText w:val="%4."/>
+      <w:lvlJc w:val="left"/>
+      <w:pPr>
+        <w:ind w:left="2880" w:hanging="360"/>
+      </w:pPr>
+    </w:lvl>
+    <w:lvl w:ilvl="4" w:tplc="FFFFFFFF" w:tentative="1">
+      <w:start w:val="1"/>
+      <w:numFmt w:val="lowerLetter"/>
+      <w:lvlText w:val="%5."/>
+      <w:lvlJc w:val="left"/>
+      <w:pPr>
+        <w:ind w:left="3600" w:hanging="360"/>
+      </w:pPr>
+    </w:lvl>
+    <w:lvl w:ilvl="5" w:tplc="FFFFFFFF" w:tentative="1">
+      <w:start w:val="1"/>
+      <w:numFmt w:val="lowerRoman"/>
+      <w:lvlText w:val="%6."/>
+      <w:lvlJc w:val="right"/>
+      <w:pPr>
+        <w:ind w:left="4320" w:hanging="180"/>
+      </w:pPr>
+    </w:lvl>
+    <w:lvl w:ilvl="6" w:tplc="FFFFFFFF" w:tentative="1">
+      <w:start w:val="1"/>
+      <w:numFmt w:val="decimal"/>
+      <w:lvlText w:val="%7."/>
+      <w:lvlJc w:val="left"/>
+      <w:pPr>
+        <w:ind w:left="5040" w:hanging="360"/>
+      </w:pPr>
+    </w:lvl>
+    <w:lvl w:ilvl="7" w:tplc="FFFFFFFF" w:tentative="1">
+      <w:start w:val="1"/>
+      <w:numFmt w:val="lowerLetter"/>
+      <w:lvlText w:val="%8."/>
+      <w:lvlJc w:val="left"/>
+      <w:pPr>
+        <w:ind w:left="5760" w:hanging="360"/>
+      </w:pPr>
+    </w:lvl>
+    <w:lvl w:ilvl="8" w:tplc="FFFFFFFF" w:tentative="1">
+      <w:start w:val="1"/>
+      <w:numFmt w:val="lowerRoman"/>
+      <w:lvlText w:val="%9."/>
+      <w:lvlJc w:val="right"/>
+      <w:pPr>
+        <w:ind w:left="6480" w:hanging="180"/>
+      </w:pPr>
+    </w:lvl>
+  </w:abstractNum>
   <w:num w:numId="1" w16cid:durableId="1650209533">
+    <w:abstractNumId w:val="5"/>
+  </w:num>
+  <w:num w:numId="2" w16cid:durableId="1332834257">
+    <w:abstractNumId w:val="3"/>
+  </w:num>
+  <w:num w:numId="3" w16cid:durableId="666708991">
+    <w:abstractNumId w:val="11"/>
+  </w:num>
+  <w:num w:numId="4" w16cid:durableId="95100222">
+    <w:abstractNumId w:val="4"/>
+  </w:num>
+  <w:num w:numId="5" w16cid:durableId="498548475">
+    <w:abstractNumId w:val="15"/>
+  </w:num>
+  <w:num w:numId="6" w16cid:durableId="994724833">
+    <w:abstractNumId w:val="1"/>
+  </w:num>
+  <w:num w:numId="7" w16cid:durableId="200630158">
+    <w:abstractNumId w:val="8"/>
+  </w:num>
+  <w:num w:numId="8" w16cid:durableId="928927459">
+    <w:abstractNumId w:val="6"/>
+  </w:num>
+  <w:num w:numId="9" w16cid:durableId="1754546080">
+    <w:abstractNumId w:val="13"/>
+  </w:num>
+  <w:num w:numId="10" w16cid:durableId="307632449">
     <w:abstractNumId w:val="0"/>
+  </w:num>
+  <w:num w:numId="11" w16cid:durableId="410349676">
+    <w:abstractNumId w:val="12"/>
+  </w:num>
+  <w:num w:numId="12" w16cid:durableId="1843154796">
+    <w:abstractNumId w:val="2"/>
+  </w:num>
+  <w:num w:numId="13" w16cid:durableId="1180506672">
+    <w:abstractNumId w:val="9"/>
+  </w:num>
+  <w:num w:numId="14" w16cid:durableId="654450462">
+    <w:abstractNumId w:val="14"/>
+  </w:num>
+  <w:num w:numId="15" w16cid:durableId="1463961149">
+    <w:abstractNumId w:val="10"/>
+  </w:num>
+  <w:num w:numId="16" w16cid:durableId="1171989463">
+    <w:abstractNumId w:val="7"/>
   </w:num>
 </w:numbering>
 </file>
@@ -13253,6 +20043,25 @@
       <w:contextualSpacing/>
     </w:pPr>
   </w:style>
+  <w:style w:type="table" w:styleId="Grilledetableauclaire">
+    <w:name w:val="Grid Table Light"/>
+    <w:basedOn w:val="TableauNormal"/>
+    <w:uiPriority w:val="40"/>
+    <w:rsid w:val="00697151"/>
+    <w:pPr>
+      <w:spacing w:after="0" w:line="240" w:lineRule="auto"/>
+    </w:pPr>
+    <w:tblPr>
+      <w:tblBorders>
+        <w:top w:val="single" w:sz="4" w:space="0" w:color="BFBFBF" w:themeColor="background1" w:themeShade="BF"/>
+        <w:left w:val="single" w:sz="4" w:space="0" w:color="BFBFBF" w:themeColor="background1" w:themeShade="BF"/>
+        <w:bottom w:val="single" w:sz="4" w:space="0" w:color="BFBFBF" w:themeColor="background1" w:themeShade="BF"/>
+        <w:right w:val="single" w:sz="4" w:space="0" w:color="BFBFBF" w:themeColor="background1" w:themeShade="BF"/>
+        <w:insideH w:val="single" w:sz="4" w:space="0" w:color="BFBFBF" w:themeColor="background1" w:themeShade="BF"/>
+        <w:insideV w:val="single" w:sz="4" w:space="0" w:color="BFBFBF" w:themeColor="background1" w:themeShade="BF"/>
+      </w:tblBorders>
+    </w:tblPr>
+  </w:style>
 </w:styles>
 </file>
 
